--- a/Cryptography_Project_Notes.docx
+++ b/Cryptography_Project_Notes.docx
@@ -4,7 +4,7 @@
   <w:body>
     <w:p>
       <w:pPr>
-        <w:pStyle w:val="709"/>
+        <w:pStyle w:val="890"/>
         <w:pBdr/>
         <w:spacing/>
         <w:ind w:right="0" w:firstLine="0" w:left="0"/>
@@ -20,7 +20,7 @@
     </w:p>
     <w:p>
       <w:pPr>
-        <w:pStyle w:val="693"/>
+        <w:pStyle w:val="874"/>
         <w:pBdr/>
         <w:spacing/>
         <w:ind/>
@@ -36,7 +36,7 @@
     </w:p>
     <w:p>
       <w:pPr>
-        <w:pStyle w:val="694"/>
+        <w:pStyle w:val="875"/>
         <w:pBdr/>
         <w:spacing/>
         <w:ind/>
@@ -52,7 +52,7 @@
     </w:p>
     <w:p>
       <w:pPr>
-        <w:pStyle w:val="723"/>
+        <w:pStyle w:val="904"/>
         <w:pBdr/>
         <w:spacing/>
         <w:ind/>
@@ -65,7 +65,7 @@
     </w:p>
     <w:p>
       <w:pPr>
-        <w:pStyle w:val="723"/>
+        <w:pStyle w:val="904"/>
         <w:pBdr/>
         <w:spacing/>
         <w:ind/>
@@ -78,7 +78,7 @@
     </w:p>
     <w:p>
       <w:pPr>
-        <w:pStyle w:val="723"/>
+        <w:pStyle w:val="904"/>
         <w:pBdr/>
         <w:spacing/>
         <w:ind/>
@@ -91,7 +91,7 @@
     </w:p>
     <w:p>
       <w:pPr>
-        <w:pStyle w:val="694"/>
+        <w:pStyle w:val="875"/>
         <w:pBdr/>
         <w:spacing/>
         <w:ind/>
@@ -228,7 +228,7 @@
     </w:p>
     <w:p>
       <w:pPr>
-        <w:pStyle w:val="693"/>
+        <w:pStyle w:val="874"/>
         <w:pBdr/>
         <w:spacing/>
         <w:ind/>
@@ -244,7 +244,7 @@
     </w:p>
     <w:p>
       <w:pPr>
-        <w:pStyle w:val="694"/>
+        <w:pStyle w:val="875"/>
         <w:pBdr/>
         <w:spacing/>
         <w:ind/>
@@ -314,7 +314,7 @@
     </w:p>
     <w:p>
       <w:pPr>
-        <w:pStyle w:val="723"/>
+        <w:pStyle w:val="904"/>
         <w:pBdr/>
         <w:spacing/>
         <w:ind/>
@@ -327,7 +327,7 @@
     </w:p>
     <w:p>
       <w:pPr>
-        <w:pStyle w:val="723"/>
+        <w:pStyle w:val="904"/>
         <w:pBdr/>
         <w:spacing/>
         <w:ind/>
@@ -340,7 +340,7 @@
     </w:p>
     <w:p>
       <w:pPr>
-        <w:pStyle w:val="723"/>
+        <w:pStyle w:val="904"/>
         <w:pBdr/>
         <w:spacing/>
         <w:ind/>
@@ -353,7 +353,7 @@
     </w:p>
     <w:p>
       <w:pPr>
-        <w:pStyle w:val="694"/>
+        <w:pStyle w:val="875"/>
         <w:pBdr/>
         <w:spacing/>
         <w:ind/>
@@ -426,7 +426,7 @@
     </w:p>
     <w:p>
       <w:pPr>
-        <w:pStyle w:val="723"/>
+        <w:pStyle w:val="904"/>
         <w:pBdr/>
         <w:spacing/>
         <w:ind/>
@@ -439,7 +439,7 @@
     </w:p>
     <w:p>
       <w:pPr>
-        <w:pStyle w:val="723"/>
+        <w:pStyle w:val="904"/>
         <w:pBdr/>
         <w:spacing/>
         <w:ind/>
@@ -455,7 +455,7 @@
     </w:p>
     <w:p>
       <w:pPr>
-        <w:pStyle w:val="694"/>
+        <w:pStyle w:val="875"/>
         <w:pBdr/>
         <w:spacing/>
         <w:ind/>
@@ -528,7 +528,7 @@
     </w:p>
     <w:p>
       <w:pPr>
-        <w:pStyle w:val="723"/>
+        <w:pStyle w:val="904"/>
         <w:pBdr/>
         <w:spacing/>
         <w:ind/>
@@ -544,7 +544,7 @@
     </w:p>
     <w:p>
       <w:pPr>
-        <w:pStyle w:val="723"/>
+        <w:pStyle w:val="904"/>
         <w:pBdr/>
         <w:spacing/>
         <w:ind/>
@@ -569,7 +569,7 @@
     </w:p>
     <w:p>
       <w:pPr>
-        <w:pStyle w:val="693"/>
+        <w:pStyle w:val="874"/>
         <w:pBdr/>
         <w:spacing/>
         <w:ind/>
@@ -597,7 +597,7 @@
     </w:p>
     <w:p>
       <w:pPr>
-        <w:pStyle w:val="694"/>
+        <w:pStyle w:val="875"/>
         <w:pBdr/>
         <w:spacing/>
         <w:ind/>
@@ -613,7 +613,7 @@
     </w:p>
     <w:tbl>
       <w:tblPr>
-        <w:tblStyle w:val="755"/>
+        <w:tblStyle w:val="936"/>
         <w:tblW w:w="0" w:type="auto"/>
         <w:tblBorders/>
         <w:tblLook w:val="04A0" w:firstRow="1" w:lastRow="0" w:firstColumn="1" w:lastColumn="0" w:noHBand="0" w:noVBand="1"/>
@@ -864,7 +864,7 @@
     </w:p>
     <w:p>
       <w:pPr>
-        <w:pStyle w:val="694"/>
+        <w:pStyle w:val="875"/>
         <w:pBdr/>
         <w:spacing/>
         <w:ind/>
@@ -880,7 +880,7 @@
     </w:p>
     <w:tbl>
       <w:tblPr>
-        <w:tblStyle w:val="755"/>
+        <w:tblStyle w:val="936"/>
         <w:tblW w:w="0" w:type="auto"/>
         <w:tblBorders/>
         <w:tblLook w:val="04A0" w:firstRow="1" w:lastRow="0" w:firstColumn="1" w:lastColumn="0" w:noHBand="0" w:noVBand="1"/>
@@ -1074,7 +1074,7 @@
     </w:p>
     <w:p>
       <w:pPr>
-        <w:pStyle w:val="694"/>
+        <w:pStyle w:val="875"/>
         <w:pBdr/>
         <w:spacing/>
         <w:ind/>
@@ -1090,7 +1090,7 @@
     </w:p>
     <w:tbl>
       <w:tblPr>
-        <w:tblStyle w:val="755"/>
+        <w:tblStyle w:val="936"/>
         <w:tblW w:w="0" w:type="auto"/>
         <w:tblBorders/>
         <w:tblLook w:val="04A0" w:firstRow="1" w:lastRow="0" w:firstColumn="1" w:lastColumn="0" w:noHBand="0" w:noVBand="1"/>
@@ -1284,7 +1284,7 @@
     </w:p>
     <w:p>
       <w:pPr>
-        <w:pStyle w:val="694"/>
+        <w:pStyle w:val="875"/>
         <w:pBdr/>
         <w:spacing/>
         <w:ind/>
@@ -1300,7 +1300,7 @@
     </w:p>
     <w:tbl>
       <w:tblPr>
-        <w:tblStyle w:val="755"/>
+        <w:tblStyle w:val="936"/>
         <w:tblW w:w="0" w:type="auto"/>
         <w:tblBorders/>
         <w:tblLook w:val="04A0" w:firstRow="1" w:lastRow="0" w:firstColumn="1" w:lastColumn="0" w:noHBand="0" w:noVBand="1"/>
@@ -1437,7 +1437,7 @@
     </w:p>
     <w:p>
       <w:pPr>
-        <w:pStyle w:val="694"/>
+        <w:pStyle w:val="875"/>
         <w:pBdr/>
         <w:spacing/>
         <w:ind/>
@@ -1453,7 +1453,7 @@
     </w:p>
     <w:tbl>
       <w:tblPr>
-        <w:tblStyle w:val="755"/>
+        <w:tblStyle w:val="936"/>
         <w:tblW w:w="0" w:type="auto"/>
         <w:tblBorders/>
         <w:tblLook w:val="04A0" w:firstRow="1" w:lastRow="0" w:firstColumn="1" w:lastColumn="0" w:noHBand="0" w:noVBand="1"/>
@@ -1647,7 +1647,7 @@
     </w:p>
     <w:p>
       <w:pPr>
-        <w:pStyle w:val="694"/>
+        <w:pStyle w:val="875"/>
         <w:pBdr/>
         <w:spacing/>
         <w:ind/>
@@ -1663,7 +1663,7 @@
     </w:p>
     <w:tbl>
       <w:tblPr>
-        <w:tblStyle w:val="755"/>
+        <w:tblStyle w:val="936"/>
         <w:tblW w:w="0" w:type="auto"/>
         <w:tblBorders/>
         <w:tblLook w:val="04A0" w:firstRow="1" w:lastRow="0" w:firstColumn="1" w:lastColumn="0" w:noHBand="0" w:noVBand="1"/>
@@ -1857,7 +1857,7 @@
     </w:p>
     <w:p>
       <w:pPr>
-        <w:pStyle w:val="694"/>
+        <w:pStyle w:val="875"/>
         <w:pBdr/>
         <w:spacing/>
         <w:ind/>
@@ -1873,7 +1873,7 @@
     </w:p>
     <w:tbl>
       <w:tblPr>
-        <w:tblStyle w:val="755"/>
+        <w:tblStyle w:val="936"/>
         <w:tblW w:w="0" w:type="auto"/>
         <w:tblBorders/>
         <w:tblLook w:val="04A0" w:firstRow="1" w:lastRow="0" w:firstColumn="1" w:lastColumn="0" w:noHBand="0" w:noVBand="1"/>
@@ -2010,7 +2010,7 @@
     </w:p>
     <w:p>
       <w:pPr>
-        <w:pStyle w:val="694"/>
+        <w:pStyle w:val="875"/>
         <w:pBdr/>
         <w:spacing/>
         <w:ind/>
@@ -2026,7 +2026,7 @@
     </w:p>
     <w:tbl>
       <w:tblPr>
-        <w:tblStyle w:val="755"/>
+        <w:tblStyle w:val="936"/>
         <w:tblW w:w="0" w:type="auto"/>
         <w:tblBorders/>
         <w:tblLook w:val="04A0" w:firstRow="1" w:lastRow="0" w:firstColumn="1" w:lastColumn="0" w:noHBand="0" w:noVBand="1"/>
@@ -2163,7 +2163,7 @@
     </w:p>
     <w:p>
       <w:pPr>
-        <w:pStyle w:val="694"/>
+        <w:pStyle w:val="875"/>
         <w:pBdr/>
         <w:spacing/>
         <w:ind/>
@@ -2179,7 +2179,7 @@
     </w:p>
     <w:tbl>
       <w:tblPr>
-        <w:tblStyle w:val="755"/>
+        <w:tblStyle w:val="936"/>
         <w:tblW w:w="0" w:type="auto"/>
         <w:tblBorders/>
         <w:tblLook w:val="04A0" w:firstRow="1" w:lastRow="0" w:firstColumn="1" w:lastColumn="0" w:noHBand="0" w:noVBand="1"/>
@@ -2772,7 +2772,7 @@
     </w:p>
     <w:p>
       <w:pPr>
-        <w:pStyle w:val="694"/>
+        <w:pStyle w:val="875"/>
         <w:pBdr/>
         <w:spacing/>
         <w:ind/>
@@ -2788,7 +2788,7 @@
     </w:p>
     <w:tbl>
       <w:tblPr>
-        <w:tblStyle w:val="755"/>
+        <w:tblStyle w:val="936"/>
         <w:tblW w:w="0" w:type="auto"/>
         <w:tblBorders/>
         <w:tblLook w:val="04A0" w:firstRow="1" w:lastRow="0" w:firstColumn="1" w:lastColumn="0" w:noHBand="0" w:noVBand="1"/>
@@ -3210,7 +3210,7 @@
     </w:p>
     <w:p>
       <w:pPr>
-        <w:pStyle w:val="694"/>
+        <w:pStyle w:val="875"/>
         <w:pBdr/>
         <w:spacing/>
         <w:ind/>
@@ -3226,7 +3226,7 @@
     </w:p>
     <w:p>
       <w:pPr>
-        <w:pStyle w:val="723"/>
+        <w:pStyle w:val="904"/>
         <w:pBdr/>
         <w:spacing/>
         <w:ind/>
@@ -3251,7 +3251,7 @@
     </w:p>
     <w:p>
       <w:pPr>
-        <w:pStyle w:val="723"/>
+        <w:pStyle w:val="904"/>
         <w:pBdr/>
         <w:spacing/>
         <w:ind/>
@@ -3276,7 +3276,7 @@
     </w:p>
     <w:p>
       <w:pPr>
-        <w:pStyle w:val="723"/>
+        <w:pStyle w:val="904"/>
         <w:pBdr/>
         <w:spacing/>
         <w:ind/>
@@ -3301,7 +3301,7 @@
     </w:p>
     <w:p>
       <w:pPr>
-        <w:pStyle w:val="723"/>
+        <w:pStyle w:val="904"/>
         <w:pBdr/>
         <w:spacing/>
         <w:ind/>
@@ -3326,7 +3326,7 @@
     </w:p>
     <w:p>
       <w:pPr>
-        <w:pStyle w:val="723"/>
+        <w:pStyle w:val="904"/>
         <w:pBdr/>
         <w:spacing/>
         <w:ind/>
@@ -3351,7 +3351,7 @@
     </w:p>
     <w:p>
       <w:pPr>
-        <w:pStyle w:val="694"/>
+        <w:pStyle w:val="875"/>
         <w:pBdr/>
         <w:spacing/>
         <w:ind/>
@@ -3367,7 +3367,7 @@
     </w:p>
     <w:tbl>
       <w:tblPr>
-        <w:tblStyle w:val="755"/>
+        <w:tblStyle w:val="936"/>
         <w:tblW w:w="0" w:type="auto"/>
         <w:tblBorders/>
         <w:tblLook w:val="04A0" w:firstRow="1" w:lastRow="0" w:firstColumn="1" w:lastColumn="0" w:noHBand="0" w:noVBand="1"/>
@@ -3504,7 +3504,7 @@
     </w:p>
     <w:p>
       <w:pPr>
-        <w:pStyle w:val="694"/>
+        <w:pStyle w:val="875"/>
         <w:pBdr/>
         <w:spacing/>
         <w:ind/>
@@ -3520,7 +3520,7 @@
     </w:p>
     <w:tbl>
       <w:tblPr>
-        <w:tblStyle w:val="755"/>
+        <w:tblStyle w:val="936"/>
         <w:tblW w:w="0" w:type="auto"/>
         <w:tblBorders/>
         <w:tblLook w:val="04A0" w:firstRow="1" w:lastRow="0" w:firstColumn="1" w:lastColumn="0" w:noHBand="0" w:noVBand="1"/>
@@ -3942,7 +3942,7 @@
     </w:p>
     <w:p>
       <w:pPr>
-        <w:pStyle w:val="723"/>
+        <w:pStyle w:val="904"/>
         <w:pBdr/>
         <w:spacing/>
         <w:ind/>
@@ -3967,7 +3967,7 @@
     </w:p>
     <w:p>
       <w:pPr>
-        <w:pStyle w:val="694"/>
+        <w:pStyle w:val="875"/>
         <w:pBdr/>
         <w:spacing/>
         <w:ind/>
@@ -3983,7 +3983,7 @@
     </w:p>
     <w:tbl>
       <w:tblPr>
-        <w:tblStyle w:val="755"/>
+        <w:tblStyle w:val="936"/>
         <w:tblW w:w="0" w:type="auto"/>
         <w:tblBorders/>
         <w:tblLook w:val="04A0" w:firstRow="1" w:lastRow="0" w:firstColumn="1" w:lastColumn="0" w:noHBand="0" w:noVBand="1"/>
@@ -4347,6 +4347,7 @@
       <w:r/>
     </w:p>
     <w:sectPr>
+      <w:headerReference w:type="default" r:id="rId9"/>
       <w:footnotePr/>
       <w:endnotePr/>
       <w:type w:val="nextPage"/>
@@ -4368,7 +4369,6 @@
         <w:ind/>
         <w:rPr/>
       </w:pPr>
-      <w:r/>
       <w:r>
         <w:separator/>
       </w:r>
@@ -4383,7 +4383,6 @@
         <w:ind/>
         <w:rPr/>
       </w:pPr>
-      <w:r/>
       <w:r>
         <w:continuationSeparator/>
       </w:r>
@@ -4403,7 +4402,6 @@
         <w:ind/>
         <w:rPr/>
       </w:pPr>
-      <w:r/>
       <w:r>
         <w:separator/>
       </w:r>
@@ -4418,7 +4416,6 @@
         <w:ind/>
         <w:rPr/>
       </w:pPr>
-      <w:r/>
       <w:r>
         <w:continuationSeparator/>
       </w:r>
@@ -4426,6 +4423,22 @@
     </w:p>
   </w:footnote>
 </w:footnotes>
+</file>
+
+<file path=word/header1.xml><?xml version="1.0" encoding="utf-8"?>
+<w:hdr xmlns:wpc="http://schemas.microsoft.com/office/word/2010/wordprocessingCanvas" xmlns:mc="http://schemas.openxmlformats.org/markup-compatibility/2006" xmlns:o="urn:schemas-microsoft-com:office:office" xmlns:r="http://schemas.openxmlformats.org/officeDocument/2006/relationships" xmlns:m="http://schemas.openxmlformats.org/officeDocument/2006/math" xmlns:v="urn:schemas-microsoft-com:vml" xmlns:wp14="http://schemas.microsoft.com/office/word/2010/wordprocessingDrawing" xmlns:wp="http://schemas.openxmlformats.org/drawingml/2006/wordprocessingDrawing" xmlns:w10="urn:schemas-microsoft-com:office:word" xmlns:w="http://schemas.openxmlformats.org/wordprocessingml/2006/main" xmlns:w14="http://schemas.microsoft.com/office/word/2010/wordml" xmlns:w15="http://schemas.microsoft.com/office/word/2012/wordml" xmlns:wpg="http://schemas.microsoft.com/office/word/2010/wordprocessingGroup" xmlns:wpi="http://schemas.microsoft.com/office/word/2010/wordprocessingInk" xmlns:wne="http://schemas.microsoft.com/office/word/2006/wordml" xmlns:a="http://schemas.openxmlformats.org/drawingml/2006/main" xmlns:wps="http://schemas.microsoft.com/office/word/2010/wordprocessingShape" mc:Ignorable="w14 w15 wp14">
+  <w:p>
+    <w:pPr>
+      <w:pStyle w:val="870"/>
+      <w:pBdr/>
+      <w:spacing/>
+      <w:ind/>
+      <w:rPr/>
+    </w:pPr>
+    <w:r/>
+    <w:r/>
+  </w:p>
+</w:hdr>
 </file>
 
 <file path=word/numbering.xml><?xml version="1.0" encoding="utf-8"?>
@@ -4709,7 +4722,7 @@
         <w:spacing/>
         <w:ind w:hanging="360" w:left="1080"/>
       </w:pPr>
-      <w:pStyle w:val="728"/>
+      <w:pStyle w:val="909"/>
       <w:rPr/>
       <w:start w:val="1"/>
       <w:suff w:val="tab"/>
@@ -4842,7 +4855,7 @@
         <w:spacing/>
         <w:ind w:hanging="360" w:left="720"/>
       </w:pPr>
-      <w:pStyle w:val="727"/>
+      <w:pStyle w:val="908"/>
       <w:rPr/>
       <w:start w:val="1"/>
       <w:suff w:val="tab"/>
@@ -5109,7 +5122,7 @@
         <w:spacing/>
         <w:ind w:hanging="360" w:left="1080"/>
       </w:pPr>
-      <w:pStyle w:val="725"/>
+      <w:pStyle w:val="906"/>
       <w:rPr>
         <w:rFonts w:hint="default" w:ascii="Symbol" w:hAnsi="Symbol"/>
       </w:rPr>
@@ -5244,7 +5257,7 @@
         <w:spacing/>
         <w:ind w:hanging="360" w:left="720"/>
       </w:pPr>
-      <w:pStyle w:val="724"/>
+      <w:pStyle w:val="905"/>
       <w:rPr>
         <w:rFonts w:hint="default" w:ascii="Symbol" w:hAnsi="Symbol"/>
       </w:rPr>
@@ -5379,7 +5392,7 @@
         <w:spacing/>
         <w:ind w:hanging="360" w:left="360"/>
       </w:pPr>
-      <w:pStyle w:val="726"/>
+      <w:pStyle w:val="907"/>
       <w:rPr/>
       <w:start w:val="1"/>
       <w:suff w:val="tab"/>
@@ -5512,7 +5525,7 @@
         <w:spacing/>
         <w:ind w:hanging="360" w:left="360"/>
       </w:pPr>
-      <w:pStyle w:val="723"/>
+      <w:pStyle w:val="904"/>
       <w:rPr>
         <w:rFonts w:hint="default" w:ascii="Symbol" w:hAnsi="Symbol"/>
       </w:rPr>
@@ -5820,9 +5833,9 @@
     <w:lsdException w:name="Bibliography" w:uiPriority="37"/>
     <w:lsdException w:name="TOC Heading" w:uiPriority="39" w:qFormat="1"/>
   </w:latentStyles>
-  <w:style w:type="table" w:styleId="13">
+  <w:style w:type="table" w:styleId="725">
     <w:name w:val="Table Grid Light"/>
-    <w:basedOn w:val="703"/>
+    <w:basedOn w:val="884"/>
     <w:uiPriority w:val="59"/>
     <w:pPr>
       <w:pBdr/>
@@ -6019,9 +6032,9 @@
       </w:tcPr>
     </w:tblStylePr>
   </w:style>
-  <w:style w:type="table" w:styleId="14">
+  <w:style w:type="table" w:styleId="726">
     <w:name w:val="Plain Table 1"/>
-    <w:basedOn w:val="703"/>
+    <w:basedOn w:val="884"/>
     <w:uiPriority w:val="59"/>
     <w:pPr>
       <w:pBdr/>
@@ -6244,9 +6257,9 @@
       </w:tcPr>
     </w:tblStylePr>
   </w:style>
-  <w:style w:type="table" w:styleId="15">
+  <w:style w:type="table" w:styleId="727">
     <w:name w:val="Plain Table 2"/>
-    <w:basedOn w:val="703"/>
+    <w:basedOn w:val="884"/>
     <w:uiPriority w:val="59"/>
     <w:pPr>
       <w:pBdr/>
@@ -6477,9 +6490,9 @@
       </w:tcPr>
     </w:tblStylePr>
   </w:style>
-  <w:style w:type="table" w:styleId="16">
+  <w:style w:type="table" w:styleId="728">
     <w:name w:val="Plain Table 3"/>
-    <w:basedOn w:val="703"/>
+    <w:basedOn w:val="884"/>
     <w:uiPriority w:val="99"/>
     <w:pPr>
       <w:pBdr/>
@@ -6707,9 +6720,9 @@
       </w:tcPr>
     </w:tblStylePr>
   </w:style>
-  <w:style w:type="table" w:styleId="17">
+  <w:style w:type="table" w:styleId="729">
     <w:name w:val="Plain Table 4"/>
-    <w:basedOn w:val="703"/>
+    <w:basedOn w:val="884"/>
     <w:uiPriority w:val="99"/>
     <w:pPr>
       <w:pBdr/>
@@ -6923,9 +6936,9 @@
       </w:tcPr>
     </w:tblStylePr>
   </w:style>
-  <w:style w:type="table" w:styleId="18">
+  <w:style w:type="table" w:styleId="730">
     <w:name w:val="Plain Table 5"/>
-    <w:basedOn w:val="703"/>
+    <w:basedOn w:val="884"/>
     <w:uiPriority w:val="99"/>
     <w:pPr>
       <w:pBdr/>
@@ -7156,9 +7169,9 @@
       </w:tcPr>
     </w:tblStylePr>
   </w:style>
-  <w:style w:type="table" w:styleId="19">
+  <w:style w:type="table" w:styleId="731">
     <w:name w:val="Grid Table 1 Light"/>
-    <w:basedOn w:val="703"/>
+    <w:basedOn w:val="884"/>
     <w:uiPriority w:val="99"/>
     <w:pPr>
       <w:pBdr/>
@@ -7379,9 +7392,9 @@
       </w:tcPr>
     </w:tblStylePr>
   </w:style>
-  <w:style w:type="table" w:styleId="20">
+  <w:style w:type="table" w:styleId="732">
     <w:name w:val="Grid Table 1 Light - Accent 1"/>
-    <w:basedOn w:val="703"/>
+    <w:basedOn w:val="884"/>
     <w:uiPriority w:val="99"/>
     <w:pPr>
       <w:pBdr/>
@@ -7602,9 +7615,9 @@
       </w:tcPr>
     </w:tblStylePr>
   </w:style>
-  <w:style w:type="table" w:styleId="21">
+  <w:style w:type="table" w:styleId="733">
     <w:name w:val="Grid Table 1 Light - Accent 2"/>
-    <w:basedOn w:val="703"/>
+    <w:basedOn w:val="884"/>
     <w:uiPriority w:val="99"/>
     <w:pPr>
       <w:pBdr/>
@@ -7825,9 +7838,9 @@
       </w:tcPr>
     </w:tblStylePr>
   </w:style>
-  <w:style w:type="table" w:styleId="22">
+  <w:style w:type="table" w:styleId="734">
     <w:name w:val="Grid Table 1 Light - Accent 3"/>
-    <w:basedOn w:val="703"/>
+    <w:basedOn w:val="884"/>
     <w:uiPriority w:val="99"/>
     <w:pPr>
       <w:pBdr/>
@@ -8048,9 +8061,9 @@
       </w:tcPr>
     </w:tblStylePr>
   </w:style>
-  <w:style w:type="table" w:styleId="23">
+  <w:style w:type="table" w:styleId="735">
     <w:name w:val="Grid Table 1 Light - Accent 4"/>
-    <w:basedOn w:val="703"/>
+    <w:basedOn w:val="884"/>
     <w:uiPriority w:val="99"/>
     <w:pPr>
       <w:pBdr/>
@@ -8271,9 +8284,9 @@
       </w:tcPr>
     </w:tblStylePr>
   </w:style>
-  <w:style w:type="table" w:styleId="24">
+  <w:style w:type="table" w:styleId="736">
     <w:name w:val="Grid Table 1 Light - Accent 5"/>
-    <w:basedOn w:val="703"/>
+    <w:basedOn w:val="884"/>
     <w:uiPriority w:val="99"/>
     <w:pPr>
       <w:pBdr/>
@@ -8494,9 +8507,9 @@
       </w:tcPr>
     </w:tblStylePr>
   </w:style>
-  <w:style w:type="table" w:styleId="25">
+  <w:style w:type="table" w:styleId="737">
     <w:name w:val="Grid Table 1 Light - Accent 6"/>
-    <w:basedOn w:val="703"/>
+    <w:basedOn w:val="884"/>
     <w:uiPriority w:val="99"/>
     <w:pPr>
       <w:pBdr/>
@@ -8717,9 +8730,9 @@
       </w:tcPr>
     </w:tblStylePr>
   </w:style>
-  <w:style w:type="table" w:styleId="26">
+  <w:style w:type="table" w:styleId="738">
     <w:name w:val="Grid Table 2"/>
-    <w:basedOn w:val="703"/>
+    <w:basedOn w:val="884"/>
     <w:uiPriority w:val="99"/>
     <w:pPr>
       <w:pBdr/>
@@ -8949,9 +8962,9 @@
       </w:tcPr>
     </w:tblStylePr>
   </w:style>
-  <w:style w:type="table" w:styleId="27">
+  <w:style w:type="table" w:styleId="739">
     <w:name w:val="Grid Table 2 - Accent 1"/>
-    <w:basedOn w:val="703"/>
+    <w:basedOn w:val="884"/>
     <w:uiPriority w:val="99"/>
     <w:pPr>
       <w:pBdr/>
@@ -9181,9 +9194,9 @@
       </w:tcPr>
     </w:tblStylePr>
   </w:style>
-  <w:style w:type="table" w:styleId="28">
+  <w:style w:type="table" w:styleId="740">
     <w:name w:val="Grid Table 2 - Accent 2"/>
-    <w:basedOn w:val="703"/>
+    <w:basedOn w:val="884"/>
     <w:uiPriority w:val="99"/>
     <w:pPr>
       <w:pBdr/>
@@ -9413,9 +9426,9 @@
       </w:tcPr>
     </w:tblStylePr>
   </w:style>
-  <w:style w:type="table" w:styleId="29">
+  <w:style w:type="table" w:styleId="741">
     <w:name w:val="Grid Table 2 - Accent 3"/>
-    <w:basedOn w:val="703"/>
+    <w:basedOn w:val="884"/>
     <w:uiPriority w:val="99"/>
     <w:pPr>
       <w:pBdr/>
@@ -9645,9 +9658,9 @@
       </w:tcPr>
     </w:tblStylePr>
   </w:style>
-  <w:style w:type="table" w:styleId="30">
+  <w:style w:type="table" w:styleId="742">
     <w:name w:val="Grid Table 2 - Accent 4"/>
-    <w:basedOn w:val="703"/>
+    <w:basedOn w:val="884"/>
     <w:uiPriority w:val="99"/>
     <w:pPr>
       <w:pBdr/>
@@ -9877,9 +9890,9 @@
       </w:tcPr>
     </w:tblStylePr>
   </w:style>
-  <w:style w:type="table" w:styleId="31">
+  <w:style w:type="table" w:styleId="743">
     <w:name w:val="Grid Table 2 - Accent 5"/>
-    <w:basedOn w:val="703"/>
+    <w:basedOn w:val="884"/>
     <w:uiPriority w:val="99"/>
     <w:pPr>
       <w:pBdr/>
@@ -10109,9 +10122,9 @@
       </w:tcPr>
     </w:tblStylePr>
   </w:style>
-  <w:style w:type="table" w:styleId="32">
+  <w:style w:type="table" w:styleId="744">
     <w:name w:val="Grid Table 2 - Accent 6"/>
-    <w:basedOn w:val="703"/>
+    <w:basedOn w:val="884"/>
     <w:uiPriority w:val="99"/>
     <w:pPr>
       <w:pBdr/>
@@ -10341,9 +10354,9 @@
       </w:tcPr>
     </w:tblStylePr>
   </w:style>
-  <w:style w:type="table" w:styleId="33">
+  <w:style w:type="table" w:styleId="745">
     <w:name w:val="Grid Table 3"/>
-    <w:basedOn w:val="703"/>
+    <w:basedOn w:val="884"/>
     <w:uiPriority w:val="99"/>
     <w:pPr>
       <w:pBdr/>
@@ -10442,7 +10455,7 @@
         <w:tblBorders/>
       </w:tblPr>
       <w:tcPr>
-        <w:shd w:color="ffffff"/>
+        <w:shd w:val="clear" w:color="ffffff"/>
         <w:tcBorders>
           <w:top w:val="none" w:color="000000" w:sz="4" w:space="0"/>
           <w:left w:val="none" w:color="000000" w:sz="4" w:space="0"/>
@@ -10488,7 +10501,7 @@
         <w:tblBorders/>
       </w:tblPr>
       <w:tcPr>
-        <w:shd w:color="ffffff"/>
+        <w:shd w:val="clear" w:color="ffffff"/>
         <w:tcBorders>
           <w:top w:val="none" w:color="000000" w:sz="4" w:space="0"/>
           <w:left w:val="none" w:color="000000" w:sz="4" w:space="0"/>
@@ -10586,9 +10599,9 @@
       </w:tcPr>
     </w:tblStylePr>
   </w:style>
-  <w:style w:type="table" w:styleId="34">
+  <w:style w:type="table" w:styleId="746">
     <w:name w:val="Grid Table 3 - Accent 1"/>
-    <w:basedOn w:val="703"/>
+    <w:basedOn w:val="884"/>
     <w:uiPriority w:val="99"/>
     <w:pPr>
       <w:pBdr/>
@@ -10687,7 +10700,7 @@
         <w:tblBorders/>
       </w:tblPr>
       <w:tcPr>
-        <w:shd w:color="ffffff"/>
+        <w:shd w:val="clear" w:color="ffffff"/>
         <w:tcBorders>
           <w:top w:val="none" w:color="000000" w:sz="4" w:space="0"/>
           <w:left w:val="none" w:color="000000" w:sz="4" w:space="0"/>
@@ -10733,7 +10746,7 @@
         <w:tblBorders/>
       </w:tblPr>
       <w:tcPr>
-        <w:shd w:color="ffffff"/>
+        <w:shd w:val="clear" w:color="ffffff"/>
         <w:tcBorders>
           <w:top w:val="none" w:color="000000" w:sz="4" w:space="0"/>
           <w:left w:val="none" w:color="000000" w:sz="4" w:space="0"/>
@@ -10831,9 +10844,9 @@
       </w:tcPr>
     </w:tblStylePr>
   </w:style>
-  <w:style w:type="table" w:styleId="35">
+  <w:style w:type="table" w:styleId="747">
     <w:name w:val="Grid Table 3 - Accent 2"/>
-    <w:basedOn w:val="703"/>
+    <w:basedOn w:val="884"/>
     <w:uiPriority w:val="99"/>
     <w:pPr>
       <w:pBdr/>
@@ -10932,7 +10945,7 @@
         <w:tblBorders/>
       </w:tblPr>
       <w:tcPr>
-        <w:shd w:color="ffffff"/>
+        <w:shd w:val="clear" w:color="ffffff"/>
         <w:tcBorders>
           <w:top w:val="none" w:color="000000" w:sz="4" w:space="0"/>
           <w:left w:val="none" w:color="000000" w:sz="4" w:space="0"/>
@@ -10978,7 +10991,7 @@
         <w:tblBorders/>
       </w:tblPr>
       <w:tcPr>
-        <w:shd w:color="ffffff"/>
+        <w:shd w:val="clear" w:color="ffffff"/>
         <w:tcBorders>
           <w:top w:val="none" w:color="000000" w:sz="4" w:space="0"/>
           <w:left w:val="none" w:color="000000" w:sz="4" w:space="0"/>
@@ -11076,9 +11089,9 @@
       </w:tcPr>
     </w:tblStylePr>
   </w:style>
-  <w:style w:type="table" w:styleId="36">
+  <w:style w:type="table" w:styleId="748">
     <w:name w:val="Grid Table 3 - Accent 3"/>
-    <w:basedOn w:val="703"/>
+    <w:basedOn w:val="884"/>
     <w:uiPriority w:val="99"/>
     <w:pPr>
       <w:pBdr/>
@@ -11177,7 +11190,7 @@
         <w:tblBorders/>
       </w:tblPr>
       <w:tcPr>
-        <w:shd w:color="ffffff"/>
+        <w:shd w:val="clear" w:color="ffffff"/>
         <w:tcBorders>
           <w:top w:val="none" w:color="000000" w:sz="4" w:space="0"/>
           <w:left w:val="none" w:color="000000" w:sz="4" w:space="0"/>
@@ -11223,7 +11236,7 @@
         <w:tblBorders/>
       </w:tblPr>
       <w:tcPr>
-        <w:shd w:color="ffffff"/>
+        <w:shd w:val="clear" w:color="ffffff"/>
         <w:tcBorders>
           <w:top w:val="none" w:color="000000" w:sz="4" w:space="0"/>
           <w:left w:val="none" w:color="000000" w:sz="4" w:space="0"/>
@@ -11321,9 +11334,9 @@
       </w:tcPr>
     </w:tblStylePr>
   </w:style>
-  <w:style w:type="table" w:styleId="37">
+  <w:style w:type="table" w:styleId="749">
     <w:name w:val="Grid Table 3 - Accent 4"/>
-    <w:basedOn w:val="703"/>
+    <w:basedOn w:val="884"/>
     <w:uiPriority w:val="99"/>
     <w:pPr>
       <w:pBdr/>
@@ -11422,7 +11435,7 @@
         <w:tblBorders/>
       </w:tblPr>
       <w:tcPr>
-        <w:shd w:color="ffffff"/>
+        <w:shd w:val="clear" w:color="ffffff"/>
         <w:tcBorders>
           <w:top w:val="none" w:color="000000" w:sz="4" w:space="0"/>
           <w:left w:val="none" w:color="000000" w:sz="4" w:space="0"/>
@@ -11468,7 +11481,7 @@
         <w:tblBorders/>
       </w:tblPr>
       <w:tcPr>
-        <w:shd w:color="ffffff"/>
+        <w:shd w:val="clear" w:color="ffffff"/>
         <w:tcBorders>
           <w:top w:val="none" w:color="000000" w:sz="4" w:space="0"/>
           <w:left w:val="none" w:color="000000" w:sz="4" w:space="0"/>
@@ -11566,9 +11579,9 @@
       </w:tcPr>
     </w:tblStylePr>
   </w:style>
-  <w:style w:type="table" w:styleId="38">
+  <w:style w:type="table" w:styleId="750">
     <w:name w:val="Grid Table 3 - Accent 5"/>
-    <w:basedOn w:val="703"/>
+    <w:basedOn w:val="884"/>
     <w:uiPriority w:val="99"/>
     <w:pPr>
       <w:pBdr/>
@@ -11667,7 +11680,7 @@
         <w:tblBorders/>
       </w:tblPr>
       <w:tcPr>
-        <w:shd w:color="ffffff"/>
+        <w:shd w:val="clear" w:color="ffffff"/>
         <w:tcBorders>
           <w:top w:val="none" w:color="000000" w:sz="4" w:space="0"/>
           <w:left w:val="none" w:color="000000" w:sz="4" w:space="0"/>
@@ -11713,7 +11726,7 @@
         <w:tblBorders/>
       </w:tblPr>
       <w:tcPr>
-        <w:shd w:color="ffffff"/>
+        <w:shd w:val="clear" w:color="ffffff"/>
         <w:tcBorders>
           <w:top w:val="none" w:color="000000" w:sz="4" w:space="0"/>
           <w:left w:val="none" w:color="000000" w:sz="4" w:space="0"/>
@@ -11811,9 +11824,9 @@
       </w:tcPr>
     </w:tblStylePr>
   </w:style>
-  <w:style w:type="table" w:styleId="39">
+  <w:style w:type="table" w:styleId="751">
     <w:name w:val="Grid Table 3 - Accent 6"/>
-    <w:basedOn w:val="703"/>
+    <w:basedOn w:val="884"/>
     <w:uiPriority w:val="99"/>
     <w:pPr>
       <w:pBdr/>
@@ -11912,7 +11925,7 @@
         <w:tblBorders/>
       </w:tblPr>
       <w:tcPr>
-        <w:shd w:color="ffffff"/>
+        <w:shd w:val="clear" w:color="ffffff"/>
         <w:tcBorders>
           <w:top w:val="none" w:color="000000" w:sz="4" w:space="0"/>
           <w:left w:val="none" w:color="000000" w:sz="4" w:space="0"/>
@@ -11958,7 +11971,7 @@
         <w:tblBorders/>
       </w:tblPr>
       <w:tcPr>
-        <w:shd w:color="ffffff"/>
+        <w:shd w:val="clear" w:color="ffffff"/>
         <w:tcBorders>
           <w:top w:val="none" w:color="000000" w:sz="4" w:space="0"/>
           <w:left w:val="none" w:color="000000" w:sz="4" w:space="0"/>
@@ -12056,9 +12069,9 @@
       </w:tcPr>
     </w:tblStylePr>
   </w:style>
-  <w:style w:type="table" w:styleId="40">
+  <w:style w:type="table" w:styleId="752">
     <w:name w:val="Grid Table 4"/>
-    <w:basedOn w:val="703"/>
+    <w:basedOn w:val="884"/>
     <w:uiPriority w:val="59"/>
     <w:pPr>
       <w:pBdr/>
@@ -12289,9 +12302,9 @@
       </w:tcPr>
     </w:tblStylePr>
   </w:style>
-  <w:style w:type="table" w:styleId="41">
+  <w:style w:type="table" w:styleId="753">
     <w:name w:val="Grid Table 4 - Accent 1"/>
-    <w:basedOn w:val="703"/>
+    <w:basedOn w:val="884"/>
     <w:uiPriority w:val="59"/>
     <w:pPr>
       <w:pBdr/>
@@ -12522,9 +12535,9 @@
       </w:tcPr>
     </w:tblStylePr>
   </w:style>
-  <w:style w:type="table" w:styleId="42">
+  <w:style w:type="table" w:styleId="754">
     <w:name w:val="Grid Table 4 - Accent 2"/>
-    <w:basedOn w:val="703"/>
+    <w:basedOn w:val="884"/>
     <w:uiPriority w:val="59"/>
     <w:pPr>
       <w:pBdr/>
@@ -12755,9 +12768,9 @@
       </w:tcPr>
     </w:tblStylePr>
   </w:style>
-  <w:style w:type="table" w:styleId="43">
+  <w:style w:type="table" w:styleId="755">
     <w:name w:val="Grid Table 4 - Accent 3"/>
-    <w:basedOn w:val="703"/>
+    <w:basedOn w:val="884"/>
     <w:uiPriority w:val="59"/>
     <w:pPr>
       <w:pBdr/>
@@ -12988,9 +13001,9 @@
       </w:tcPr>
     </w:tblStylePr>
   </w:style>
-  <w:style w:type="table" w:styleId="44">
+  <w:style w:type="table" w:styleId="756">
     <w:name w:val="Grid Table 4 - Accent 4"/>
-    <w:basedOn w:val="703"/>
+    <w:basedOn w:val="884"/>
     <w:uiPriority w:val="59"/>
     <w:pPr>
       <w:pBdr/>
@@ -13221,9 +13234,9 @@
       </w:tcPr>
     </w:tblStylePr>
   </w:style>
-  <w:style w:type="table" w:styleId="45">
+  <w:style w:type="table" w:styleId="757">
     <w:name w:val="Grid Table 4 - Accent 5"/>
-    <w:basedOn w:val="703"/>
+    <w:basedOn w:val="884"/>
     <w:uiPriority w:val="59"/>
     <w:pPr>
       <w:pBdr/>
@@ -13454,9 +13467,9 @@
       </w:tcPr>
     </w:tblStylePr>
   </w:style>
-  <w:style w:type="table" w:styleId="46">
+  <w:style w:type="table" w:styleId="758">
     <w:name w:val="Grid Table 4 - Accent 6"/>
-    <w:basedOn w:val="703"/>
+    <w:basedOn w:val="884"/>
     <w:uiPriority w:val="59"/>
     <w:pPr>
       <w:pBdr/>
@@ -13687,9 +13700,9 @@
       </w:tcPr>
     </w:tblStylePr>
   </w:style>
-  <w:style w:type="table" w:styleId="47">
+  <w:style w:type="table" w:styleId="759">
     <w:name w:val="Grid Table 5 Dark"/>
-    <w:basedOn w:val="703"/>
+    <w:basedOn w:val="884"/>
     <w:uiPriority w:val="99"/>
     <w:pPr>
       <w:pBdr/>
@@ -13915,9 +13928,9 @@
       </w:tcPr>
     </w:tblStylePr>
   </w:style>
-  <w:style w:type="table" w:styleId="48">
+  <w:style w:type="table" w:styleId="760">
     <w:name w:val="Grid Table 5 Dark- Accent 1"/>
-    <w:basedOn w:val="703"/>
+    <w:basedOn w:val="884"/>
     <w:uiPriority w:val="99"/>
     <w:pPr>
       <w:pBdr/>
@@ -14143,9 +14156,9 @@
       </w:tcPr>
     </w:tblStylePr>
   </w:style>
-  <w:style w:type="table" w:styleId="49">
+  <w:style w:type="table" w:styleId="761">
     <w:name w:val="Grid Table 5 Dark - Accent 2"/>
-    <w:basedOn w:val="703"/>
+    <w:basedOn w:val="884"/>
     <w:uiPriority w:val="99"/>
     <w:pPr>
       <w:pBdr/>
@@ -14371,9 +14384,9 @@
       </w:tcPr>
     </w:tblStylePr>
   </w:style>
-  <w:style w:type="table" w:styleId="50">
+  <w:style w:type="table" w:styleId="762">
     <w:name w:val="Grid Table 5 Dark - Accent 3"/>
-    <w:basedOn w:val="703"/>
+    <w:basedOn w:val="884"/>
     <w:uiPriority w:val="99"/>
     <w:pPr>
       <w:pBdr/>
@@ -14599,9 +14612,9 @@
       </w:tcPr>
     </w:tblStylePr>
   </w:style>
-  <w:style w:type="table" w:styleId="51">
+  <w:style w:type="table" w:styleId="763">
     <w:name w:val="Grid Table 5 Dark- Accent 4"/>
-    <w:basedOn w:val="703"/>
+    <w:basedOn w:val="884"/>
     <w:uiPriority w:val="99"/>
     <w:pPr>
       <w:pBdr/>
@@ -14827,9 +14840,9 @@
       </w:tcPr>
     </w:tblStylePr>
   </w:style>
-  <w:style w:type="table" w:styleId="52">
+  <w:style w:type="table" w:styleId="764">
     <w:name w:val="Grid Table 5 Dark - Accent 5"/>
-    <w:basedOn w:val="703"/>
+    <w:basedOn w:val="884"/>
     <w:uiPriority w:val="99"/>
     <w:pPr>
       <w:pBdr/>
@@ -15055,9 +15068,9 @@
       </w:tcPr>
     </w:tblStylePr>
   </w:style>
-  <w:style w:type="table" w:styleId="53">
+  <w:style w:type="table" w:styleId="765">
     <w:name w:val="Grid Table 5 Dark - Accent 6"/>
-    <w:basedOn w:val="703"/>
+    <w:basedOn w:val="884"/>
     <w:uiPriority w:val="99"/>
     <w:pPr>
       <w:pBdr/>
@@ -15283,9 +15296,9 @@
       </w:tcPr>
     </w:tblStylePr>
   </w:style>
-  <w:style w:type="table" w:styleId="54">
+  <w:style w:type="table" w:styleId="766">
     <w:name w:val="Grid Table 6 Colorful"/>
-    <w:basedOn w:val="703"/>
+    <w:basedOn w:val="884"/>
     <w:uiPriority w:val="99"/>
     <w:pPr>
       <w:pBdr/>
@@ -15513,9 +15526,9 @@
       </w:tcPr>
     </w:tblStylePr>
   </w:style>
-  <w:style w:type="table" w:styleId="55">
+  <w:style w:type="table" w:styleId="767">
     <w:name w:val="Grid Table 6 Colorful - Accent 1"/>
-    <w:basedOn w:val="703"/>
+    <w:basedOn w:val="884"/>
     <w:uiPriority w:val="99"/>
     <w:pPr>
       <w:pBdr/>
@@ -15743,9 +15756,9 @@
       </w:tcPr>
     </w:tblStylePr>
   </w:style>
-  <w:style w:type="table" w:styleId="56">
+  <w:style w:type="table" w:styleId="768">
     <w:name w:val="Grid Table 6 Colorful - Accent 2"/>
-    <w:basedOn w:val="703"/>
+    <w:basedOn w:val="884"/>
     <w:uiPriority w:val="99"/>
     <w:pPr>
       <w:pBdr/>
@@ -15973,9 +15986,9 @@
       </w:tcPr>
     </w:tblStylePr>
   </w:style>
-  <w:style w:type="table" w:styleId="57">
+  <w:style w:type="table" w:styleId="769">
     <w:name w:val="Grid Table 6 Colorful - Accent 3"/>
-    <w:basedOn w:val="703"/>
+    <w:basedOn w:val="884"/>
     <w:uiPriority w:val="99"/>
     <w:pPr>
       <w:pBdr/>
@@ -16203,9 +16216,9 @@
       </w:tcPr>
     </w:tblStylePr>
   </w:style>
-  <w:style w:type="table" w:styleId="58">
+  <w:style w:type="table" w:styleId="770">
     <w:name w:val="Grid Table 6 Colorful - Accent 4"/>
-    <w:basedOn w:val="703"/>
+    <w:basedOn w:val="884"/>
     <w:uiPriority w:val="99"/>
     <w:pPr>
       <w:pBdr/>
@@ -16433,9 +16446,9 @@
       </w:tcPr>
     </w:tblStylePr>
   </w:style>
-  <w:style w:type="table" w:styleId="59">
+  <w:style w:type="table" w:styleId="771">
     <w:name w:val="Grid Table 6 Colorful - Accent 5"/>
-    <w:basedOn w:val="703"/>
+    <w:basedOn w:val="884"/>
     <w:uiPriority w:val="99"/>
     <w:pPr>
       <w:pBdr/>
@@ -16663,9 +16676,9 @@
       </w:tcPr>
     </w:tblStylePr>
   </w:style>
-  <w:style w:type="table" w:styleId="60">
+  <w:style w:type="table" w:styleId="772">
     <w:name w:val="Grid Table 6 Colorful - Accent 6"/>
-    <w:basedOn w:val="703"/>
+    <w:basedOn w:val="884"/>
     <w:uiPriority w:val="99"/>
     <w:pPr>
       <w:pBdr/>
@@ -16893,9 +16906,9 @@
       </w:tcPr>
     </w:tblStylePr>
   </w:style>
-  <w:style w:type="table" w:styleId="61">
+  <w:style w:type="table" w:styleId="773">
     <w:name w:val="Grid Table 7 Colorful"/>
-    <w:basedOn w:val="703"/>
+    <w:basedOn w:val="884"/>
     <w:uiPriority w:val="99"/>
     <w:pPr>
       <w:pBdr/>
@@ -16997,11 +17010,11 @@
         <w:tblBorders/>
       </w:tblPr>
       <w:tcPr>
-        <w:shd w:color="ffffff"/>
-        <w:tcBorders>
-          <w:top w:val="none"/>
-          <w:left w:val="none"/>
-          <w:bottom w:val="none"/>
+        <w:shd w:val="clear" w:color="ffffff"/>
+        <w:tcBorders>
+          <w:top w:val="none" w:color="000000" w:sz="4" w:space="0"/>
+          <w:left w:val="none" w:color="000000" w:sz="4" w:space="0"/>
+          <w:bottom w:val="none" w:color="000000" w:sz="4" w:space="0"/>
           <w:right w:val="single" w:color="000000" w:themeColor="text1" w:themeTint="80" w:sz="4" w:space="0"/>
         </w:tcBorders>
       </w:tcPr>
@@ -17024,10 +17037,10 @@
       <w:tcPr>
         <w:shd w:val="clear" w:color="ffffff" w:themeColor="light1" w:fill="ffffff" w:themeFill="light1"/>
         <w:tcBorders>
-          <w:top w:val="none"/>
-          <w:left w:val="none"/>
+          <w:top w:val="none" w:color="000000" w:sz="4" w:space="0"/>
+          <w:left w:val="none" w:color="000000" w:sz="4" w:space="0"/>
           <w:bottom w:val="single" w:color="000000" w:themeColor="text1" w:themeTint="80" w:sz="4" w:space="0"/>
-          <w:right w:val="none"/>
+          <w:right w:val="none" w:color="000000" w:sz="4" w:space="0"/>
         </w:tcBorders>
       </w:tcPr>
     </w:tblStylePr>
@@ -17047,12 +17060,12 @@
         <w:tblBorders/>
       </w:tblPr>
       <w:tcPr>
-        <w:shd w:color="ffffff"/>
-        <w:tcBorders>
-          <w:top w:val="none"/>
+        <w:shd w:val="clear" w:color="ffffff"/>
+        <w:tcBorders>
+          <w:top w:val="none" w:color="000000" w:sz="4" w:space="0"/>
           <w:left w:val="single" w:color="000000" w:themeColor="text1" w:themeTint="80" w:sz="4" w:space="0"/>
-          <w:bottom w:val="none"/>
-          <w:right w:val="none"/>
+          <w:bottom w:val="none" w:color="000000" w:sz="4" w:space="0"/>
+          <w:right w:val="none" w:color="000000" w:sz="4" w:space="0"/>
         </w:tcBorders>
       </w:tcPr>
     </w:tblStylePr>
@@ -17075,9 +17088,9 @@
         <w:shd w:val="clear" w:color="ffffff" w:themeColor="light1" w:fill="ffffff" w:themeFill="light1"/>
         <w:tcBorders>
           <w:top w:val="single" w:color="000000" w:themeColor="text1" w:themeTint="80" w:sz="4" w:space="0"/>
-          <w:left w:val="none"/>
-          <w:bottom w:val="none"/>
-          <w:right w:val="none"/>
+          <w:left w:val="none" w:color="000000" w:sz="4" w:space="0"/>
+          <w:bottom w:val="none" w:color="000000" w:sz="4" w:space="0"/>
+          <w:right w:val="none" w:color="000000" w:sz="4" w:space="0"/>
         </w:tcBorders>
       </w:tcPr>
     </w:tblStylePr>
@@ -17147,9 +17160,9 @@
       </w:tcPr>
     </w:tblStylePr>
   </w:style>
-  <w:style w:type="table" w:styleId="62">
+  <w:style w:type="table" w:styleId="774">
     <w:name w:val="Grid Table 7 Colorful - Accent 1"/>
-    <w:basedOn w:val="703"/>
+    <w:basedOn w:val="884"/>
     <w:uiPriority w:val="99"/>
     <w:pPr>
       <w:pBdr/>
@@ -17251,11 +17264,11 @@
         <w:tblBorders/>
       </w:tblPr>
       <w:tcPr>
-        <w:shd w:color="ffffff"/>
-        <w:tcBorders>
-          <w:top w:val="none"/>
-          <w:left w:val="none"/>
-          <w:bottom w:val="none"/>
+        <w:shd w:val="clear" w:color="ffffff"/>
+        <w:tcBorders>
+          <w:top w:val="none" w:color="000000" w:sz="4" w:space="0"/>
+          <w:left w:val="none" w:color="000000" w:sz="4" w:space="0"/>
+          <w:bottom w:val="none" w:color="000000" w:sz="4" w:space="0"/>
           <w:right w:val="single" w:color="000000" w:themeColor="accent1" w:themeTint="80" w:sz="4" w:space="0"/>
         </w:tcBorders>
       </w:tcPr>
@@ -17278,10 +17291,10 @@
       <w:tcPr>
         <w:shd w:val="clear" w:color="ffffff" w:themeColor="light1" w:fill="ffffff" w:themeFill="light1"/>
         <w:tcBorders>
-          <w:top w:val="none"/>
-          <w:left w:val="none"/>
+          <w:top w:val="none" w:color="000000" w:sz="4" w:space="0"/>
+          <w:left w:val="none" w:color="000000" w:sz="4" w:space="0"/>
           <w:bottom w:val="single" w:color="000000" w:themeColor="accent1" w:themeTint="80" w:sz="4" w:space="0"/>
-          <w:right w:val="none"/>
+          <w:right w:val="none" w:color="000000" w:sz="4" w:space="0"/>
         </w:tcBorders>
       </w:tcPr>
     </w:tblStylePr>
@@ -17301,12 +17314,12 @@
         <w:tblBorders/>
       </w:tblPr>
       <w:tcPr>
-        <w:shd w:color="ffffff"/>
-        <w:tcBorders>
-          <w:top w:val="none"/>
+        <w:shd w:val="clear" w:color="ffffff"/>
+        <w:tcBorders>
+          <w:top w:val="none" w:color="000000" w:sz="4" w:space="0"/>
           <w:left w:val="single" w:color="000000" w:themeColor="accent1" w:themeTint="80" w:sz="4" w:space="0"/>
-          <w:bottom w:val="none"/>
-          <w:right w:val="none"/>
+          <w:bottom w:val="none" w:color="000000" w:sz="4" w:space="0"/>
+          <w:right w:val="none" w:color="000000" w:sz="4" w:space="0"/>
         </w:tcBorders>
       </w:tcPr>
     </w:tblStylePr>
@@ -17329,9 +17342,9 @@
         <w:shd w:val="clear" w:color="ffffff" w:themeColor="light1" w:fill="ffffff" w:themeFill="light1"/>
         <w:tcBorders>
           <w:top w:val="single" w:color="000000" w:themeColor="accent1" w:themeTint="80" w:sz="4" w:space="0"/>
-          <w:left w:val="none"/>
-          <w:bottom w:val="none"/>
-          <w:right w:val="none"/>
+          <w:left w:val="none" w:color="000000" w:sz="4" w:space="0"/>
+          <w:bottom w:val="none" w:color="000000" w:sz="4" w:space="0"/>
+          <w:right w:val="none" w:color="000000" w:sz="4" w:space="0"/>
         </w:tcBorders>
       </w:tcPr>
     </w:tblStylePr>
@@ -17401,9 +17414,9 @@
       </w:tcPr>
     </w:tblStylePr>
   </w:style>
-  <w:style w:type="table" w:styleId="63">
+  <w:style w:type="table" w:styleId="775">
     <w:name w:val="Grid Table 7 Colorful - Accent 2"/>
-    <w:basedOn w:val="703"/>
+    <w:basedOn w:val="884"/>
     <w:uiPriority w:val="99"/>
     <w:pPr>
       <w:pBdr/>
@@ -17505,11 +17518,11 @@
         <w:tblBorders/>
       </w:tblPr>
       <w:tcPr>
-        <w:shd w:color="ffffff"/>
-        <w:tcBorders>
-          <w:top w:val="none"/>
-          <w:left w:val="none"/>
-          <w:bottom w:val="none"/>
+        <w:shd w:val="clear" w:color="ffffff"/>
+        <w:tcBorders>
+          <w:top w:val="none" w:color="000000" w:sz="4" w:space="0"/>
+          <w:left w:val="none" w:color="000000" w:sz="4" w:space="0"/>
+          <w:bottom w:val="none" w:color="000000" w:sz="4" w:space="0"/>
           <w:right w:val="single" w:color="000000" w:themeColor="accent2" w:themeTint="97" w:sz="4" w:space="0"/>
         </w:tcBorders>
       </w:tcPr>
@@ -17532,10 +17545,10 @@
       <w:tcPr>
         <w:shd w:val="clear" w:color="ffffff" w:themeColor="light1" w:fill="ffffff" w:themeFill="light1"/>
         <w:tcBorders>
-          <w:top w:val="none"/>
-          <w:left w:val="none"/>
+          <w:top w:val="none" w:color="000000" w:sz="4" w:space="0"/>
+          <w:left w:val="none" w:color="000000" w:sz="4" w:space="0"/>
           <w:bottom w:val="single" w:color="000000" w:themeColor="accent2" w:themeTint="97" w:sz="4" w:space="0"/>
-          <w:right w:val="none"/>
+          <w:right w:val="none" w:color="000000" w:sz="4" w:space="0"/>
         </w:tcBorders>
       </w:tcPr>
     </w:tblStylePr>
@@ -17555,12 +17568,12 @@
         <w:tblBorders/>
       </w:tblPr>
       <w:tcPr>
-        <w:shd w:color="ffffff"/>
-        <w:tcBorders>
-          <w:top w:val="none"/>
+        <w:shd w:val="clear" w:color="ffffff"/>
+        <w:tcBorders>
+          <w:top w:val="none" w:color="000000" w:sz="4" w:space="0"/>
           <w:left w:val="single" w:color="000000" w:themeColor="accent2" w:themeTint="97" w:sz="4" w:space="0"/>
-          <w:bottom w:val="none"/>
-          <w:right w:val="none"/>
+          <w:bottom w:val="none" w:color="000000" w:sz="4" w:space="0"/>
+          <w:right w:val="none" w:color="000000" w:sz="4" w:space="0"/>
         </w:tcBorders>
       </w:tcPr>
     </w:tblStylePr>
@@ -17583,9 +17596,9 @@
         <w:shd w:val="clear" w:color="ffffff" w:themeColor="light1" w:fill="ffffff" w:themeFill="light1"/>
         <w:tcBorders>
           <w:top w:val="single" w:color="000000" w:themeColor="accent2" w:themeTint="97" w:sz="4" w:space="0"/>
-          <w:left w:val="none"/>
-          <w:bottom w:val="none"/>
-          <w:right w:val="none"/>
+          <w:left w:val="none" w:color="000000" w:sz="4" w:space="0"/>
+          <w:bottom w:val="none" w:color="000000" w:sz="4" w:space="0"/>
+          <w:right w:val="none" w:color="000000" w:sz="4" w:space="0"/>
         </w:tcBorders>
       </w:tcPr>
     </w:tblStylePr>
@@ -17655,9 +17668,9 @@
       </w:tcPr>
     </w:tblStylePr>
   </w:style>
-  <w:style w:type="table" w:styleId="64">
+  <w:style w:type="table" w:styleId="776">
     <w:name w:val="Grid Table 7 Colorful - Accent 3"/>
-    <w:basedOn w:val="703"/>
+    <w:basedOn w:val="884"/>
     <w:uiPriority w:val="99"/>
     <w:pPr>
       <w:pBdr/>
@@ -17759,11 +17772,11 @@
         <w:tblBorders/>
       </w:tblPr>
       <w:tcPr>
-        <w:shd w:color="ffffff"/>
-        <w:tcBorders>
-          <w:top w:val="none"/>
-          <w:left w:val="none"/>
-          <w:bottom w:val="none"/>
+        <w:shd w:val="clear" w:color="ffffff"/>
+        <w:tcBorders>
+          <w:top w:val="none" w:color="000000" w:sz="4" w:space="0"/>
+          <w:left w:val="none" w:color="000000" w:sz="4" w:space="0"/>
+          <w:bottom w:val="none" w:color="000000" w:sz="4" w:space="0"/>
           <w:right w:val="single" w:color="000000" w:themeColor="accent3" w:themeTint="FE" w:sz="4" w:space="0"/>
         </w:tcBorders>
       </w:tcPr>
@@ -17786,10 +17799,10 @@
       <w:tcPr>
         <w:shd w:val="clear" w:color="ffffff" w:themeColor="light1" w:fill="ffffff" w:themeFill="light1"/>
         <w:tcBorders>
-          <w:top w:val="none"/>
-          <w:left w:val="none"/>
+          <w:top w:val="none" w:color="000000" w:sz="4" w:space="0"/>
+          <w:left w:val="none" w:color="000000" w:sz="4" w:space="0"/>
           <w:bottom w:val="single" w:color="000000" w:themeColor="accent3" w:themeTint="FE" w:sz="4" w:space="0"/>
-          <w:right w:val="none"/>
+          <w:right w:val="none" w:color="000000" w:sz="4" w:space="0"/>
         </w:tcBorders>
       </w:tcPr>
     </w:tblStylePr>
@@ -17809,12 +17822,12 @@
         <w:tblBorders/>
       </w:tblPr>
       <w:tcPr>
-        <w:shd w:color="ffffff"/>
-        <w:tcBorders>
-          <w:top w:val="none"/>
+        <w:shd w:val="clear" w:color="ffffff"/>
+        <w:tcBorders>
+          <w:top w:val="none" w:color="000000" w:sz="4" w:space="0"/>
           <w:left w:val="single" w:color="000000" w:themeColor="accent3" w:themeTint="FE" w:sz="4" w:space="0"/>
-          <w:bottom w:val="none"/>
-          <w:right w:val="none"/>
+          <w:bottom w:val="none" w:color="000000" w:sz="4" w:space="0"/>
+          <w:right w:val="none" w:color="000000" w:sz="4" w:space="0"/>
         </w:tcBorders>
       </w:tcPr>
     </w:tblStylePr>
@@ -17837,9 +17850,9 @@
         <w:shd w:val="clear" w:color="ffffff" w:themeColor="light1" w:fill="ffffff" w:themeFill="light1"/>
         <w:tcBorders>
           <w:top w:val="single" w:color="000000" w:themeColor="accent3" w:themeTint="FE" w:sz="4" w:space="0"/>
-          <w:left w:val="none"/>
-          <w:bottom w:val="none"/>
-          <w:right w:val="none"/>
+          <w:left w:val="none" w:color="000000" w:sz="4" w:space="0"/>
+          <w:bottom w:val="none" w:color="000000" w:sz="4" w:space="0"/>
+          <w:right w:val="none" w:color="000000" w:sz="4" w:space="0"/>
         </w:tcBorders>
       </w:tcPr>
     </w:tblStylePr>
@@ -17909,9 +17922,9 @@
       </w:tcPr>
     </w:tblStylePr>
   </w:style>
-  <w:style w:type="table" w:styleId="65">
+  <w:style w:type="table" w:styleId="777">
     <w:name w:val="Grid Table 7 Colorful - Accent 4"/>
-    <w:basedOn w:val="703"/>
+    <w:basedOn w:val="884"/>
     <w:uiPriority w:val="99"/>
     <w:pPr>
       <w:pBdr/>
@@ -18013,11 +18026,11 @@
         <w:tblBorders/>
       </w:tblPr>
       <w:tcPr>
-        <w:shd w:color="ffffff"/>
-        <w:tcBorders>
-          <w:top w:val="none"/>
-          <w:left w:val="none"/>
-          <w:bottom w:val="none"/>
+        <w:shd w:val="clear" w:color="ffffff"/>
+        <w:tcBorders>
+          <w:top w:val="none" w:color="000000" w:sz="4" w:space="0"/>
+          <w:left w:val="none" w:color="000000" w:sz="4" w:space="0"/>
+          <w:bottom w:val="none" w:color="000000" w:sz="4" w:space="0"/>
           <w:right w:val="single" w:color="000000" w:themeColor="accent4" w:themeTint="9A" w:sz="4" w:space="0"/>
         </w:tcBorders>
       </w:tcPr>
@@ -18040,10 +18053,10 @@
       <w:tcPr>
         <w:shd w:val="clear" w:color="ffffff" w:themeColor="light1" w:fill="ffffff" w:themeFill="light1"/>
         <w:tcBorders>
-          <w:top w:val="none"/>
-          <w:left w:val="none"/>
+          <w:top w:val="none" w:color="000000" w:sz="4" w:space="0"/>
+          <w:left w:val="none" w:color="000000" w:sz="4" w:space="0"/>
           <w:bottom w:val="single" w:color="000000" w:themeColor="accent4" w:themeTint="9A" w:sz="4" w:space="0"/>
-          <w:right w:val="none"/>
+          <w:right w:val="none" w:color="000000" w:sz="4" w:space="0"/>
         </w:tcBorders>
       </w:tcPr>
     </w:tblStylePr>
@@ -18063,12 +18076,12 @@
         <w:tblBorders/>
       </w:tblPr>
       <w:tcPr>
-        <w:shd w:color="ffffff"/>
-        <w:tcBorders>
-          <w:top w:val="none"/>
+        <w:shd w:val="clear" w:color="ffffff"/>
+        <w:tcBorders>
+          <w:top w:val="none" w:color="000000" w:sz="4" w:space="0"/>
           <w:left w:val="single" w:color="000000" w:themeColor="accent4" w:themeTint="9A" w:sz="4" w:space="0"/>
-          <w:bottom w:val="none"/>
-          <w:right w:val="none"/>
+          <w:bottom w:val="none" w:color="000000" w:sz="4" w:space="0"/>
+          <w:right w:val="none" w:color="000000" w:sz="4" w:space="0"/>
         </w:tcBorders>
       </w:tcPr>
     </w:tblStylePr>
@@ -18091,9 +18104,9 @@
         <w:shd w:val="clear" w:color="ffffff" w:themeColor="light1" w:fill="ffffff" w:themeFill="light1"/>
         <w:tcBorders>
           <w:top w:val="single" w:color="000000" w:themeColor="accent4" w:themeTint="9A" w:sz="4" w:space="0"/>
-          <w:left w:val="none"/>
-          <w:bottom w:val="none"/>
-          <w:right w:val="none"/>
+          <w:left w:val="none" w:color="000000" w:sz="4" w:space="0"/>
+          <w:bottom w:val="none" w:color="000000" w:sz="4" w:space="0"/>
+          <w:right w:val="none" w:color="000000" w:sz="4" w:space="0"/>
         </w:tcBorders>
       </w:tcPr>
     </w:tblStylePr>
@@ -18163,9 +18176,9 @@
       </w:tcPr>
     </w:tblStylePr>
   </w:style>
-  <w:style w:type="table" w:styleId="66">
+  <w:style w:type="table" w:styleId="778">
     <w:name w:val="Grid Table 7 Colorful - Accent 5"/>
-    <w:basedOn w:val="703"/>
+    <w:basedOn w:val="884"/>
     <w:uiPriority w:val="99"/>
     <w:pPr>
       <w:pBdr/>
@@ -18267,11 +18280,11 @@
         <w:tblBorders/>
       </w:tblPr>
       <w:tcPr>
-        <w:shd w:color="ffffff"/>
-        <w:tcBorders>
-          <w:top w:val="none"/>
-          <w:left w:val="none"/>
-          <w:bottom w:val="none"/>
+        <w:shd w:val="clear" w:color="ffffff"/>
+        <w:tcBorders>
+          <w:top w:val="none" w:color="000000" w:sz="4" w:space="0"/>
+          <w:left w:val="none" w:color="000000" w:sz="4" w:space="0"/>
+          <w:bottom w:val="none" w:color="000000" w:sz="4" w:space="0"/>
           <w:right w:val="single" w:color="000000" w:themeColor="accent5" w:themeTint="90" w:sz="4" w:space="0"/>
         </w:tcBorders>
       </w:tcPr>
@@ -18294,10 +18307,10 @@
       <w:tcPr>
         <w:shd w:val="clear" w:color="ffffff" w:themeColor="light1" w:fill="ffffff" w:themeFill="light1"/>
         <w:tcBorders>
-          <w:top w:val="none"/>
-          <w:left w:val="none"/>
+          <w:top w:val="none" w:color="000000" w:sz="4" w:space="0"/>
+          <w:left w:val="none" w:color="000000" w:sz="4" w:space="0"/>
           <w:bottom w:val="single" w:color="000000" w:themeColor="accent5" w:themeTint="90" w:sz="4" w:space="0"/>
-          <w:right w:val="none"/>
+          <w:right w:val="none" w:color="000000" w:sz="4" w:space="0"/>
         </w:tcBorders>
       </w:tcPr>
     </w:tblStylePr>
@@ -18317,12 +18330,12 @@
         <w:tblBorders/>
       </w:tblPr>
       <w:tcPr>
-        <w:shd w:color="ffffff"/>
-        <w:tcBorders>
-          <w:top w:val="none"/>
+        <w:shd w:val="clear" w:color="ffffff"/>
+        <w:tcBorders>
+          <w:top w:val="none" w:color="000000" w:sz="4" w:space="0"/>
           <w:left w:val="single" w:color="000000" w:themeColor="accent5" w:themeTint="90" w:sz="4" w:space="0"/>
-          <w:bottom w:val="none"/>
-          <w:right w:val="none"/>
+          <w:bottom w:val="none" w:color="000000" w:sz="4" w:space="0"/>
+          <w:right w:val="none" w:color="000000" w:sz="4" w:space="0"/>
         </w:tcBorders>
       </w:tcPr>
     </w:tblStylePr>
@@ -18345,9 +18358,9 @@
         <w:shd w:val="clear" w:color="ffffff" w:themeColor="light1" w:fill="ffffff" w:themeFill="light1"/>
         <w:tcBorders>
           <w:top w:val="single" w:color="000000" w:themeColor="accent5" w:themeTint="90" w:sz="4" w:space="0"/>
-          <w:left w:val="none"/>
-          <w:bottom w:val="none"/>
-          <w:right w:val="none"/>
+          <w:left w:val="none" w:color="000000" w:sz="4" w:space="0"/>
+          <w:bottom w:val="none" w:color="000000" w:sz="4" w:space="0"/>
+          <w:right w:val="none" w:color="000000" w:sz="4" w:space="0"/>
         </w:tcBorders>
       </w:tcPr>
     </w:tblStylePr>
@@ -18417,9 +18430,9 @@
       </w:tcPr>
     </w:tblStylePr>
   </w:style>
-  <w:style w:type="table" w:styleId="67">
+  <w:style w:type="table" w:styleId="779">
     <w:name w:val="Grid Table 7 Colorful - Accent 6"/>
-    <w:basedOn w:val="703"/>
+    <w:basedOn w:val="884"/>
     <w:uiPriority w:val="99"/>
     <w:pPr>
       <w:pBdr/>
@@ -18521,11 +18534,11 @@
         <w:tblBorders/>
       </w:tblPr>
       <w:tcPr>
-        <w:shd w:color="ffffff"/>
-        <w:tcBorders>
-          <w:top w:val="none"/>
-          <w:left w:val="none"/>
-          <w:bottom w:val="none"/>
+        <w:shd w:val="clear" w:color="ffffff"/>
+        <w:tcBorders>
+          <w:top w:val="none" w:color="000000" w:sz="4" w:space="0"/>
+          <w:left w:val="none" w:color="000000" w:sz="4" w:space="0"/>
+          <w:bottom w:val="none" w:color="000000" w:sz="4" w:space="0"/>
           <w:right w:val="single" w:color="000000" w:themeColor="accent6" w:themeTint="90" w:sz="4" w:space="0"/>
         </w:tcBorders>
       </w:tcPr>
@@ -18548,10 +18561,10 @@
       <w:tcPr>
         <w:shd w:val="clear" w:color="ffffff" w:themeColor="light1" w:fill="ffffff" w:themeFill="light1"/>
         <w:tcBorders>
-          <w:top w:val="none"/>
-          <w:left w:val="none"/>
+          <w:top w:val="none" w:color="000000" w:sz="4" w:space="0"/>
+          <w:left w:val="none" w:color="000000" w:sz="4" w:space="0"/>
           <w:bottom w:val="single" w:color="000000" w:themeColor="accent6" w:themeTint="90" w:sz="4" w:space="0"/>
-          <w:right w:val="none"/>
+          <w:right w:val="none" w:color="000000" w:sz="4" w:space="0"/>
         </w:tcBorders>
       </w:tcPr>
     </w:tblStylePr>
@@ -18571,12 +18584,12 @@
         <w:tblBorders/>
       </w:tblPr>
       <w:tcPr>
-        <w:shd w:color="ffffff"/>
-        <w:tcBorders>
-          <w:top w:val="none"/>
+        <w:shd w:val="clear" w:color="ffffff"/>
+        <w:tcBorders>
+          <w:top w:val="none" w:color="000000" w:sz="4" w:space="0"/>
           <w:left w:val="single" w:color="000000" w:themeColor="accent6" w:themeTint="90" w:sz="4" w:space="0"/>
-          <w:bottom w:val="none"/>
-          <w:right w:val="none"/>
+          <w:bottom w:val="none" w:color="000000" w:sz="4" w:space="0"/>
+          <w:right w:val="none" w:color="000000" w:sz="4" w:space="0"/>
         </w:tcBorders>
       </w:tcPr>
     </w:tblStylePr>
@@ -18599,9 +18612,9 @@
         <w:shd w:val="clear" w:color="ffffff" w:themeColor="light1" w:fill="ffffff" w:themeFill="light1"/>
         <w:tcBorders>
           <w:top w:val="single" w:color="000000" w:themeColor="accent6" w:themeTint="90" w:sz="4" w:space="0"/>
-          <w:left w:val="none"/>
-          <w:bottom w:val="none"/>
-          <w:right w:val="none"/>
+          <w:left w:val="none" w:color="000000" w:sz="4" w:space="0"/>
+          <w:bottom w:val="none" w:color="000000" w:sz="4" w:space="0"/>
+          <w:right w:val="none" w:color="000000" w:sz="4" w:space="0"/>
         </w:tcBorders>
       </w:tcPr>
     </w:tblStylePr>
@@ -18671,9 +18684,9 @@
       </w:tcPr>
     </w:tblStylePr>
   </w:style>
-  <w:style w:type="table" w:styleId="68">
+  <w:style w:type="table" w:styleId="780">
     <w:name w:val="List Table 1 Light"/>
-    <w:basedOn w:val="703"/>
+    <w:basedOn w:val="884"/>
     <w:uiPriority w:val="99"/>
     <w:pPr>
       <w:pBdr/>
@@ -18887,9 +18900,9 @@
       </w:tcPr>
     </w:tblStylePr>
   </w:style>
-  <w:style w:type="table" w:styleId="69">
+  <w:style w:type="table" w:styleId="781">
     <w:name w:val="List Table 1 Light - Accent 1"/>
-    <w:basedOn w:val="703"/>
+    <w:basedOn w:val="884"/>
     <w:uiPriority w:val="99"/>
     <w:pPr>
       <w:pBdr/>
@@ -19103,9 +19116,9 @@
       </w:tcPr>
     </w:tblStylePr>
   </w:style>
-  <w:style w:type="table" w:styleId="70">
+  <w:style w:type="table" w:styleId="782">
     <w:name w:val="List Table 1 Light - Accent 2"/>
-    <w:basedOn w:val="703"/>
+    <w:basedOn w:val="884"/>
     <w:uiPriority w:val="99"/>
     <w:pPr>
       <w:pBdr/>
@@ -19319,9 +19332,9 @@
       </w:tcPr>
     </w:tblStylePr>
   </w:style>
-  <w:style w:type="table" w:styleId="71">
+  <w:style w:type="table" w:styleId="783">
     <w:name w:val="List Table 1 Light - Accent 3"/>
-    <w:basedOn w:val="703"/>
+    <w:basedOn w:val="884"/>
     <w:uiPriority w:val="99"/>
     <w:pPr>
       <w:pBdr/>
@@ -19535,9 +19548,9 @@
       </w:tcPr>
     </w:tblStylePr>
   </w:style>
-  <w:style w:type="table" w:styleId="72">
+  <w:style w:type="table" w:styleId="784">
     <w:name w:val="List Table 1 Light - Accent 4"/>
-    <w:basedOn w:val="703"/>
+    <w:basedOn w:val="884"/>
     <w:uiPriority w:val="99"/>
     <w:pPr>
       <w:pBdr/>
@@ -19751,9 +19764,9 @@
       </w:tcPr>
     </w:tblStylePr>
   </w:style>
-  <w:style w:type="table" w:styleId="73">
+  <w:style w:type="table" w:styleId="785">
     <w:name w:val="List Table 1 Light - Accent 5"/>
-    <w:basedOn w:val="703"/>
+    <w:basedOn w:val="884"/>
     <w:uiPriority w:val="99"/>
     <w:pPr>
       <w:pBdr/>
@@ -19967,9 +19980,9 @@
       </w:tcPr>
     </w:tblStylePr>
   </w:style>
-  <w:style w:type="table" w:styleId="74">
+  <w:style w:type="table" w:styleId="786">
     <w:name w:val="List Table 1 Light - Accent 6"/>
-    <w:basedOn w:val="703"/>
+    <w:basedOn w:val="884"/>
     <w:uiPriority w:val="99"/>
     <w:pPr>
       <w:pBdr/>
@@ -20183,9 +20196,9 @@
       </w:tcPr>
     </w:tblStylePr>
   </w:style>
-  <w:style w:type="table" w:styleId="75">
+  <w:style w:type="table" w:styleId="787">
     <w:name w:val="List Table 2"/>
-    <w:basedOn w:val="703"/>
+    <w:basedOn w:val="884"/>
     <w:uiPriority w:val="99"/>
     <w:pPr>
       <w:pBdr/>
@@ -20421,9 +20434,9 @@
       </w:tcPr>
     </w:tblStylePr>
   </w:style>
-  <w:style w:type="table" w:styleId="76">
+  <w:style w:type="table" w:styleId="788">
     <w:name w:val="List Table 2 - Accent 1"/>
-    <w:basedOn w:val="703"/>
+    <w:basedOn w:val="884"/>
     <w:uiPriority w:val="99"/>
     <w:pPr>
       <w:pBdr/>
@@ -20659,9 +20672,9 @@
       </w:tcPr>
     </w:tblStylePr>
   </w:style>
-  <w:style w:type="table" w:styleId="77">
+  <w:style w:type="table" w:styleId="789">
     <w:name w:val="List Table 2 - Accent 2"/>
-    <w:basedOn w:val="703"/>
+    <w:basedOn w:val="884"/>
     <w:uiPriority w:val="99"/>
     <w:pPr>
       <w:pBdr/>
@@ -20897,9 +20910,9 @@
       </w:tcPr>
     </w:tblStylePr>
   </w:style>
-  <w:style w:type="table" w:styleId="78">
+  <w:style w:type="table" w:styleId="790">
     <w:name w:val="List Table 2 - Accent 3"/>
-    <w:basedOn w:val="703"/>
+    <w:basedOn w:val="884"/>
     <w:uiPriority w:val="99"/>
     <w:pPr>
       <w:pBdr/>
@@ -21135,9 +21148,9 @@
       </w:tcPr>
     </w:tblStylePr>
   </w:style>
-  <w:style w:type="table" w:styleId="79">
+  <w:style w:type="table" w:styleId="791">
     <w:name w:val="List Table 2 - Accent 4"/>
-    <w:basedOn w:val="703"/>
+    <w:basedOn w:val="884"/>
     <w:uiPriority w:val="99"/>
     <w:pPr>
       <w:pBdr/>
@@ -21373,9 +21386,9 @@
       </w:tcPr>
     </w:tblStylePr>
   </w:style>
-  <w:style w:type="table" w:styleId="80">
+  <w:style w:type="table" w:styleId="792">
     <w:name w:val="List Table 2 - Accent 5"/>
-    <w:basedOn w:val="703"/>
+    <w:basedOn w:val="884"/>
     <w:uiPriority w:val="99"/>
     <w:pPr>
       <w:pBdr/>
@@ -21611,9 +21624,9 @@
       </w:tcPr>
     </w:tblStylePr>
   </w:style>
-  <w:style w:type="table" w:styleId="81">
+  <w:style w:type="table" w:styleId="793">
     <w:name w:val="List Table 2 - Accent 6"/>
-    <w:basedOn w:val="703"/>
+    <w:basedOn w:val="884"/>
     <w:uiPriority w:val="99"/>
     <w:pPr>
       <w:pBdr/>
@@ -21849,9 +21862,9 @@
       </w:tcPr>
     </w:tblStylePr>
   </w:style>
-  <w:style w:type="table" w:styleId="82">
+  <w:style w:type="table" w:styleId="794">
     <w:name w:val="List Table 3"/>
-    <w:basedOn w:val="703"/>
+    <w:basedOn w:val="884"/>
     <w:uiPriority w:val="99"/>
     <w:pPr>
       <w:pBdr/>
@@ -22077,9 +22090,9 @@
       </w:tcPr>
     </w:tblStylePr>
   </w:style>
-  <w:style w:type="table" w:styleId="83">
+  <w:style w:type="table" w:styleId="795">
     <w:name w:val="List Table 3 - Accent 1"/>
-    <w:basedOn w:val="703"/>
+    <w:basedOn w:val="884"/>
     <w:uiPriority w:val="99"/>
     <w:pPr>
       <w:pBdr/>
@@ -22305,9 +22318,9 @@
       </w:tcPr>
     </w:tblStylePr>
   </w:style>
-  <w:style w:type="table" w:styleId="84">
+  <w:style w:type="table" w:styleId="796">
     <w:name w:val="List Table 3 - Accent 2"/>
-    <w:basedOn w:val="703"/>
+    <w:basedOn w:val="884"/>
     <w:uiPriority w:val="99"/>
     <w:pPr>
       <w:pBdr/>
@@ -22533,9 +22546,9 @@
       </w:tcPr>
     </w:tblStylePr>
   </w:style>
-  <w:style w:type="table" w:styleId="85">
+  <w:style w:type="table" w:styleId="797">
     <w:name w:val="List Table 3 - Accent 3"/>
-    <w:basedOn w:val="703"/>
+    <w:basedOn w:val="884"/>
     <w:uiPriority w:val="99"/>
     <w:pPr>
       <w:pBdr/>
@@ -22761,9 +22774,9 @@
       </w:tcPr>
     </w:tblStylePr>
   </w:style>
-  <w:style w:type="table" w:styleId="86">
+  <w:style w:type="table" w:styleId="798">
     <w:name w:val="List Table 3 - Accent 4"/>
-    <w:basedOn w:val="703"/>
+    <w:basedOn w:val="884"/>
     <w:uiPriority w:val="99"/>
     <w:pPr>
       <w:pBdr/>
@@ -22989,9 +23002,9 @@
       </w:tcPr>
     </w:tblStylePr>
   </w:style>
-  <w:style w:type="table" w:styleId="87">
+  <w:style w:type="table" w:styleId="799">
     <w:name w:val="List Table 3 - Accent 5"/>
-    <w:basedOn w:val="703"/>
+    <w:basedOn w:val="884"/>
     <w:uiPriority w:val="99"/>
     <w:pPr>
       <w:pBdr/>
@@ -23217,9 +23230,9 @@
       </w:tcPr>
     </w:tblStylePr>
   </w:style>
-  <w:style w:type="table" w:styleId="88">
+  <w:style w:type="table" w:styleId="800">
     <w:name w:val="List Table 3 - Accent 6"/>
-    <w:basedOn w:val="703"/>
+    <w:basedOn w:val="884"/>
     <w:uiPriority w:val="99"/>
     <w:pPr>
       <w:pBdr/>
@@ -23445,9 +23458,9 @@
       </w:tcPr>
     </w:tblStylePr>
   </w:style>
-  <w:style w:type="table" w:styleId="89">
+  <w:style w:type="table" w:styleId="801">
     <w:name w:val="List Table 4"/>
-    <w:basedOn w:val="703"/>
+    <w:basedOn w:val="884"/>
     <w:uiPriority w:val="99"/>
     <w:pPr>
       <w:pBdr/>
@@ -23670,9 +23683,9 @@
       </w:tcPr>
     </w:tblStylePr>
   </w:style>
-  <w:style w:type="table" w:styleId="90">
+  <w:style w:type="table" w:styleId="802">
     <w:name w:val="List Table 4 - Accent 1"/>
-    <w:basedOn w:val="703"/>
+    <w:basedOn w:val="884"/>
     <w:uiPriority w:val="99"/>
     <w:pPr>
       <w:pBdr/>
@@ -23895,9 +23908,9 @@
       </w:tcPr>
     </w:tblStylePr>
   </w:style>
-  <w:style w:type="table" w:styleId="91">
+  <w:style w:type="table" w:styleId="803">
     <w:name w:val="List Table 4 - Accent 2"/>
-    <w:basedOn w:val="703"/>
+    <w:basedOn w:val="884"/>
     <w:uiPriority w:val="99"/>
     <w:pPr>
       <w:pBdr/>
@@ -24120,9 +24133,9 @@
       </w:tcPr>
     </w:tblStylePr>
   </w:style>
-  <w:style w:type="table" w:styleId="92">
+  <w:style w:type="table" w:styleId="804">
     <w:name w:val="List Table 4 - Accent 3"/>
-    <w:basedOn w:val="703"/>
+    <w:basedOn w:val="884"/>
     <w:uiPriority w:val="99"/>
     <w:pPr>
       <w:pBdr/>
@@ -24345,9 +24358,9 @@
       </w:tcPr>
     </w:tblStylePr>
   </w:style>
-  <w:style w:type="table" w:styleId="93">
+  <w:style w:type="table" w:styleId="805">
     <w:name w:val="List Table 4 - Accent 4"/>
-    <w:basedOn w:val="703"/>
+    <w:basedOn w:val="884"/>
     <w:uiPriority w:val="99"/>
     <w:pPr>
       <w:pBdr/>
@@ -24570,9 +24583,9 @@
       </w:tcPr>
     </w:tblStylePr>
   </w:style>
-  <w:style w:type="table" w:styleId="94">
+  <w:style w:type="table" w:styleId="806">
     <w:name w:val="List Table 4 - Accent 5"/>
-    <w:basedOn w:val="703"/>
+    <w:basedOn w:val="884"/>
     <w:uiPriority w:val="99"/>
     <w:pPr>
       <w:pBdr/>
@@ -24795,9 +24808,9 @@
       </w:tcPr>
     </w:tblStylePr>
   </w:style>
-  <w:style w:type="table" w:styleId="95">
+  <w:style w:type="table" w:styleId="807">
     <w:name w:val="List Table 4 - Accent 6"/>
-    <w:basedOn w:val="703"/>
+    <w:basedOn w:val="884"/>
     <w:uiPriority w:val="99"/>
     <w:pPr>
       <w:pBdr/>
@@ -25020,9 +25033,9 @@
       </w:tcPr>
     </w:tblStylePr>
   </w:style>
-  <w:style w:type="table" w:styleId="96">
+  <w:style w:type="table" w:styleId="808">
     <w:name w:val="List Table 5 Dark"/>
-    <w:basedOn w:val="703"/>
+    <w:basedOn w:val="884"/>
     <w:uiPriority w:val="99"/>
     <w:pPr>
       <w:pBdr/>
@@ -25262,9 +25275,9 @@
       </w:tcPr>
     </w:tblStylePr>
   </w:style>
-  <w:style w:type="table" w:styleId="97">
+  <w:style w:type="table" w:styleId="809">
     <w:name w:val="List Table 5 Dark - Accent 1"/>
-    <w:basedOn w:val="703"/>
+    <w:basedOn w:val="884"/>
     <w:uiPriority w:val="99"/>
     <w:pPr>
       <w:pBdr/>
@@ -25504,9 +25517,9 @@
       </w:tcPr>
     </w:tblStylePr>
   </w:style>
-  <w:style w:type="table" w:styleId="98">
+  <w:style w:type="table" w:styleId="810">
     <w:name w:val="List Table 5 Dark - Accent 2"/>
-    <w:basedOn w:val="703"/>
+    <w:basedOn w:val="884"/>
     <w:uiPriority w:val="99"/>
     <w:pPr>
       <w:pBdr/>
@@ -25746,9 +25759,9 @@
       </w:tcPr>
     </w:tblStylePr>
   </w:style>
-  <w:style w:type="table" w:styleId="99">
+  <w:style w:type="table" w:styleId="811">
     <w:name w:val="List Table 5 Dark - Accent 3"/>
-    <w:basedOn w:val="703"/>
+    <w:basedOn w:val="884"/>
     <w:uiPriority w:val="99"/>
     <w:pPr>
       <w:pBdr/>
@@ -25988,9 +26001,9 @@
       </w:tcPr>
     </w:tblStylePr>
   </w:style>
-  <w:style w:type="table" w:styleId="100">
+  <w:style w:type="table" w:styleId="812">
     <w:name w:val="List Table 5 Dark - Accent 4"/>
-    <w:basedOn w:val="703"/>
+    <w:basedOn w:val="884"/>
     <w:uiPriority w:val="99"/>
     <w:pPr>
       <w:pBdr/>
@@ -26230,9 +26243,9 @@
       </w:tcPr>
     </w:tblStylePr>
   </w:style>
-  <w:style w:type="table" w:styleId="101">
+  <w:style w:type="table" w:styleId="813">
     <w:name w:val="List Table 5 Dark - Accent 5"/>
-    <w:basedOn w:val="703"/>
+    <w:basedOn w:val="884"/>
     <w:uiPriority w:val="99"/>
     <w:pPr>
       <w:pBdr/>
@@ -26472,9 +26485,9 @@
       </w:tcPr>
     </w:tblStylePr>
   </w:style>
-  <w:style w:type="table" w:styleId="102">
+  <w:style w:type="table" w:styleId="814">
     <w:name w:val="List Table 5 Dark - Accent 6"/>
-    <w:basedOn w:val="703"/>
+    <w:basedOn w:val="884"/>
     <w:uiPriority w:val="99"/>
     <w:pPr>
       <w:pBdr/>
@@ -26714,9 +26727,9 @@
       </w:tcPr>
     </w:tblStylePr>
   </w:style>
-  <w:style w:type="table" w:styleId="103">
+  <w:style w:type="table" w:styleId="815">
     <w:name w:val="List Table 6 Colorful"/>
-    <w:basedOn w:val="703"/>
+    <w:basedOn w:val="884"/>
     <w:uiPriority w:val="99"/>
     <w:pPr>
       <w:pBdr/>
@@ -26937,9 +26950,9 @@
       </w:tcPr>
     </w:tblStylePr>
   </w:style>
-  <w:style w:type="table" w:styleId="104">
+  <w:style w:type="table" w:styleId="816">
     <w:name w:val="List Table 6 Colorful - Accent 1"/>
-    <w:basedOn w:val="703"/>
+    <w:basedOn w:val="884"/>
     <w:uiPriority w:val="99"/>
     <w:pPr>
       <w:pBdr/>
@@ -27160,9 +27173,9 @@
       </w:tcPr>
     </w:tblStylePr>
   </w:style>
-  <w:style w:type="table" w:styleId="105">
+  <w:style w:type="table" w:styleId="817">
     <w:name w:val="List Table 6 Colorful - Accent 2"/>
-    <w:basedOn w:val="703"/>
+    <w:basedOn w:val="884"/>
     <w:uiPriority w:val="99"/>
     <w:pPr>
       <w:pBdr/>
@@ -27383,9 +27396,9 @@
       </w:tcPr>
     </w:tblStylePr>
   </w:style>
-  <w:style w:type="table" w:styleId="106">
+  <w:style w:type="table" w:styleId="818">
     <w:name w:val="List Table 6 Colorful - Accent 3"/>
-    <w:basedOn w:val="703"/>
+    <w:basedOn w:val="884"/>
     <w:uiPriority w:val="99"/>
     <w:pPr>
       <w:pBdr/>
@@ -27606,9 +27619,9 @@
       </w:tcPr>
     </w:tblStylePr>
   </w:style>
-  <w:style w:type="table" w:styleId="107">
+  <w:style w:type="table" w:styleId="819">
     <w:name w:val="List Table 6 Colorful - Accent 4"/>
-    <w:basedOn w:val="703"/>
+    <w:basedOn w:val="884"/>
     <w:uiPriority w:val="99"/>
     <w:pPr>
       <w:pBdr/>
@@ -27829,9 +27842,9 @@
       </w:tcPr>
     </w:tblStylePr>
   </w:style>
-  <w:style w:type="table" w:styleId="108">
+  <w:style w:type="table" w:styleId="820">
     <w:name w:val="List Table 6 Colorful - Accent 5"/>
-    <w:basedOn w:val="703"/>
+    <w:basedOn w:val="884"/>
     <w:uiPriority w:val="99"/>
     <w:pPr>
       <w:pBdr/>
@@ -28052,9 +28065,9 @@
       </w:tcPr>
     </w:tblStylePr>
   </w:style>
-  <w:style w:type="table" w:styleId="109">
+  <w:style w:type="table" w:styleId="821">
     <w:name w:val="List Table 6 Colorful - Accent 6"/>
-    <w:basedOn w:val="703"/>
+    <w:basedOn w:val="884"/>
     <w:uiPriority w:val="99"/>
     <w:pPr>
       <w:pBdr/>
@@ -28275,9 +28288,9 @@
       </w:tcPr>
     </w:tblStylePr>
   </w:style>
-  <w:style w:type="table" w:styleId="110">
+  <w:style w:type="table" w:styleId="822">
     <w:name w:val="List Table 7 Colorful"/>
-    <w:basedOn w:val="703"/>
+    <w:basedOn w:val="884"/>
     <w:uiPriority w:val="99"/>
     <w:pPr>
       <w:pBdr/>
@@ -28376,11 +28389,11 @@
         <w:tblBorders/>
       </w:tblPr>
       <w:tcPr>
-        <w:shd w:color="ffffff"/>
-        <w:tcBorders>
-          <w:top w:val="none"/>
-          <w:left w:val="none"/>
-          <w:bottom w:val="none"/>
+        <w:shd w:val="clear" w:color="ffffff"/>
+        <w:tcBorders>
+          <w:top w:val="none" w:color="000000" w:sz="4" w:space="0"/>
+          <w:left w:val="none" w:color="000000" w:sz="4" w:space="0"/>
+          <w:bottom w:val="none" w:color="000000" w:sz="4" w:space="0"/>
           <w:right w:val="single" w:color="000000" w:themeColor="text1" w:themeTint="80" w:sz="4" w:space="0"/>
         </w:tcBorders>
       </w:tcPr>
@@ -28403,10 +28416,10 @@
       <w:tcPr>
         <w:shd w:val="clear" w:color="ffffff" w:themeColor="light1" w:fill="ffffff" w:themeFill="light1"/>
         <w:tcBorders>
-          <w:top w:val="none"/>
-          <w:left w:val="none"/>
+          <w:top w:val="none" w:color="000000" w:sz="4" w:space="0"/>
+          <w:left w:val="none" w:color="000000" w:sz="4" w:space="0"/>
           <w:bottom w:val="single" w:color="000000" w:themeColor="text1" w:themeTint="80" w:sz="4" w:space="0"/>
-          <w:right w:val="none"/>
+          <w:right w:val="none" w:color="000000" w:sz="4" w:space="0"/>
         </w:tcBorders>
       </w:tcPr>
     </w:tblStylePr>
@@ -28426,12 +28439,12 @@
         <w:tblBorders/>
       </w:tblPr>
       <w:tcPr>
-        <w:shd w:color="ffffff"/>
-        <w:tcBorders>
-          <w:top w:val="none"/>
+        <w:shd w:val="clear" w:color="ffffff"/>
+        <w:tcBorders>
+          <w:top w:val="none" w:color="000000" w:sz="4" w:space="0"/>
           <w:left w:val="single" w:color="000000" w:themeColor="text1" w:themeTint="80" w:sz="4" w:space="0"/>
-          <w:bottom w:val="none"/>
-          <w:right w:val="none"/>
+          <w:bottom w:val="none" w:color="000000" w:sz="4" w:space="0"/>
+          <w:right w:val="none" w:color="000000" w:sz="4" w:space="0"/>
         </w:tcBorders>
       </w:tcPr>
     </w:tblStylePr>
@@ -28454,9 +28467,9 @@
         <w:shd w:val="clear" w:color="ffffff" w:themeColor="light1" w:fill="ffffff" w:themeFill="light1"/>
         <w:tcBorders>
           <w:top w:val="single" w:color="000000" w:themeColor="text1" w:themeTint="80" w:sz="4" w:space="0"/>
-          <w:left w:val="none"/>
-          <w:bottom w:val="none"/>
-          <w:right w:val="none"/>
+          <w:left w:val="none" w:color="000000" w:sz="4" w:space="0"/>
+          <w:bottom w:val="none" w:color="000000" w:sz="4" w:space="0"/>
+          <w:right w:val="none" w:color="000000" w:sz="4" w:space="0"/>
         </w:tcBorders>
       </w:tcPr>
     </w:tblStylePr>
@@ -28531,9 +28544,9 @@
       </w:tcPr>
     </w:tblStylePr>
   </w:style>
-  <w:style w:type="table" w:styleId="111">
+  <w:style w:type="table" w:styleId="823">
     <w:name w:val="List Table 7 Colorful - Accent 1"/>
-    <w:basedOn w:val="703"/>
+    <w:basedOn w:val="884"/>
     <w:uiPriority w:val="99"/>
     <w:pPr>
       <w:pBdr/>
@@ -28632,11 +28645,11 @@
         <w:tblBorders/>
       </w:tblPr>
       <w:tcPr>
-        <w:shd w:color="ffffff"/>
-        <w:tcBorders>
-          <w:top w:val="none"/>
-          <w:left w:val="none"/>
-          <w:bottom w:val="none"/>
+        <w:shd w:val="clear" w:color="ffffff"/>
+        <w:tcBorders>
+          <w:top w:val="none" w:color="000000" w:sz="4" w:space="0"/>
+          <w:left w:val="none" w:color="000000" w:sz="4" w:space="0"/>
+          <w:bottom w:val="none" w:color="000000" w:sz="4" w:space="0"/>
           <w:right w:val="single" w:color="000000" w:themeColor="accent1" w:sz="4" w:space="0"/>
         </w:tcBorders>
       </w:tcPr>
@@ -28659,10 +28672,10 @@
       <w:tcPr>
         <w:shd w:val="clear" w:color="ffffff" w:themeColor="light1" w:fill="ffffff" w:themeFill="light1"/>
         <w:tcBorders>
-          <w:top w:val="none"/>
-          <w:left w:val="none"/>
+          <w:top w:val="none" w:color="000000" w:sz="4" w:space="0"/>
+          <w:left w:val="none" w:color="000000" w:sz="4" w:space="0"/>
           <w:bottom w:val="single" w:color="000000" w:themeColor="accent1" w:sz="4" w:space="0"/>
-          <w:right w:val="none"/>
+          <w:right w:val="none" w:color="000000" w:sz="4" w:space="0"/>
         </w:tcBorders>
       </w:tcPr>
     </w:tblStylePr>
@@ -28682,12 +28695,12 @@
         <w:tblBorders/>
       </w:tblPr>
       <w:tcPr>
-        <w:shd w:color="ffffff"/>
-        <w:tcBorders>
-          <w:top w:val="none"/>
+        <w:shd w:val="clear" w:color="ffffff"/>
+        <w:tcBorders>
+          <w:top w:val="none" w:color="000000" w:sz="4" w:space="0"/>
           <w:left w:val="single" w:color="000000" w:themeColor="accent1" w:sz="4" w:space="0"/>
-          <w:bottom w:val="none"/>
-          <w:right w:val="none"/>
+          <w:bottom w:val="none" w:color="000000" w:sz="4" w:space="0"/>
+          <w:right w:val="none" w:color="000000" w:sz="4" w:space="0"/>
         </w:tcBorders>
       </w:tcPr>
     </w:tblStylePr>
@@ -28710,9 +28723,9 @@
         <w:shd w:val="clear" w:color="ffffff" w:themeColor="light1" w:fill="ffffff" w:themeFill="light1"/>
         <w:tcBorders>
           <w:top w:val="single" w:color="000000" w:themeColor="accent1" w:sz="4" w:space="0"/>
-          <w:left w:val="none"/>
-          <w:bottom w:val="none"/>
-          <w:right w:val="none"/>
+          <w:left w:val="none" w:color="000000" w:sz="4" w:space="0"/>
+          <w:bottom w:val="none" w:color="000000" w:sz="4" w:space="0"/>
+          <w:right w:val="none" w:color="000000" w:sz="4" w:space="0"/>
         </w:tcBorders>
       </w:tcPr>
     </w:tblStylePr>
@@ -28787,9 +28800,9 @@
       </w:tcPr>
     </w:tblStylePr>
   </w:style>
-  <w:style w:type="table" w:styleId="112">
+  <w:style w:type="table" w:styleId="824">
     <w:name w:val="List Table 7 Colorful - Accent 2"/>
-    <w:basedOn w:val="703"/>
+    <w:basedOn w:val="884"/>
     <w:uiPriority w:val="99"/>
     <w:pPr>
       <w:pBdr/>
@@ -28888,11 +28901,11 @@
         <w:tblBorders/>
       </w:tblPr>
       <w:tcPr>
-        <w:shd w:color="ffffff"/>
-        <w:tcBorders>
-          <w:top w:val="none"/>
-          <w:left w:val="none"/>
-          <w:bottom w:val="none"/>
+        <w:shd w:val="clear" w:color="ffffff"/>
+        <w:tcBorders>
+          <w:top w:val="none" w:color="000000" w:sz="4" w:space="0"/>
+          <w:left w:val="none" w:color="000000" w:sz="4" w:space="0"/>
+          <w:bottom w:val="none" w:color="000000" w:sz="4" w:space="0"/>
           <w:right w:val="single" w:color="000000" w:themeColor="accent2" w:themeTint="97" w:sz="4" w:space="0"/>
         </w:tcBorders>
       </w:tcPr>
@@ -28915,10 +28928,10 @@
       <w:tcPr>
         <w:shd w:val="clear" w:color="ffffff" w:themeColor="light1" w:fill="ffffff" w:themeFill="light1"/>
         <w:tcBorders>
-          <w:top w:val="none"/>
-          <w:left w:val="none"/>
+          <w:top w:val="none" w:color="000000" w:sz="4" w:space="0"/>
+          <w:left w:val="none" w:color="000000" w:sz="4" w:space="0"/>
           <w:bottom w:val="single" w:color="000000" w:themeColor="accent2" w:themeTint="97" w:sz="4" w:space="0"/>
-          <w:right w:val="none"/>
+          <w:right w:val="none" w:color="000000" w:sz="4" w:space="0"/>
         </w:tcBorders>
       </w:tcPr>
     </w:tblStylePr>
@@ -28938,12 +28951,12 @@
         <w:tblBorders/>
       </w:tblPr>
       <w:tcPr>
-        <w:shd w:color="ffffff"/>
-        <w:tcBorders>
-          <w:top w:val="none"/>
+        <w:shd w:val="clear" w:color="ffffff"/>
+        <w:tcBorders>
+          <w:top w:val="none" w:color="000000" w:sz="4" w:space="0"/>
           <w:left w:val="single" w:color="000000" w:themeColor="accent2" w:themeTint="97" w:sz="4" w:space="0"/>
-          <w:bottom w:val="none"/>
-          <w:right w:val="none"/>
+          <w:bottom w:val="none" w:color="000000" w:sz="4" w:space="0"/>
+          <w:right w:val="none" w:color="000000" w:sz="4" w:space="0"/>
         </w:tcBorders>
       </w:tcPr>
     </w:tblStylePr>
@@ -28966,9 +28979,9 @@
         <w:shd w:val="clear" w:color="ffffff" w:themeColor="light1" w:fill="ffffff" w:themeFill="light1"/>
         <w:tcBorders>
           <w:top w:val="single" w:color="000000" w:themeColor="accent2" w:themeTint="97" w:sz="4" w:space="0"/>
-          <w:left w:val="none"/>
-          <w:bottom w:val="none"/>
-          <w:right w:val="none"/>
+          <w:left w:val="none" w:color="000000" w:sz="4" w:space="0"/>
+          <w:bottom w:val="none" w:color="000000" w:sz="4" w:space="0"/>
+          <w:right w:val="none" w:color="000000" w:sz="4" w:space="0"/>
         </w:tcBorders>
       </w:tcPr>
     </w:tblStylePr>
@@ -29043,9 +29056,9 @@
       </w:tcPr>
     </w:tblStylePr>
   </w:style>
-  <w:style w:type="table" w:styleId="113">
+  <w:style w:type="table" w:styleId="825">
     <w:name w:val="List Table 7 Colorful - Accent 3"/>
-    <w:basedOn w:val="703"/>
+    <w:basedOn w:val="884"/>
     <w:uiPriority w:val="99"/>
     <w:pPr>
       <w:pBdr/>
@@ -29144,11 +29157,11 @@
         <w:tblBorders/>
       </w:tblPr>
       <w:tcPr>
-        <w:shd w:color="ffffff"/>
-        <w:tcBorders>
-          <w:top w:val="none"/>
-          <w:left w:val="none"/>
-          <w:bottom w:val="none"/>
+        <w:shd w:val="clear" w:color="ffffff"/>
+        <w:tcBorders>
+          <w:top w:val="none" w:color="000000" w:sz="4" w:space="0"/>
+          <w:left w:val="none" w:color="000000" w:sz="4" w:space="0"/>
+          <w:bottom w:val="none" w:color="000000" w:sz="4" w:space="0"/>
           <w:right w:val="single" w:color="000000" w:themeColor="accent3" w:themeTint="98" w:sz="4" w:space="0"/>
         </w:tcBorders>
       </w:tcPr>
@@ -29171,10 +29184,10 @@
       <w:tcPr>
         <w:shd w:val="clear" w:color="ffffff" w:themeColor="light1" w:fill="ffffff" w:themeFill="light1"/>
         <w:tcBorders>
-          <w:top w:val="none"/>
-          <w:left w:val="none"/>
+          <w:top w:val="none" w:color="000000" w:sz="4" w:space="0"/>
+          <w:left w:val="none" w:color="000000" w:sz="4" w:space="0"/>
           <w:bottom w:val="single" w:color="000000" w:themeColor="accent3" w:themeTint="98" w:sz="4" w:space="0"/>
-          <w:right w:val="none"/>
+          <w:right w:val="none" w:color="000000" w:sz="4" w:space="0"/>
         </w:tcBorders>
       </w:tcPr>
     </w:tblStylePr>
@@ -29194,12 +29207,12 @@
         <w:tblBorders/>
       </w:tblPr>
       <w:tcPr>
-        <w:shd w:color="ffffff"/>
-        <w:tcBorders>
-          <w:top w:val="none"/>
+        <w:shd w:val="clear" w:color="ffffff"/>
+        <w:tcBorders>
+          <w:top w:val="none" w:color="000000" w:sz="4" w:space="0"/>
           <w:left w:val="single" w:color="000000" w:themeColor="accent3" w:themeTint="98" w:sz="4" w:space="0"/>
-          <w:bottom w:val="none"/>
-          <w:right w:val="none"/>
+          <w:bottom w:val="none" w:color="000000" w:sz="4" w:space="0"/>
+          <w:right w:val="none" w:color="000000" w:sz="4" w:space="0"/>
         </w:tcBorders>
       </w:tcPr>
     </w:tblStylePr>
@@ -29222,9 +29235,9 @@
         <w:shd w:val="clear" w:color="ffffff" w:themeColor="light1" w:fill="ffffff" w:themeFill="light1"/>
         <w:tcBorders>
           <w:top w:val="single" w:color="000000" w:themeColor="accent3" w:themeTint="98" w:sz="4" w:space="0"/>
-          <w:left w:val="none"/>
-          <w:bottom w:val="none"/>
-          <w:right w:val="none"/>
+          <w:left w:val="none" w:color="000000" w:sz="4" w:space="0"/>
+          <w:bottom w:val="none" w:color="000000" w:sz="4" w:space="0"/>
+          <w:right w:val="none" w:color="000000" w:sz="4" w:space="0"/>
         </w:tcBorders>
       </w:tcPr>
     </w:tblStylePr>
@@ -29299,9 +29312,9 @@
       </w:tcPr>
     </w:tblStylePr>
   </w:style>
-  <w:style w:type="table" w:styleId="114">
+  <w:style w:type="table" w:styleId="826">
     <w:name w:val="List Table 7 Colorful - Accent 4"/>
-    <w:basedOn w:val="703"/>
+    <w:basedOn w:val="884"/>
     <w:uiPriority w:val="99"/>
     <w:pPr>
       <w:pBdr/>
@@ -29400,11 +29413,11 @@
         <w:tblBorders/>
       </w:tblPr>
       <w:tcPr>
-        <w:shd w:color="ffffff"/>
-        <w:tcBorders>
-          <w:top w:val="none"/>
-          <w:left w:val="none"/>
-          <w:bottom w:val="none"/>
+        <w:shd w:val="clear" w:color="ffffff"/>
+        <w:tcBorders>
+          <w:top w:val="none" w:color="000000" w:sz="4" w:space="0"/>
+          <w:left w:val="none" w:color="000000" w:sz="4" w:space="0"/>
+          <w:bottom w:val="none" w:color="000000" w:sz="4" w:space="0"/>
           <w:right w:val="single" w:color="000000" w:themeColor="accent4" w:themeTint="9A" w:sz="4" w:space="0"/>
         </w:tcBorders>
       </w:tcPr>
@@ -29427,10 +29440,10 @@
       <w:tcPr>
         <w:shd w:val="clear" w:color="ffffff" w:themeColor="light1" w:fill="ffffff" w:themeFill="light1"/>
         <w:tcBorders>
-          <w:top w:val="none"/>
-          <w:left w:val="none"/>
+          <w:top w:val="none" w:color="000000" w:sz="4" w:space="0"/>
+          <w:left w:val="none" w:color="000000" w:sz="4" w:space="0"/>
           <w:bottom w:val="single" w:color="000000" w:themeColor="accent4" w:themeTint="9A" w:sz="4" w:space="0"/>
-          <w:right w:val="none"/>
+          <w:right w:val="none" w:color="000000" w:sz="4" w:space="0"/>
         </w:tcBorders>
       </w:tcPr>
     </w:tblStylePr>
@@ -29450,12 +29463,12 @@
         <w:tblBorders/>
       </w:tblPr>
       <w:tcPr>
-        <w:shd w:color="ffffff"/>
-        <w:tcBorders>
-          <w:top w:val="none"/>
+        <w:shd w:val="clear" w:color="ffffff"/>
+        <w:tcBorders>
+          <w:top w:val="none" w:color="000000" w:sz="4" w:space="0"/>
           <w:left w:val="single" w:color="000000" w:themeColor="accent4" w:themeTint="9A" w:sz="4" w:space="0"/>
-          <w:bottom w:val="none"/>
-          <w:right w:val="none"/>
+          <w:bottom w:val="none" w:color="000000" w:sz="4" w:space="0"/>
+          <w:right w:val="none" w:color="000000" w:sz="4" w:space="0"/>
         </w:tcBorders>
       </w:tcPr>
     </w:tblStylePr>
@@ -29478,9 +29491,9 @@
         <w:shd w:val="clear" w:color="ffffff" w:themeColor="light1" w:fill="ffffff" w:themeFill="light1"/>
         <w:tcBorders>
           <w:top w:val="single" w:color="000000" w:themeColor="accent4" w:themeTint="9A" w:sz="4" w:space="0"/>
-          <w:left w:val="none"/>
-          <w:bottom w:val="none"/>
-          <w:right w:val="none"/>
+          <w:left w:val="none" w:color="000000" w:sz="4" w:space="0"/>
+          <w:bottom w:val="none" w:color="000000" w:sz="4" w:space="0"/>
+          <w:right w:val="none" w:color="000000" w:sz="4" w:space="0"/>
         </w:tcBorders>
       </w:tcPr>
     </w:tblStylePr>
@@ -29555,9 +29568,9 @@
       </w:tcPr>
     </w:tblStylePr>
   </w:style>
-  <w:style w:type="table" w:styleId="115">
+  <w:style w:type="table" w:styleId="827">
     <w:name w:val="List Table 7 Colorful - Accent 5"/>
-    <w:basedOn w:val="703"/>
+    <w:basedOn w:val="884"/>
     <w:uiPriority w:val="99"/>
     <w:pPr>
       <w:pBdr/>
@@ -29656,11 +29669,11 @@
         <w:tblBorders/>
       </w:tblPr>
       <w:tcPr>
-        <w:shd w:color="ffffff"/>
-        <w:tcBorders>
-          <w:top w:val="none"/>
-          <w:left w:val="none"/>
-          <w:bottom w:val="none"/>
+        <w:shd w:val="clear" w:color="ffffff"/>
+        <w:tcBorders>
+          <w:top w:val="none" w:color="000000" w:sz="4" w:space="0"/>
+          <w:left w:val="none" w:color="000000" w:sz="4" w:space="0"/>
+          <w:bottom w:val="none" w:color="000000" w:sz="4" w:space="0"/>
           <w:right w:val="single" w:color="000000" w:themeColor="accent5" w:themeTint="9A" w:sz="4" w:space="0"/>
         </w:tcBorders>
       </w:tcPr>
@@ -29683,10 +29696,10 @@
       <w:tcPr>
         <w:shd w:val="clear" w:color="ffffff" w:themeColor="light1" w:fill="ffffff" w:themeFill="light1"/>
         <w:tcBorders>
-          <w:top w:val="none"/>
-          <w:left w:val="none"/>
+          <w:top w:val="none" w:color="000000" w:sz="4" w:space="0"/>
+          <w:left w:val="none" w:color="000000" w:sz="4" w:space="0"/>
           <w:bottom w:val="single" w:color="000000" w:themeColor="accent5" w:themeTint="9A" w:sz="4" w:space="0"/>
-          <w:right w:val="none"/>
+          <w:right w:val="none" w:color="000000" w:sz="4" w:space="0"/>
         </w:tcBorders>
       </w:tcPr>
     </w:tblStylePr>
@@ -29706,12 +29719,12 @@
         <w:tblBorders/>
       </w:tblPr>
       <w:tcPr>
-        <w:shd w:color="ffffff"/>
-        <w:tcBorders>
-          <w:top w:val="none"/>
+        <w:shd w:val="clear" w:color="ffffff"/>
+        <w:tcBorders>
+          <w:top w:val="none" w:color="000000" w:sz="4" w:space="0"/>
           <w:left w:val="single" w:color="000000" w:themeColor="accent5" w:themeTint="9A" w:sz="4" w:space="0"/>
-          <w:bottom w:val="none"/>
-          <w:right w:val="none"/>
+          <w:bottom w:val="none" w:color="000000" w:sz="4" w:space="0"/>
+          <w:right w:val="none" w:color="000000" w:sz="4" w:space="0"/>
         </w:tcBorders>
       </w:tcPr>
     </w:tblStylePr>
@@ -29734,9 +29747,9 @@
         <w:shd w:val="clear" w:color="ffffff" w:themeColor="light1" w:fill="ffffff" w:themeFill="light1"/>
         <w:tcBorders>
           <w:top w:val="single" w:color="000000" w:themeColor="accent5" w:themeTint="9A" w:sz="4" w:space="0"/>
-          <w:left w:val="none"/>
-          <w:bottom w:val="none"/>
-          <w:right w:val="none"/>
+          <w:left w:val="none" w:color="000000" w:sz="4" w:space="0"/>
+          <w:bottom w:val="none" w:color="000000" w:sz="4" w:space="0"/>
+          <w:right w:val="none" w:color="000000" w:sz="4" w:space="0"/>
         </w:tcBorders>
       </w:tcPr>
     </w:tblStylePr>
@@ -29811,9 +29824,9 @@
       </w:tcPr>
     </w:tblStylePr>
   </w:style>
-  <w:style w:type="table" w:styleId="116">
+  <w:style w:type="table" w:styleId="828">
     <w:name w:val="List Table 7 Colorful - Accent 6"/>
-    <w:basedOn w:val="703"/>
+    <w:basedOn w:val="884"/>
     <w:uiPriority w:val="99"/>
     <w:pPr>
       <w:pBdr/>
@@ -29912,11 +29925,11 @@
         <w:tblBorders/>
       </w:tblPr>
       <w:tcPr>
-        <w:shd w:color="ffffff"/>
-        <w:tcBorders>
-          <w:top w:val="none"/>
-          <w:left w:val="none"/>
-          <w:bottom w:val="none"/>
+        <w:shd w:val="clear" w:color="ffffff"/>
+        <w:tcBorders>
+          <w:top w:val="none" w:color="000000" w:sz="4" w:space="0"/>
+          <w:left w:val="none" w:color="000000" w:sz="4" w:space="0"/>
+          <w:bottom w:val="none" w:color="000000" w:sz="4" w:space="0"/>
           <w:right w:val="single" w:color="000000" w:themeColor="accent6" w:themeTint="98" w:sz="4" w:space="0"/>
         </w:tcBorders>
       </w:tcPr>
@@ -29939,10 +29952,10 @@
       <w:tcPr>
         <w:shd w:val="clear" w:color="ffffff" w:themeColor="light1" w:fill="ffffff" w:themeFill="light1"/>
         <w:tcBorders>
-          <w:top w:val="none"/>
-          <w:left w:val="none"/>
+          <w:top w:val="none" w:color="000000" w:sz="4" w:space="0"/>
+          <w:left w:val="none" w:color="000000" w:sz="4" w:space="0"/>
           <w:bottom w:val="single" w:color="000000" w:themeColor="accent6" w:themeTint="98" w:sz="4" w:space="0"/>
-          <w:right w:val="none"/>
+          <w:right w:val="none" w:color="000000" w:sz="4" w:space="0"/>
         </w:tcBorders>
       </w:tcPr>
     </w:tblStylePr>
@@ -29962,12 +29975,12 @@
         <w:tblBorders/>
       </w:tblPr>
       <w:tcPr>
-        <w:shd w:color="ffffff"/>
-        <w:tcBorders>
-          <w:top w:val="none"/>
+        <w:shd w:val="clear" w:color="ffffff"/>
+        <w:tcBorders>
+          <w:top w:val="none" w:color="000000" w:sz="4" w:space="0"/>
           <w:left w:val="single" w:color="000000" w:themeColor="accent6" w:themeTint="98" w:sz="4" w:space="0"/>
-          <w:bottom w:val="none"/>
-          <w:right w:val="none"/>
+          <w:bottom w:val="none" w:color="000000" w:sz="4" w:space="0"/>
+          <w:right w:val="none" w:color="000000" w:sz="4" w:space="0"/>
         </w:tcBorders>
       </w:tcPr>
     </w:tblStylePr>
@@ -29990,9 +30003,9 @@
         <w:shd w:val="clear" w:color="ffffff" w:themeColor="light1" w:fill="ffffff" w:themeFill="light1"/>
         <w:tcBorders>
           <w:top w:val="single" w:color="000000" w:themeColor="accent6" w:themeTint="98" w:sz="4" w:space="0"/>
-          <w:left w:val="none"/>
-          <w:bottom w:val="none"/>
-          <w:right w:val="none"/>
+          <w:left w:val="none" w:color="000000" w:sz="4" w:space="0"/>
+          <w:bottom w:val="none" w:color="000000" w:sz="4" w:space="0"/>
+          <w:right w:val="none" w:color="000000" w:sz="4" w:space="0"/>
         </w:tcBorders>
       </w:tcPr>
     </w:tblStylePr>
@@ -30067,9 +30080,9 @@
       </w:tcPr>
     </w:tblStylePr>
   </w:style>
-  <w:style w:type="table" w:styleId="117">
+  <w:style w:type="table" w:styleId="829">
     <w:name w:val="Lined - Accent"/>
-    <w:basedOn w:val="703"/>
+    <w:basedOn w:val="884"/>
     <w:uiPriority w:val="99"/>
     <w:pPr>
       <w:pBdr/>
@@ -30304,9 +30317,9 @@
       </w:tcPr>
     </w:tblStylePr>
   </w:style>
-  <w:style w:type="table" w:styleId="118">
+  <w:style w:type="table" w:styleId="830">
     <w:name w:val="Lined - Accent 1"/>
-    <w:basedOn w:val="703"/>
+    <w:basedOn w:val="884"/>
     <w:uiPriority w:val="99"/>
     <w:pPr>
       <w:pBdr/>
@@ -30541,9 +30554,9 @@
       </w:tcPr>
     </w:tblStylePr>
   </w:style>
-  <w:style w:type="table" w:styleId="119">
+  <w:style w:type="table" w:styleId="831">
     <w:name w:val="Lined - Accent 2"/>
-    <w:basedOn w:val="703"/>
+    <w:basedOn w:val="884"/>
     <w:uiPriority w:val="99"/>
     <w:pPr>
       <w:pBdr/>
@@ -30778,9 +30791,9 @@
       </w:tcPr>
     </w:tblStylePr>
   </w:style>
-  <w:style w:type="table" w:styleId="120">
+  <w:style w:type="table" w:styleId="832">
     <w:name w:val="Lined - Accent 3"/>
-    <w:basedOn w:val="703"/>
+    <w:basedOn w:val="884"/>
     <w:uiPriority w:val="99"/>
     <w:pPr>
       <w:pBdr/>
@@ -31015,9 +31028,9 @@
       </w:tcPr>
     </w:tblStylePr>
   </w:style>
-  <w:style w:type="table" w:styleId="121">
+  <w:style w:type="table" w:styleId="833">
     <w:name w:val="Lined - Accent 4"/>
-    <w:basedOn w:val="703"/>
+    <w:basedOn w:val="884"/>
     <w:uiPriority w:val="99"/>
     <w:pPr>
       <w:pBdr/>
@@ -31252,9 +31265,9 @@
       </w:tcPr>
     </w:tblStylePr>
   </w:style>
-  <w:style w:type="table" w:styleId="122">
+  <w:style w:type="table" w:styleId="834">
     <w:name w:val="Lined - Accent 5"/>
-    <w:basedOn w:val="703"/>
+    <w:basedOn w:val="884"/>
     <w:uiPriority w:val="99"/>
     <w:pPr>
       <w:pBdr/>
@@ -31489,9 +31502,9 @@
       </w:tcPr>
     </w:tblStylePr>
   </w:style>
-  <w:style w:type="table" w:styleId="123">
+  <w:style w:type="table" w:styleId="835">
     <w:name w:val="Lined - Accent 6"/>
-    <w:basedOn w:val="703"/>
+    <w:basedOn w:val="884"/>
     <w:uiPriority w:val="99"/>
     <w:pPr>
       <w:pBdr/>
@@ -31726,9 +31739,9 @@
       </w:tcPr>
     </w:tblStylePr>
   </w:style>
-  <w:style w:type="table" w:styleId="124">
+  <w:style w:type="table" w:styleId="836">
     <w:name w:val="Bordered &amp; Lined - Accent"/>
-    <w:basedOn w:val="703"/>
+    <w:basedOn w:val="884"/>
     <w:uiPriority w:val="99"/>
     <w:pPr>
       <w:pBdr/>
@@ -31970,9 +31983,9 @@
       </w:tcPr>
     </w:tblStylePr>
   </w:style>
-  <w:style w:type="table" w:styleId="125">
+  <w:style w:type="table" w:styleId="837">
     <w:name w:val="Bordered &amp; Lined - Accent 1"/>
-    <w:basedOn w:val="703"/>
+    <w:basedOn w:val="884"/>
     <w:uiPriority w:val="99"/>
     <w:pPr>
       <w:pBdr/>
@@ -32214,9 +32227,9 @@
       </w:tcPr>
     </w:tblStylePr>
   </w:style>
-  <w:style w:type="table" w:styleId="126">
+  <w:style w:type="table" w:styleId="838">
     <w:name w:val="Bordered &amp; Lined - Accent 2"/>
-    <w:basedOn w:val="703"/>
+    <w:basedOn w:val="884"/>
     <w:uiPriority w:val="99"/>
     <w:pPr>
       <w:pBdr/>
@@ -32458,9 +32471,9 @@
       </w:tcPr>
     </w:tblStylePr>
   </w:style>
-  <w:style w:type="table" w:styleId="127">
+  <w:style w:type="table" w:styleId="839">
     <w:name w:val="Bordered &amp; Lined - Accent 3"/>
-    <w:basedOn w:val="703"/>
+    <w:basedOn w:val="884"/>
     <w:uiPriority w:val="99"/>
     <w:pPr>
       <w:pBdr/>
@@ -32702,9 +32715,9 @@
       </w:tcPr>
     </w:tblStylePr>
   </w:style>
-  <w:style w:type="table" w:styleId="128">
+  <w:style w:type="table" w:styleId="840">
     <w:name w:val="Bordered &amp; Lined - Accent 4"/>
-    <w:basedOn w:val="703"/>
+    <w:basedOn w:val="884"/>
     <w:uiPriority w:val="99"/>
     <w:pPr>
       <w:pBdr/>
@@ -32946,9 +32959,9 @@
       </w:tcPr>
     </w:tblStylePr>
   </w:style>
-  <w:style w:type="table" w:styleId="129">
+  <w:style w:type="table" w:styleId="841">
     <w:name w:val="Bordered &amp; Lined - Accent 5"/>
-    <w:basedOn w:val="703"/>
+    <w:basedOn w:val="884"/>
     <w:uiPriority w:val="99"/>
     <w:pPr>
       <w:pBdr/>
@@ -33190,9 +33203,9 @@
       </w:tcPr>
     </w:tblStylePr>
   </w:style>
-  <w:style w:type="table" w:styleId="130">
+  <w:style w:type="table" w:styleId="842">
     <w:name w:val="Bordered &amp; Lined - Accent 6"/>
-    <w:basedOn w:val="703"/>
+    <w:basedOn w:val="884"/>
     <w:uiPriority w:val="99"/>
     <w:pPr>
       <w:pBdr/>
@@ -33434,9 +33447,9 @@
       </w:tcPr>
     </w:tblStylePr>
   </w:style>
-  <w:style w:type="table" w:styleId="131">
+  <w:style w:type="table" w:styleId="843">
     <w:name w:val="Bordered"/>
-    <w:basedOn w:val="703"/>
+    <w:basedOn w:val="884"/>
     <w:uiPriority w:val="99"/>
     <w:pPr>
       <w:pBdr/>
@@ -33665,9 +33678,9 @@
       </w:tcPr>
     </w:tblStylePr>
   </w:style>
-  <w:style w:type="table" w:styleId="132">
+  <w:style w:type="table" w:styleId="844">
     <w:name w:val="Bordered - Accent 1"/>
-    <w:basedOn w:val="703"/>
+    <w:basedOn w:val="884"/>
     <w:uiPriority w:val="99"/>
     <w:pPr>
       <w:pBdr/>
@@ -33896,9 +33909,9 @@
       </w:tcPr>
     </w:tblStylePr>
   </w:style>
-  <w:style w:type="table" w:styleId="133">
+  <w:style w:type="table" w:styleId="845">
     <w:name w:val="Bordered - Accent 2"/>
-    <w:basedOn w:val="703"/>
+    <w:basedOn w:val="884"/>
     <w:uiPriority w:val="99"/>
     <w:pPr>
       <w:pBdr/>
@@ -34127,9 +34140,9 @@
       </w:tcPr>
     </w:tblStylePr>
   </w:style>
-  <w:style w:type="table" w:styleId="134">
+  <w:style w:type="table" w:styleId="846">
     <w:name w:val="Bordered - Accent 3"/>
-    <w:basedOn w:val="703"/>
+    <w:basedOn w:val="884"/>
     <w:uiPriority w:val="99"/>
     <w:pPr>
       <w:pBdr/>
@@ -34358,9 +34371,9 @@
       </w:tcPr>
     </w:tblStylePr>
   </w:style>
-  <w:style w:type="table" w:styleId="135">
+  <w:style w:type="table" w:styleId="847">
     <w:name w:val="Bordered - Accent 4"/>
-    <w:basedOn w:val="703"/>
+    <w:basedOn w:val="884"/>
     <w:uiPriority w:val="99"/>
     <w:pPr>
       <w:pBdr/>
@@ -34589,9 +34602,9 @@
       </w:tcPr>
     </w:tblStylePr>
   </w:style>
-  <w:style w:type="table" w:styleId="136">
+  <w:style w:type="table" w:styleId="848">
     <w:name w:val="Bordered - Accent 5"/>
-    <w:basedOn w:val="703"/>
+    <w:basedOn w:val="884"/>
     <w:uiPriority w:val="99"/>
     <w:pPr>
       <w:pBdr/>
@@ -34820,9 +34833,9 @@
       </w:tcPr>
     </w:tblStylePr>
   </w:style>
-  <w:style w:type="table" w:styleId="137">
+  <w:style w:type="table" w:styleId="849">
     <w:name w:val="Bordered - Accent 6"/>
-    <w:basedOn w:val="703"/>
+    <w:basedOn w:val="884"/>
     <w:uiPriority w:val="99"/>
     <w:pPr>
       <w:pBdr/>
@@ -35051,10 +35064,10 @@
       </w:tcPr>
     </w:tblStylePr>
   </w:style>
-  <w:style w:type="paragraph" w:styleId="181">
+  <w:style w:type="paragraph" w:styleId="850">
     <w:name w:val="footnote text"/>
-    <w:basedOn w:val="688"/>
-    <w:link w:val="182"/>
+    <w:basedOn w:val="869"/>
+    <w:link w:val="851"/>
     <w:uiPriority w:val="99"/>
     <w:semiHidden/>
     <w:unhideWhenUsed/>
@@ -35068,10 +35081,10 @@
       <w:szCs w:val="20"/>
     </w:rPr>
   </w:style>
-  <w:style w:type="character" w:styleId="182">
+  <w:style w:type="character" w:styleId="851">
     <w:name w:val="Footnote Text Char"/>
-    <w:basedOn w:val="702"/>
-    <w:link w:val="181"/>
+    <w:basedOn w:val="883"/>
+    <w:link w:val="850"/>
     <w:uiPriority w:val="99"/>
     <w:semiHidden/>
     <w:pPr>
@@ -35084,9 +35097,9 @@
       <w:szCs w:val="20"/>
     </w:rPr>
   </w:style>
-  <w:style w:type="character" w:styleId="183">
+  <w:style w:type="character" w:styleId="852">
     <w:name w:val="footnote reference"/>
-    <w:basedOn w:val="702"/>
+    <w:basedOn w:val="883"/>
     <w:uiPriority w:val="99"/>
     <w:semiHidden/>
     <w:unhideWhenUsed/>
@@ -35099,10 +35112,10 @@
       <w:vertAlign w:val="superscript"/>
     </w:rPr>
   </w:style>
-  <w:style w:type="paragraph" w:styleId="184">
+  <w:style w:type="paragraph" w:styleId="853">
     <w:name w:val="endnote text"/>
-    <w:basedOn w:val="688"/>
-    <w:link w:val="185"/>
+    <w:basedOn w:val="869"/>
+    <w:link w:val="854"/>
     <w:uiPriority w:val="99"/>
     <w:semiHidden/>
     <w:unhideWhenUsed/>
@@ -35116,10 +35129,10 @@
       <w:szCs w:val="20"/>
     </w:rPr>
   </w:style>
-  <w:style w:type="character" w:styleId="185">
+  <w:style w:type="character" w:styleId="854">
     <w:name w:val="Endnote Text Char"/>
-    <w:basedOn w:val="702"/>
-    <w:link w:val="184"/>
+    <w:basedOn w:val="883"/>
+    <w:link w:val="853"/>
     <w:uiPriority w:val="99"/>
     <w:semiHidden/>
     <w:pPr>
@@ -35132,9 +35145,9 @@
       <w:szCs w:val="20"/>
     </w:rPr>
   </w:style>
-  <w:style w:type="character" w:styleId="186">
+  <w:style w:type="character" w:styleId="855">
     <w:name w:val="endnote reference"/>
-    <w:basedOn w:val="702"/>
+    <w:basedOn w:val="883"/>
     <w:uiPriority w:val="99"/>
     <w:semiHidden/>
     <w:unhideWhenUsed/>
@@ -35147,9 +35160,9 @@
       <w:vertAlign w:val="superscript"/>
     </w:rPr>
   </w:style>
-  <w:style w:type="character" w:styleId="187">
+  <w:style w:type="character" w:styleId="856">
     <w:name w:val="Hyperlink"/>
-    <w:basedOn w:val="702"/>
+    <w:basedOn w:val="883"/>
     <w:uiPriority w:val="99"/>
     <w:unhideWhenUsed/>
     <w:pPr>
@@ -35162,9 +35175,9 @@
       <w:u w:val="single"/>
     </w:rPr>
   </w:style>
-  <w:style w:type="character" w:styleId="188">
+  <w:style w:type="character" w:styleId="857">
     <w:name w:val="FollowedHyperlink"/>
-    <w:basedOn w:val="702"/>
+    <w:basedOn w:val="883"/>
     <w:uiPriority w:val="99"/>
     <w:semiHidden/>
     <w:unhideWhenUsed/>
@@ -35178,10 +35191,10 @@
       <w:u w:val="single"/>
     </w:rPr>
   </w:style>
-  <w:style w:type="paragraph" w:styleId="189">
+  <w:style w:type="paragraph" w:styleId="858">
     <w:name w:val="toc 1"/>
-    <w:basedOn w:val="688"/>
-    <w:next w:val="688"/>
+    <w:basedOn w:val="869"/>
+    <w:next w:val="869"/>
     <w:uiPriority w:val="39"/>
     <w:unhideWhenUsed/>
     <w:pPr>
@@ -35190,10 +35203,10 @@
       <w:ind/>
     </w:pPr>
   </w:style>
-  <w:style w:type="paragraph" w:styleId="190">
+  <w:style w:type="paragraph" w:styleId="859">
     <w:name w:val="toc 2"/>
-    <w:basedOn w:val="688"/>
-    <w:next w:val="688"/>
+    <w:basedOn w:val="869"/>
+    <w:next w:val="869"/>
     <w:uiPriority w:val="39"/>
     <w:unhideWhenUsed/>
     <w:pPr>
@@ -35202,10 +35215,10 @@
       <w:ind w:left="220"/>
     </w:pPr>
   </w:style>
-  <w:style w:type="paragraph" w:styleId="191">
+  <w:style w:type="paragraph" w:styleId="860">
     <w:name w:val="toc 3"/>
-    <w:basedOn w:val="688"/>
-    <w:next w:val="688"/>
+    <w:basedOn w:val="869"/>
+    <w:next w:val="869"/>
     <w:uiPriority w:val="39"/>
     <w:unhideWhenUsed/>
     <w:pPr>
@@ -35214,10 +35227,10 @@
       <w:ind w:left="440"/>
     </w:pPr>
   </w:style>
-  <w:style w:type="paragraph" w:styleId="192">
+  <w:style w:type="paragraph" w:styleId="861">
     <w:name w:val="toc 4"/>
-    <w:basedOn w:val="688"/>
-    <w:next w:val="688"/>
+    <w:basedOn w:val="869"/>
+    <w:next w:val="869"/>
     <w:uiPriority w:val="39"/>
     <w:unhideWhenUsed/>
     <w:pPr>
@@ -35226,10 +35239,10 @@
       <w:ind w:left="660"/>
     </w:pPr>
   </w:style>
-  <w:style w:type="paragraph" w:styleId="193">
+  <w:style w:type="paragraph" w:styleId="862">
     <w:name w:val="toc 5"/>
-    <w:basedOn w:val="688"/>
-    <w:next w:val="688"/>
+    <w:basedOn w:val="869"/>
+    <w:next w:val="869"/>
     <w:uiPriority w:val="39"/>
     <w:unhideWhenUsed/>
     <w:pPr>
@@ -35238,10 +35251,10 @@
       <w:ind w:left="880"/>
     </w:pPr>
   </w:style>
-  <w:style w:type="paragraph" w:styleId="194">
+  <w:style w:type="paragraph" w:styleId="863">
     <w:name w:val="toc 6"/>
-    <w:basedOn w:val="688"/>
-    <w:next w:val="688"/>
+    <w:basedOn w:val="869"/>
+    <w:next w:val="869"/>
     <w:uiPriority w:val="39"/>
     <w:unhideWhenUsed/>
     <w:pPr>
@@ -35250,10 +35263,10 @@
       <w:ind w:left="1100"/>
     </w:pPr>
   </w:style>
-  <w:style w:type="paragraph" w:styleId="195">
+  <w:style w:type="paragraph" w:styleId="864">
     <w:name w:val="toc 7"/>
-    <w:basedOn w:val="688"/>
-    <w:next w:val="688"/>
+    <w:basedOn w:val="869"/>
+    <w:next w:val="869"/>
     <w:uiPriority w:val="39"/>
     <w:unhideWhenUsed/>
     <w:pPr>
@@ -35262,10 +35275,10 @@
       <w:ind w:left="1320"/>
     </w:pPr>
   </w:style>
-  <w:style w:type="paragraph" w:styleId="196">
+  <w:style w:type="paragraph" w:styleId="865">
     <w:name w:val="toc 8"/>
-    <w:basedOn w:val="688"/>
-    <w:next w:val="688"/>
+    <w:basedOn w:val="869"/>
+    <w:next w:val="869"/>
     <w:uiPriority w:val="39"/>
     <w:unhideWhenUsed/>
     <w:pPr>
@@ -35274,10 +35287,10 @@
       <w:ind w:left="1540"/>
     </w:pPr>
   </w:style>
-  <w:style w:type="paragraph" w:styleId="197">
+  <w:style w:type="paragraph" w:styleId="866">
     <w:name w:val="toc 9"/>
-    <w:basedOn w:val="688"/>
-    <w:next w:val="688"/>
+    <w:basedOn w:val="869"/>
+    <w:next w:val="869"/>
     <w:uiPriority w:val="39"/>
     <w:unhideWhenUsed/>
     <w:pPr>
@@ -35286,9 +35299,9 @@
       <w:ind w:left="1760"/>
     </w:pPr>
   </w:style>
-  <w:style w:type="character" w:styleId="198">
+  <w:style w:type="character" w:styleId="867">
     <w:name w:val="Placeholder Text"/>
-    <w:basedOn w:val="702"/>
+    <w:basedOn w:val="883"/>
     <w:uiPriority w:val="99"/>
     <w:semiHidden/>
     <w:pPr>
@@ -35300,10 +35313,10 @@
       <w:color w:val="666666"/>
     </w:rPr>
   </w:style>
-  <w:style w:type="paragraph" w:styleId="209">
+  <w:style w:type="paragraph" w:styleId="868">
     <w:name w:val="table of figures"/>
-    <w:basedOn w:val="688"/>
-    <w:next w:val="688"/>
+    <w:basedOn w:val="869"/>
+    <w:next w:val="869"/>
     <w:uiPriority w:val="99"/>
     <w:unhideWhenUsed/>
     <w:pPr>
@@ -35312,7 +35325,7 @@
       <w:ind/>
     </w:pPr>
   </w:style>
-  <w:style w:type="paragraph" w:styleId="688" w:default="1">
+  <w:style w:type="paragraph" w:styleId="869" w:default="1">
     <w:name w:val="Normal"/>
     <w:qFormat/>
     <w:pPr>
@@ -35321,10 +35334,10 @@
       <w:ind/>
     </w:pPr>
   </w:style>
-  <w:style w:type="paragraph" w:styleId="689">
+  <w:style w:type="paragraph" w:styleId="870">
     <w:name w:val="Header"/>
-    <w:basedOn w:val="688"/>
-    <w:link w:val="690"/>
+    <w:basedOn w:val="869"/>
+    <w:link w:val="871"/>
     <w:uiPriority w:val="99"/>
     <w:unhideWhenUsed/>
     <w:pPr>
@@ -35337,10 +35350,10 @@
       <w:ind/>
     </w:pPr>
   </w:style>
-  <w:style w:type="character" w:styleId="690" w:customStyle="1">
+  <w:style w:type="character" w:styleId="871" w:customStyle="1">
     <w:name w:val="Header Char"/>
-    <w:basedOn w:val="702"/>
-    <w:link w:val="689"/>
+    <w:basedOn w:val="883"/>
+    <w:link w:val="870"/>
     <w:uiPriority w:val="99"/>
     <w:pPr>
       <w:pBdr/>
@@ -35348,10 +35361,10 @@
       <w:ind/>
     </w:pPr>
   </w:style>
-  <w:style w:type="paragraph" w:styleId="691">
+  <w:style w:type="paragraph" w:styleId="872">
     <w:name w:val="Footer"/>
-    <w:basedOn w:val="688"/>
-    <w:link w:val="692"/>
+    <w:basedOn w:val="869"/>
+    <w:link w:val="873"/>
     <w:uiPriority w:val="99"/>
     <w:unhideWhenUsed/>
     <w:pPr>
@@ -35364,10 +35377,10 @@
       <w:ind/>
     </w:pPr>
   </w:style>
-  <w:style w:type="character" w:styleId="692" w:customStyle="1">
+  <w:style w:type="character" w:styleId="873" w:customStyle="1">
     <w:name w:val="Footer Char"/>
-    <w:basedOn w:val="702"/>
-    <w:link w:val="691"/>
+    <w:basedOn w:val="883"/>
+    <w:link w:val="872"/>
     <w:uiPriority w:val="99"/>
     <w:pPr>
       <w:pBdr/>
@@ -35375,11 +35388,11 @@
       <w:ind/>
     </w:pPr>
   </w:style>
-  <w:style w:type="paragraph" w:styleId="693">
+  <w:style w:type="paragraph" w:styleId="874">
     <w:name w:val="Heading 1"/>
-    <w:basedOn w:val="688"/>
-    <w:next w:val="688"/>
-    <w:link w:val="706"/>
+    <w:basedOn w:val="869"/>
+    <w:next w:val="869"/>
+    <w:link w:val="887"/>
     <w:uiPriority w:val="9"/>
     <w:qFormat/>
     <w:pPr>
@@ -35399,11 +35412,11 @@
       <w:szCs w:val="28"/>
     </w:rPr>
   </w:style>
-  <w:style w:type="paragraph" w:styleId="694">
+  <w:style w:type="paragraph" w:styleId="875">
     <w:name w:val="Heading 2"/>
-    <w:basedOn w:val="688"/>
-    <w:next w:val="688"/>
-    <w:link w:val="707"/>
+    <w:basedOn w:val="869"/>
+    <w:next w:val="869"/>
+    <w:link w:val="888"/>
     <w:uiPriority w:val="9"/>
     <w:unhideWhenUsed/>
     <w:qFormat/>
@@ -35424,11 +35437,11 @@
       <w:szCs w:val="26"/>
     </w:rPr>
   </w:style>
-  <w:style w:type="paragraph" w:styleId="695">
+  <w:style w:type="paragraph" w:styleId="876">
     <w:name w:val="Heading 3"/>
-    <w:basedOn w:val="688"/>
-    <w:next w:val="688"/>
-    <w:link w:val="708"/>
+    <w:basedOn w:val="869"/>
+    <w:next w:val="869"/>
+    <w:link w:val="889"/>
     <w:uiPriority w:val="9"/>
     <w:unhideWhenUsed/>
     <w:qFormat/>
@@ -35447,11 +35460,11 @@
       <w:color w:val="4f81bd" w:themeColor="accent1"/>
     </w:rPr>
   </w:style>
-  <w:style w:type="paragraph" w:styleId="696">
+  <w:style w:type="paragraph" w:styleId="877">
     <w:name w:val="Heading 4"/>
-    <w:basedOn w:val="688"/>
-    <w:next w:val="688"/>
-    <w:link w:val="736"/>
+    <w:basedOn w:val="869"/>
+    <w:next w:val="869"/>
+    <w:link w:val="917"/>
     <w:uiPriority w:val="9"/>
     <w:semiHidden/>
     <w:unhideWhenUsed/>
@@ -35473,11 +35486,11 @@
       <w:color w:val="4f81bd" w:themeColor="accent1"/>
     </w:rPr>
   </w:style>
-  <w:style w:type="paragraph" w:styleId="697">
+  <w:style w:type="paragraph" w:styleId="878">
     <w:name w:val="Heading 5"/>
-    <w:basedOn w:val="688"/>
-    <w:next w:val="688"/>
-    <w:link w:val="737"/>
+    <w:basedOn w:val="869"/>
+    <w:next w:val="869"/>
+    <w:link w:val="918"/>
     <w:uiPriority w:val="9"/>
     <w:semiHidden/>
     <w:unhideWhenUsed/>
@@ -35495,11 +35508,11 @@
       <w:color w:val="243f60" w:themeColor="accent1" w:themeShade="7F"/>
     </w:rPr>
   </w:style>
-  <w:style w:type="paragraph" w:styleId="698">
+  <w:style w:type="paragraph" w:styleId="879">
     <w:name w:val="Heading 6"/>
-    <w:basedOn w:val="688"/>
-    <w:next w:val="688"/>
-    <w:link w:val="738"/>
+    <w:basedOn w:val="869"/>
+    <w:next w:val="869"/>
+    <w:link w:val="919"/>
     <w:uiPriority w:val="9"/>
     <w:semiHidden/>
     <w:unhideWhenUsed/>
@@ -35519,11 +35532,11 @@
       <w:color w:val="243f60" w:themeColor="accent1" w:themeShade="7F"/>
     </w:rPr>
   </w:style>
-  <w:style w:type="paragraph" w:styleId="699">
+  <w:style w:type="paragraph" w:styleId="880">
     <w:name w:val="Heading 7"/>
-    <w:basedOn w:val="688"/>
-    <w:next w:val="688"/>
-    <w:link w:val="739"/>
+    <w:basedOn w:val="869"/>
+    <w:next w:val="869"/>
+    <w:link w:val="920"/>
     <w:uiPriority w:val="9"/>
     <w:semiHidden/>
     <w:unhideWhenUsed/>
@@ -35543,11 +35556,11 @@
       <w:color w:val="404040" w:themeColor="text1" w:themeTint="BF"/>
     </w:rPr>
   </w:style>
-  <w:style w:type="paragraph" w:styleId="700">
+  <w:style w:type="paragraph" w:styleId="881">
     <w:name w:val="Heading 8"/>
-    <w:basedOn w:val="688"/>
-    <w:next w:val="688"/>
-    <w:link w:val="740"/>
+    <w:basedOn w:val="869"/>
+    <w:next w:val="869"/>
+    <w:link w:val="921"/>
     <w:uiPriority w:val="9"/>
     <w:semiHidden/>
     <w:unhideWhenUsed/>
@@ -35567,11 +35580,11 @@
       <w:szCs w:val="20"/>
     </w:rPr>
   </w:style>
-  <w:style w:type="paragraph" w:styleId="701">
+  <w:style w:type="paragraph" w:styleId="882">
     <w:name w:val="Heading 9"/>
-    <w:basedOn w:val="688"/>
-    <w:next w:val="688"/>
-    <w:link w:val="741"/>
+    <w:basedOn w:val="869"/>
+    <w:next w:val="869"/>
+    <w:link w:val="922"/>
     <w:uiPriority w:val="9"/>
     <w:semiHidden/>
     <w:unhideWhenUsed/>
@@ -35593,7 +35606,7 @@
       <w:szCs w:val="20"/>
     </w:rPr>
   </w:style>
-  <w:style w:type="character" w:styleId="702" w:default="1">
+  <w:style w:type="character" w:styleId="883" w:default="1">
     <w:name w:val="Default Paragraph Font"/>
     <w:uiPriority w:val="1"/>
     <w:semiHidden/>
@@ -35604,7 +35617,7 @@
       <w:ind/>
     </w:pPr>
   </w:style>
-  <w:style w:type="table" w:styleId="703" w:default="1">
+  <w:style w:type="table" w:styleId="884" w:default="1">
     <w:name w:val="Normal Table"/>
     <w:uiPriority w:val="99"/>
     <w:semiHidden/>
@@ -35797,7 +35810,7 @@
       </w:tcPr>
     </w:tblStylePr>
   </w:style>
-  <w:style w:type="numbering" w:styleId="704" w:default="1">
+  <w:style w:type="numbering" w:styleId="885" w:default="1">
     <w:name w:val="No List"/>
     <w:uiPriority w:val="99"/>
     <w:semiHidden/>
@@ -35808,7 +35821,7 @@
       <w:ind/>
     </w:pPr>
   </w:style>
-  <w:style w:type="paragraph" w:styleId="705">
+  <w:style w:type="paragraph" w:styleId="886">
     <w:name w:val="No Spacing"/>
     <w:uiPriority w:val="1"/>
     <w:qFormat/>
@@ -35818,10 +35831,10 @@
       <w:ind/>
     </w:pPr>
   </w:style>
-  <w:style w:type="character" w:styleId="706" w:customStyle="1">
+  <w:style w:type="character" w:styleId="887" w:customStyle="1">
     <w:name w:val="Heading 1 Char"/>
-    <w:basedOn w:val="702"/>
-    <w:link w:val="693"/>
+    <w:basedOn w:val="883"/>
+    <w:link w:val="874"/>
     <w:uiPriority w:val="9"/>
     <w:pPr>
       <w:pBdr/>
@@ -35837,10 +35850,10 @@
       <w:szCs w:val="28"/>
     </w:rPr>
   </w:style>
-  <w:style w:type="character" w:styleId="707" w:customStyle="1">
+  <w:style w:type="character" w:styleId="888" w:customStyle="1">
     <w:name w:val="Heading 2 Char"/>
-    <w:basedOn w:val="702"/>
-    <w:link w:val="694"/>
+    <w:basedOn w:val="883"/>
+    <w:link w:val="875"/>
     <w:uiPriority w:val="9"/>
     <w:pPr>
       <w:pBdr/>
@@ -35856,10 +35869,10 @@
       <w:szCs w:val="26"/>
     </w:rPr>
   </w:style>
-  <w:style w:type="character" w:styleId="708" w:customStyle="1">
+  <w:style w:type="character" w:styleId="889" w:customStyle="1">
     <w:name w:val="Heading 3 Char"/>
-    <w:basedOn w:val="702"/>
-    <w:link w:val="695"/>
+    <w:basedOn w:val="883"/>
+    <w:link w:val="876"/>
     <w:uiPriority w:val="9"/>
     <w:pPr>
       <w:pBdr/>
@@ -35873,11 +35886,11 @@
       <w:color w:val="4f81bd" w:themeColor="accent1"/>
     </w:rPr>
   </w:style>
-  <w:style w:type="paragraph" w:styleId="709">
+  <w:style w:type="paragraph" w:styleId="890">
     <w:name w:val="Title"/>
-    <w:basedOn w:val="688"/>
-    <w:next w:val="688"/>
-    <w:link w:val="710"/>
+    <w:basedOn w:val="869"/>
+    <w:next w:val="869"/>
+    <w:link w:val="891"/>
     <w:uiPriority w:val="10"/>
     <w:qFormat/>
     <w:pPr>
@@ -35896,10 +35909,10 @@
       <w:szCs w:val="52"/>
     </w:rPr>
   </w:style>
-  <w:style w:type="character" w:styleId="710" w:customStyle="1">
+  <w:style w:type="character" w:styleId="891" w:customStyle="1">
     <w:name w:val="Title Char"/>
-    <w:basedOn w:val="702"/>
-    <w:link w:val="709"/>
+    <w:basedOn w:val="883"/>
+    <w:link w:val="890"/>
     <w:uiPriority w:val="10"/>
     <w:pPr>
       <w:pBdr/>
@@ -35914,11 +35927,11 @@
       <w:szCs w:val="52"/>
     </w:rPr>
   </w:style>
-  <w:style w:type="paragraph" w:styleId="711">
+  <w:style w:type="paragraph" w:styleId="892">
     <w:name w:val="Subtitle"/>
-    <w:basedOn w:val="688"/>
-    <w:next w:val="688"/>
-    <w:link w:val="712"/>
+    <w:basedOn w:val="869"/>
+    <w:next w:val="869"/>
+    <w:link w:val="893"/>
     <w:uiPriority w:val="11"/>
     <w:qFormat/>
     <w:pPr>
@@ -35939,10 +35952,10 @@
       <w:szCs w:val="24"/>
     </w:rPr>
   </w:style>
-  <w:style w:type="character" w:styleId="712" w:customStyle="1">
+  <w:style w:type="character" w:styleId="893" w:customStyle="1">
     <w:name w:val="Subtitle Char"/>
-    <w:basedOn w:val="702"/>
-    <w:link w:val="711"/>
+    <w:basedOn w:val="883"/>
+    <w:link w:val="892"/>
     <w:uiPriority w:val="11"/>
     <w:pPr>
       <w:pBdr/>
@@ -35959,9 +35972,9 @@
       <w:szCs w:val="24"/>
     </w:rPr>
   </w:style>
-  <w:style w:type="paragraph" w:styleId="713">
+  <w:style w:type="paragraph" w:styleId="894">
     <w:name w:val="List Paragraph"/>
-    <w:basedOn w:val="688"/>
+    <w:basedOn w:val="869"/>
     <w:uiPriority w:val="34"/>
     <w:qFormat/>
     <w:pPr>
@@ -35971,10 +35984,10 @@
       <w:contextualSpacing w:val="true"/>
     </w:pPr>
   </w:style>
-  <w:style w:type="paragraph" w:styleId="714">
+  <w:style w:type="paragraph" w:styleId="895">
     <w:name w:val="Body Text"/>
-    <w:basedOn w:val="688"/>
-    <w:link w:val="715"/>
+    <w:basedOn w:val="869"/>
+    <w:link w:val="896"/>
     <w:uiPriority w:val="99"/>
     <w:unhideWhenUsed/>
     <w:pPr>
@@ -35983,10 +35996,10 @@
       <w:ind/>
     </w:pPr>
   </w:style>
-  <w:style w:type="character" w:styleId="715" w:customStyle="1">
+  <w:style w:type="character" w:styleId="896" w:customStyle="1">
     <w:name w:val="Body Text Char"/>
-    <w:basedOn w:val="702"/>
-    <w:link w:val="714"/>
+    <w:basedOn w:val="883"/>
+    <w:link w:val="895"/>
     <w:uiPriority w:val="99"/>
     <w:pPr>
       <w:pBdr/>
@@ -35994,10 +36007,10 @@
       <w:ind/>
     </w:pPr>
   </w:style>
-  <w:style w:type="paragraph" w:styleId="716">
+  <w:style w:type="paragraph" w:styleId="897">
     <w:name w:val="Body Text 2"/>
-    <w:basedOn w:val="688"/>
-    <w:link w:val="717"/>
+    <w:basedOn w:val="869"/>
+    <w:link w:val="898"/>
     <w:uiPriority w:val="99"/>
     <w:unhideWhenUsed/>
     <w:pPr>
@@ -36006,10 +36019,10 @@
       <w:ind/>
     </w:pPr>
   </w:style>
-  <w:style w:type="character" w:styleId="717" w:customStyle="1">
+  <w:style w:type="character" w:styleId="898" w:customStyle="1">
     <w:name w:val="Body Text 2 Char"/>
-    <w:basedOn w:val="702"/>
-    <w:link w:val="716"/>
+    <w:basedOn w:val="883"/>
+    <w:link w:val="897"/>
     <w:uiPriority w:val="99"/>
     <w:pPr>
       <w:pBdr/>
@@ -36017,10 +36030,10 @@
       <w:ind/>
     </w:pPr>
   </w:style>
-  <w:style w:type="paragraph" w:styleId="718">
+  <w:style w:type="paragraph" w:styleId="899">
     <w:name w:val="Body Text 3"/>
-    <w:basedOn w:val="688"/>
-    <w:link w:val="719"/>
+    <w:basedOn w:val="869"/>
+    <w:link w:val="900"/>
     <w:uiPriority w:val="99"/>
     <w:unhideWhenUsed/>
     <w:pPr>
@@ -36033,10 +36046,10 @@
       <w:szCs w:val="16"/>
     </w:rPr>
   </w:style>
-  <w:style w:type="character" w:styleId="719" w:customStyle="1">
+  <w:style w:type="character" w:styleId="900" w:customStyle="1">
     <w:name w:val="Body Text 3 Char"/>
-    <w:basedOn w:val="702"/>
-    <w:link w:val="718"/>
+    <w:basedOn w:val="883"/>
+    <w:link w:val="899"/>
     <w:uiPriority w:val="99"/>
     <w:pPr>
       <w:pBdr/>
@@ -36048,9 +36061,9 @@
       <w:szCs w:val="16"/>
     </w:rPr>
   </w:style>
-  <w:style w:type="paragraph" w:styleId="720">
+  <w:style w:type="paragraph" w:styleId="901">
     <w:name w:val="List"/>
-    <w:basedOn w:val="688"/>
+    <w:basedOn w:val="869"/>
     <w:uiPriority w:val="99"/>
     <w:unhideWhenUsed/>
     <w:pPr>
@@ -36060,9 +36073,9 @@
       <w:contextualSpacing w:val="true"/>
     </w:pPr>
   </w:style>
-  <w:style w:type="paragraph" w:styleId="721">
+  <w:style w:type="paragraph" w:styleId="902">
     <w:name w:val="List 2"/>
-    <w:basedOn w:val="688"/>
+    <w:basedOn w:val="869"/>
     <w:uiPriority w:val="99"/>
     <w:unhideWhenUsed/>
     <w:pPr>
@@ -36072,9 +36085,9 @@
       <w:contextualSpacing w:val="true"/>
     </w:pPr>
   </w:style>
-  <w:style w:type="paragraph" w:styleId="722">
+  <w:style w:type="paragraph" w:styleId="903">
     <w:name w:val="List 3"/>
-    <w:basedOn w:val="688"/>
+    <w:basedOn w:val="869"/>
     <w:uiPriority w:val="99"/>
     <w:unhideWhenUsed/>
     <w:pPr>
@@ -36084,9 +36097,9 @@
       <w:contextualSpacing w:val="true"/>
     </w:pPr>
   </w:style>
-  <w:style w:type="paragraph" w:styleId="723">
+  <w:style w:type="paragraph" w:styleId="904">
     <w:name w:val="List Bullet"/>
-    <w:basedOn w:val="688"/>
+    <w:basedOn w:val="869"/>
     <w:uiPriority w:val="99"/>
     <w:unhideWhenUsed/>
     <w:pPr>
@@ -36099,9 +36112,9 @@
       <w:contextualSpacing w:val="true"/>
     </w:pPr>
   </w:style>
-  <w:style w:type="paragraph" w:styleId="724">
+  <w:style w:type="paragraph" w:styleId="905">
     <w:name w:val="List Bullet 2"/>
-    <w:basedOn w:val="688"/>
+    <w:basedOn w:val="869"/>
     <w:uiPriority w:val="99"/>
     <w:unhideWhenUsed/>
     <w:pPr>
@@ -36114,9 +36127,9 @@
       <w:contextualSpacing w:val="true"/>
     </w:pPr>
   </w:style>
-  <w:style w:type="paragraph" w:styleId="725">
+  <w:style w:type="paragraph" w:styleId="906">
     <w:name w:val="List Bullet 3"/>
-    <w:basedOn w:val="688"/>
+    <w:basedOn w:val="869"/>
     <w:uiPriority w:val="99"/>
     <w:unhideWhenUsed/>
     <w:pPr>
@@ -36129,9 +36142,9 @@
       <w:contextualSpacing w:val="true"/>
     </w:pPr>
   </w:style>
-  <w:style w:type="paragraph" w:styleId="726">
+  <w:style w:type="paragraph" w:styleId="907">
     <w:name w:val="List Number"/>
-    <w:basedOn w:val="688"/>
+    <w:basedOn w:val="869"/>
     <w:uiPriority w:val="99"/>
     <w:unhideWhenUsed/>
     <w:pPr>
@@ -36144,9 +36157,9 @@
       <w:contextualSpacing w:val="true"/>
     </w:pPr>
   </w:style>
-  <w:style w:type="paragraph" w:styleId="727">
+  <w:style w:type="paragraph" w:styleId="908">
     <w:name w:val="List Number 2"/>
-    <w:basedOn w:val="688"/>
+    <w:basedOn w:val="869"/>
     <w:uiPriority w:val="99"/>
     <w:unhideWhenUsed/>
     <w:pPr>
@@ -36159,9 +36172,9 @@
       <w:contextualSpacing w:val="true"/>
     </w:pPr>
   </w:style>
-  <w:style w:type="paragraph" w:styleId="728">
+  <w:style w:type="paragraph" w:styleId="909">
     <w:name w:val="List Number 3"/>
-    <w:basedOn w:val="688"/>
+    <w:basedOn w:val="869"/>
     <w:uiPriority w:val="99"/>
     <w:unhideWhenUsed/>
     <w:pPr>
@@ -36174,9 +36187,9 @@
       <w:contextualSpacing w:val="true"/>
     </w:pPr>
   </w:style>
-  <w:style w:type="paragraph" w:styleId="729">
+  <w:style w:type="paragraph" w:styleId="910">
     <w:name w:val="List Continue"/>
-    <w:basedOn w:val="688"/>
+    <w:basedOn w:val="869"/>
     <w:uiPriority w:val="99"/>
     <w:unhideWhenUsed/>
     <w:pPr>
@@ -36186,9 +36199,9 @@
       <w:contextualSpacing w:val="true"/>
     </w:pPr>
   </w:style>
-  <w:style w:type="paragraph" w:styleId="730">
+  <w:style w:type="paragraph" w:styleId="911">
     <w:name w:val="List Continue 2"/>
-    <w:basedOn w:val="688"/>
+    <w:basedOn w:val="869"/>
     <w:uiPriority w:val="99"/>
     <w:unhideWhenUsed/>
     <w:pPr>
@@ -36198,9 +36211,9 @@
       <w:contextualSpacing w:val="true"/>
     </w:pPr>
   </w:style>
-  <w:style w:type="paragraph" w:styleId="731">
+  <w:style w:type="paragraph" w:styleId="912">
     <w:name w:val="List Continue 3"/>
-    <w:basedOn w:val="688"/>
+    <w:basedOn w:val="869"/>
     <w:uiPriority w:val="99"/>
     <w:unhideWhenUsed/>
     <w:pPr>
@@ -36210,9 +36223,9 @@
       <w:contextualSpacing w:val="true"/>
     </w:pPr>
   </w:style>
-  <w:style w:type="paragraph" w:styleId="732">
+  <w:style w:type="paragraph" w:styleId="913">
     <w:name w:val="macro"/>
-    <w:link w:val="733"/>
+    <w:link w:val="914"/>
     <w:uiPriority w:val="99"/>
     <w:unhideWhenUsed/>
     <w:pPr>
@@ -36235,10 +36248,10 @@
       <w:szCs w:val="20"/>
     </w:rPr>
   </w:style>
-  <w:style w:type="character" w:styleId="733" w:customStyle="1">
+  <w:style w:type="character" w:styleId="914" w:customStyle="1">
     <w:name w:val="Macro Text Char"/>
-    <w:basedOn w:val="702"/>
-    <w:link w:val="732"/>
+    <w:basedOn w:val="883"/>
+    <w:link w:val="913"/>
     <w:uiPriority w:val="99"/>
     <w:pPr>
       <w:pBdr/>
@@ -36251,11 +36264,11 @@
       <w:szCs w:val="20"/>
     </w:rPr>
   </w:style>
-  <w:style w:type="paragraph" w:styleId="734">
+  <w:style w:type="paragraph" w:styleId="915">
     <w:name w:val="Quote"/>
-    <w:basedOn w:val="688"/>
-    <w:next w:val="688"/>
-    <w:link w:val="735"/>
+    <w:basedOn w:val="869"/>
+    <w:next w:val="869"/>
+    <w:link w:val="916"/>
     <w:uiPriority w:val="29"/>
     <w:qFormat/>
     <w:pPr>
@@ -36269,10 +36282,10 @@
       <w:color w:val="000000" w:themeColor="text1"/>
     </w:rPr>
   </w:style>
-  <w:style w:type="character" w:styleId="735" w:customStyle="1">
+  <w:style w:type="character" w:styleId="916" w:customStyle="1">
     <w:name w:val="Quote Char"/>
-    <w:basedOn w:val="702"/>
-    <w:link w:val="734"/>
+    <w:basedOn w:val="883"/>
+    <w:link w:val="915"/>
     <w:uiPriority w:val="29"/>
     <w:pPr>
       <w:pBdr/>
@@ -36285,10 +36298,10 @@
       <w:color w:val="000000" w:themeColor="text1"/>
     </w:rPr>
   </w:style>
-  <w:style w:type="character" w:styleId="736" w:customStyle="1">
+  <w:style w:type="character" w:styleId="917" w:customStyle="1">
     <w:name w:val="Heading 4 Char"/>
-    <w:basedOn w:val="702"/>
-    <w:link w:val="696"/>
+    <w:basedOn w:val="883"/>
+    <w:link w:val="877"/>
     <w:uiPriority w:val="9"/>
     <w:semiHidden/>
     <w:pPr>
@@ -36305,10 +36318,10 @@
       <w:color w:val="4f81bd" w:themeColor="accent1"/>
     </w:rPr>
   </w:style>
-  <w:style w:type="character" w:styleId="737" w:customStyle="1">
+  <w:style w:type="character" w:styleId="918" w:customStyle="1">
     <w:name w:val="Heading 5 Char"/>
-    <w:basedOn w:val="702"/>
-    <w:link w:val="697"/>
+    <w:basedOn w:val="883"/>
+    <w:link w:val="878"/>
     <w:uiPriority w:val="9"/>
     <w:semiHidden/>
     <w:pPr>
@@ -36321,10 +36334,10 @@
       <w:color w:val="243f60" w:themeColor="accent1" w:themeShade="7F"/>
     </w:rPr>
   </w:style>
-  <w:style w:type="character" w:styleId="738" w:customStyle="1">
+  <w:style w:type="character" w:styleId="919" w:customStyle="1">
     <w:name w:val="Heading 6 Char"/>
-    <w:basedOn w:val="702"/>
-    <w:link w:val="698"/>
+    <w:basedOn w:val="883"/>
+    <w:link w:val="879"/>
     <w:uiPriority w:val="9"/>
     <w:semiHidden/>
     <w:pPr>
@@ -36339,10 +36352,10 @@
       <w:color w:val="243f60" w:themeColor="accent1" w:themeShade="7F"/>
     </w:rPr>
   </w:style>
-  <w:style w:type="character" w:styleId="739" w:customStyle="1">
+  <w:style w:type="character" w:styleId="920" w:customStyle="1">
     <w:name w:val="Heading 7 Char"/>
-    <w:basedOn w:val="702"/>
-    <w:link w:val="699"/>
+    <w:basedOn w:val="883"/>
+    <w:link w:val="880"/>
     <w:uiPriority w:val="9"/>
     <w:semiHidden/>
     <w:pPr>
@@ -36357,10 +36370,10 @@
       <w:color w:val="404040" w:themeColor="text1" w:themeTint="BF"/>
     </w:rPr>
   </w:style>
-  <w:style w:type="character" w:styleId="740" w:customStyle="1">
+  <w:style w:type="character" w:styleId="921" w:customStyle="1">
     <w:name w:val="Heading 8 Char"/>
-    <w:basedOn w:val="702"/>
-    <w:link w:val="700"/>
+    <w:basedOn w:val="883"/>
+    <w:link w:val="881"/>
     <w:uiPriority w:val="9"/>
     <w:semiHidden/>
     <w:pPr>
@@ -36375,10 +36388,10 @@
       <w:szCs w:val="20"/>
     </w:rPr>
   </w:style>
-  <w:style w:type="character" w:styleId="741" w:customStyle="1">
+  <w:style w:type="character" w:styleId="922" w:customStyle="1">
     <w:name w:val="Heading 9 Char"/>
-    <w:basedOn w:val="702"/>
-    <w:link w:val="701"/>
+    <w:basedOn w:val="883"/>
+    <w:link w:val="882"/>
     <w:uiPriority w:val="9"/>
     <w:semiHidden/>
     <w:pPr>
@@ -36395,10 +36408,10 @@
       <w:szCs w:val="20"/>
     </w:rPr>
   </w:style>
-  <w:style w:type="paragraph" w:styleId="742">
+  <w:style w:type="paragraph" w:styleId="923">
     <w:name w:val="Caption"/>
-    <w:basedOn w:val="688"/>
-    <w:next w:val="688"/>
+    <w:basedOn w:val="869"/>
+    <w:next w:val="869"/>
     <w:uiPriority w:val="35"/>
     <w:semiHidden/>
     <w:unhideWhenUsed/>
@@ -36416,9 +36429,9 @@
       <w:szCs w:val="18"/>
     </w:rPr>
   </w:style>
-  <w:style w:type="character" w:styleId="743">
+  <w:style w:type="character" w:styleId="924">
     <w:name w:val="Strong"/>
-    <w:basedOn w:val="702"/>
+    <w:basedOn w:val="883"/>
     <w:uiPriority w:val="22"/>
     <w:qFormat/>
     <w:pPr>
@@ -36431,9 +36444,9 @@
       <w:bCs/>
     </w:rPr>
   </w:style>
-  <w:style w:type="character" w:styleId="744">
+  <w:style w:type="character" w:styleId="925">
     <w:name w:val="Emphasis"/>
-    <w:basedOn w:val="702"/>
+    <w:basedOn w:val="883"/>
     <w:uiPriority w:val="20"/>
     <w:qFormat/>
     <w:pPr>
@@ -36446,11 +36459,11 @@
       <w:iCs/>
     </w:rPr>
   </w:style>
-  <w:style w:type="paragraph" w:styleId="745">
+  <w:style w:type="paragraph" w:styleId="926">
     <w:name w:val="Intense Quote"/>
-    <w:basedOn w:val="688"/>
-    <w:next w:val="688"/>
-    <w:link w:val="746"/>
+    <w:basedOn w:val="869"/>
+    <w:next w:val="869"/>
+    <w:link w:val="927"/>
     <w:uiPriority w:val="30"/>
     <w:qFormat/>
     <w:pPr>
@@ -36468,10 +36481,10 @@
       <w:color w:val="4f81bd" w:themeColor="accent1"/>
     </w:rPr>
   </w:style>
-  <w:style w:type="character" w:styleId="746" w:customStyle="1">
+  <w:style w:type="character" w:styleId="927" w:customStyle="1">
     <w:name w:val="Intense Quote Char"/>
-    <w:basedOn w:val="702"/>
-    <w:link w:val="745"/>
+    <w:basedOn w:val="883"/>
+    <w:link w:val="926"/>
     <w:uiPriority w:val="30"/>
     <w:pPr>
       <w:pBdr/>
@@ -36486,9 +36499,9 @@
       <w:color w:val="4f81bd" w:themeColor="accent1"/>
     </w:rPr>
   </w:style>
-  <w:style w:type="character" w:styleId="747">
+  <w:style w:type="character" w:styleId="928">
     <w:name w:val="Subtle Emphasis"/>
-    <w:basedOn w:val="702"/>
+    <w:basedOn w:val="883"/>
     <w:uiPriority w:val="19"/>
     <w:qFormat/>
     <w:pPr>
@@ -36502,9 +36515,9 @@
       <w:color w:val="808080" w:themeColor="text1" w:themeTint="7F"/>
     </w:rPr>
   </w:style>
-  <w:style w:type="character" w:styleId="748">
+  <w:style w:type="character" w:styleId="929">
     <w:name w:val="Intense Emphasis"/>
-    <w:basedOn w:val="702"/>
+    <w:basedOn w:val="883"/>
     <w:uiPriority w:val="21"/>
     <w:qFormat/>
     <w:pPr>
@@ -36520,9 +36533,9 @@
       <w:color w:val="4f81bd" w:themeColor="accent1"/>
     </w:rPr>
   </w:style>
-  <w:style w:type="character" w:styleId="749">
+  <w:style w:type="character" w:styleId="930">
     <w:name w:val="Subtle Reference"/>
-    <w:basedOn w:val="702"/>
+    <w:basedOn w:val="883"/>
     <w:uiPriority w:val="31"/>
     <w:qFormat/>
     <w:pPr>
@@ -36536,9 +36549,9 @@
       <w:u w:val="single"/>
     </w:rPr>
   </w:style>
-  <w:style w:type="character" w:styleId="750">
+  <w:style w:type="character" w:styleId="931">
     <w:name w:val="Intense Reference"/>
-    <w:basedOn w:val="702"/>
+    <w:basedOn w:val="883"/>
     <w:uiPriority w:val="32"/>
     <w:qFormat/>
     <w:pPr>
@@ -36555,9 +36568,9 @@
       <w:u w:val="single"/>
     </w:rPr>
   </w:style>
-  <w:style w:type="character" w:styleId="751">
+  <w:style w:type="character" w:styleId="932">
     <w:name w:val="Book Title"/>
-    <w:basedOn w:val="702"/>
+    <w:basedOn w:val="883"/>
     <w:uiPriority w:val="33"/>
     <w:qFormat/>
     <w:pPr>
@@ -36572,10 +36585,10 @@
       <w:spacing w:val="5"/>
     </w:rPr>
   </w:style>
-  <w:style w:type="paragraph" w:styleId="752">
+  <w:style w:type="paragraph" w:styleId="933">
     <w:name w:val="TOC Heading"/>
-    <w:basedOn w:val="693"/>
-    <w:next w:val="688"/>
+    <w:basedOn w:val="874"/>
+    <w:next w:val="869"/>
     <w:uiPriority w:val="39"/>
     <w:semiHidden/>
     <w:unhideWhenUsed/>
@@ -36587,9 +36600,9 @@
       <w:outlineLvl w:val="9"/>
     </w:pPr>
   </w:style>
-  <w:style w:type="table" w:styleId="753">
+  <w:style w:type="table" w:styleId="934">
     <w:name w:val="Table Grid"/>
-    <w:basedOn w:val="703"/>
+    <w:basedOn w:val="884"/>
     <w:uiPriority w:val="59"/>
     <w:pPr>
       <w:pBdr/>
@@ -36786,9 +36799,9 @@
       </w:tcPr>
     </w:tblStylePr>
   </w:style>
-  <w:style w:type="table" w:styleId="754">
+  <w:style w:type="table" w:styleId="935">
     <w:name w:val="Light Shading"/>
-    <w:basedOn w:val="703"/>
+    <w:basedOn w:val="884"/>
     <w:uiPriority w:val="60"/>
     <w:pPr>
       <w:pBdr/>
@@ -37020,9 +37033,9 @@
       </w:tcPr>
     </w:tblStylePr>
   </w:style>
-  <w:style w:type="table" w:styleId="755">
+  <w:style w:type="table" w:styleId="936">
     <w:name w:val="Light Shading Accent 1"/>
-    <w:basedOn w:val="703"/>
+    <w:basedOn w:val="884"/>
     <w:uiPriority w:val="60"/>
     <w:pPr>
       <w:pBdr/>
@@ -37254,9 +37267,9 @@
       </w:tcPr>
     </w:tblStylePr>
   </w:style>
-  <w:style w:type="table" w:styleId="756">
+  <w:style w:type="table" w:styleId="937">
     <w:name w:val="Light Shading Accent 2"/>
-    <w:basedOn w:val="703"/>
+    <w:basedOn w:val="884"/>
     <w:uiPriority w:val="60"/>
     <w:pPr>
       <w:pBdr/>
@@ -37488,9 +37501,9 @@
       </w:tcPr>
     </w:tblStylePr>
   </w:style>
-  <w:style w:type="table" w:styleId="757">
+  <w:style w:type="table" w:styleId="938">
     <w:name w:val="Light Shading Accent 3"/>
-    <w:basedOn w:val="703"/>
+    <w:basedOn w:val="884"/>
     <w:uiPriority w:val="60"/>
     <w:pPr>
       <w:pBdr/>
@@ -37722,9 +37735,9 @@
       </w:tcPr>
     </w:tblStylePr>
   </w:style>
-  <w:style w:type="table" w:styleId="758">
+  <w:style w:type="table" w:styleId="939">
     <w:name w:val="Light Shading Accent 4"/>
-    <w:basedOn w:val="703"/>
+    <w:basedOn w:val="884"/>
     <w:uiPriority w:val="60"/>
     <w:pPr>
       <w:pBdr/>
@@ -37956,9 +37969,9 @@
       </w:tcPr>
     </w:tblStylePr>
   </w:style>
-  <w:style w:type="table" w:styleId="759">
+  <w:style w:type="table" w:styleId="940">
     <w:name w:val="Light Shading Accent 5"/>
-    <w:basedOn w:val="703"/>
+    <w:basedOn w:val="884"/>
     <w:uiPriority w:val="60"/>
     <w:pPr>
       <w:pBdr/>
@@ -38190,9 +38203,9 @@
       </w:tcPr>
     </w:tblStylePr>
   </w:style>
-  <w:style w:type="table" w:styleId="760">
+  <w:style w:type="table" w:styleId="941">
     <w:name w:val="Light Shading Accent 6"/>
-    <w:basedOn w:val="703"/>
+    <w:basedOn w:val="884"/>
     <w:uiPriority w:val="60"/>
     <w:pPr>
       <w:pBdr/>
@@ -38424,9 +38437,9 @@
       </w:tcPr>
     </w:tblStylePr>
   </w:style>
-  <w:style w:type="table" w:styleId="761">
+  <w:style w:type="table" w:styleId="942">
     <w:name w:val="Light List"/>
-    <w:basedOn w:val="703"/>
+    <w:basedOn w:val="884"/>
     <w:uiPriority w:val="61"/>
     <w:pPr>
       <w:pBdr/>
@@ -38656,9 +38669,9 @@
       </w:tcPr>
     </w:tblStylePr>
   </w:style>
-  <w:style w:type="table" w:styleId="762">
+  <w:style w:type="table" w:styleId="943">
     <w:name w:val="Light List Accent 1"/>
-    <w:basedOn w:val="703"/>
+    <w:basedOn w:val="884"/>
     <w:uiPriority w:val="61"/>
     <w:pPr>
       <w:pBdr/>
@@ -38888,9 +38901,9 @@
       </w:tcPr>
     </w:tblStylePr>
   </w:style>
-  <w:style w:type="table" w:styleId="763">
+  <w:style w:type="table" w:styleId="944">
     <w:name w:val="Light List Accent 2"/>
-    <w:basedOn w:val="703"/>
+    <w:basedOn w:val="884"/>
     <w:uiPriority w:val="61"/>
     <w:pPr>
       <w:pBdr/>
@@ -39120,9 +39133,9 @@
       </w:tcPr>
     </w:tblStylePr>
   </w:style>
-  <w:style w:type="table" w:styleId="764">
+  <w:style w:type="table" w:styleId="945">
     <w:name w:val="Light List Accent 3"/>
-    <w:basedOn w:val="703"/>
+    <w:basedOn w:val="884"/>
     <w:uiPriority w:val="61"/>
     <w:pPr>
       <w:pBdr/>
@@ -39352,9 +39365,9 @@
       </w:tcPr>
     </w:tblStylePr>
   </w:style>
-  <w:style w:type="table" w:styleId="765">
+  <w:style w:type="table" w:styleId="946">
     <w:name w:val="Light List Accent 4"/>
-    <w:basedOn w:val="703"/>
+    <w:basedOn w:val="884"/>
     <w:uiPriority w:val="61"/>
     <w:pPr>
       <w:pBdr/>
@@ -39584,9 +39597,9 @@
       </w:tcPr>
     </w:tblStylePr>
   </w:style>
-  <w:style w:type="table" w:styleId="766">
+  <w:style w:type="table" w:styleId="947">
     <w:name w:val="Light List Accent 5"/>
-    <w:basedOn w:val="703"/>
+    <w:basedOn w:val="884"/>
     <w:uiPriority w:val="61"/>
     <w:pPr>
       <w:pBdr/>
@@ -39816,9 +39829,9 @@
       </w:tcPr>
     </w:tblStylePr>
   </w:style>
-  <w:style w:type="table" w:styleId="767">
+  <w:style w:type="table" w:styleId="948">
     <w:name w:val="Light List Accent 6"/>
-    <w:basedOn w:val="703"/>
+    <w:basedOn w:val="884"/>
     <w:uiPriority w:val="61"/>
     <w:pPr>
       <w:pBdr/>
@@ -40048,9 +40061,9 @@
       </w:tcPr>
     </w:tblStylePr>
   </w:style>
-  <w:style w:type="table" w:styleId="768">
+  <w:style w:type="table" w:styleId="949">
     <w:name w:val="Light Grid"/>
-    <w:basedOn w:val="703"/>
+    <w:basedOn w:val="884"/>
     <w:uiPriority w:val="62"/>
     <w:pPr>
       <w:pBdr/>
@@ -40301,9 +40314,9 @@
       </w:tcPr>
     </w:tblStylePr>
   </w:style>
-  <w:style w:type="table" w:styleId="769">
+  <w:style w:type="table" w:styleId="950">
     <w:name w:val="Light Grid Accent 1"/>
-    <w:basedOn w:val="703"/>
+    <w:basedOn w:val="884"/>
     <w:uiPriority w:val="62"/>
     <w:pPr>
       <w:pBdr/>
@@ -40554,9 +40567,9 @@
       </w:tcPr>
     </w:tblStylePr>
   </w:style>
-  <w:style w:type="table" w:styleId="770">
+  <w:style w:type="table" w:styleId="951">
     <w:name w:val="Light Grid Accent 2"/>
-    <w:basedOn w:val="703"/>
+    <w:basedOn w:val="884"/>
     <w:uiPriority w:val="62"/>
     <w:pPr>
       <w:pBdr/>
@@ -40807,9 +40820,9 @@
       </w:tcPr>
     </w:tblStylePr>
   </w:style>
-  <w:style w:type="table" w:styleId="771">
+  <w:style w:type="table" w:styleId="952">
     <w:name w:val="Light Grid Accent 3"/>
-    <w:basedOn w:val="703"/>
+    <w:basedOn w:val="884"/>
     <w:uiPriority w:val="62"/>
     <w:pPr>
       <w:pBdr/>
@@ -41060,9 +41073,9 @@
       </w:tcPr>
     </w:tblStylePr>
   </w:style>
-  <w:style w:type="table" w:styleId="772">
+  <w:style w:type="table" w:styleId="953">
     <w:name w:val="Light Grid Accent 4"/>
-    <w:basedOn w:val="703"/>
+    <w:basedOn w:val="884"/>
     <w:uiPriority w:val="62"/>
     <w:pPr>
       <w:pBdr/>
@@ -41313,9 +41326,9 @@
       </w:tcPr>
     </w:tblStylePr>
   </w:style>
-  <w:style w:type="table" w:styleId="773">
+  <w:style w:type="table" w:styleId="954">
     <w:name w:val="Light Grid Accent 5"/>
-    <w:basedOn w:val="703"/>
+    <w:basedOn w:val="884"/>
     <w:uiPriority w:val="62"/>
     <w:pPr>
       <w:pBdr/>
@@ -41566,9 +41579,9 @@
       </w:tcPr>
     </w:tblStylePr>
   </w:style>
-  <w:style w:type="table" w:styleId="774">
+  <w:style w:type="table" w:styleId="955">
     <w:name w:val="Light Grid Accent 6"/>
-    <w:basedOn w:val="703"/>
+    <w:basedOn w:val="884"/>
     <w:uiPriority w:val="62"/>
     <w:pPr>
       <w:pBdr/>
@@ -41819,9 +41832,9 @@
       </w:tcPr>
     </w:tblStylePr>
   </w:style>
-  <w:style w:type="table" w:styleId="775">
+  <w:style w:type="table" w:styleId="956">
     <w:name w:val="Medium Shading 1"/>
-    <w:basedOn w:val="703"/>
+    <w:basedOn w:val="884"/>
     <w:uiPriority w:val="63"/>
     <w:pPr>
       <w:pBdr/>
@@ -42049,9 +42062,9 @@
       </w:tcPr>
     </w:tblStylePr>
   </w:style>
-  <w:style w:type="table" w:styleId="776">
+  <w:style w:type="table" w:styleId="957">
     <w:name w:val="Medium Shading 1 Accent 1"/>
-    <w:basedOn w:val="703"/>
+    <w:basedOn w:val="884"/>
     <w:uiPriority w:val="63"/>
     <w:pPr>
       <w:pBdr/>
@@ -42279,9 +42292,9 @@
       </w:tcPr>
     </w:tblStylePr>
   </w:style>
-  <w:style w:type="table" w:styleId="777">
+  <w:style w:type="table" w:styleId="958">
     <w:name w:val="Medium Shading 1 Accent 2"/>
-    <w:basedOn w:val="703"/>
+    <w:basedOn w:val="884"/>
     <w:uiPriority w:val="63"/>
     <w:pPr>
       <w:pBdr/>
@@ -42509,9 +42522,9 @@
       </w:tcPr>
     </w:tblStylePr>
   </w:style>
-  <w:style w:type="table" w:styleId="778">
+  <w:style w:type="table" w:styleId="959">
     <w:name w:val="Medium Shading 1 Accent 3"/>
-    <w:basedOn w:val="703"/>
+    <w:basedOn w:val="884"/>
     <w:uiPriority w:val="63"/>
     <w:pPr>
       <w:pBdr/>
@@ -42739,9 +42752,9 @@
       </w:tcPr>
     </w:tblStylePr>
   </w:style>
-  <w:style w:type="table" w:styleId="779">
+  <w:style w:type="table" w:styleId="960">
     <w:name w:val="Medium Shading 1 Accent 4"/>
-    <w:basedOn w:val="703"/>
+    <w:basedOn w:val="884"/>
     <w:uiPriority w:val="63"/>
     <w:pPr>
       <w:pBdr/>
@@ -42969,9 +42982,9 @@
       </w:tcPr>
     </w:tblStylePr>
   </w:style>
-  <w:style w:type="table" w:styleId="780">
+  <w:style w:type="table" w:styleId="961">
     <w:name w:val="Medium Shading 1 Accent 5"/>
-    <w:basedOn w:val="703"/>
+    <w:basedOn w:val="884"/>
     <w:uiPriority w:val="63"/>
     <w:pPr>
       <w:pBdr/>
@@ -43199,9 +43212,9 @@
       </w:tcPr>
     </w:tblStylePr>
   </w:style>
-  <w:style w:type="table" w:styleId="781">
+  <w:style w:type="table" w:styleId="962">
     <w:name w:val="Medium Shading 1 Accent 6"/>
-    <w:basedOn w:val="703"/>
+    <w:basedOn w:val="884"/>
     <w:uiPriority w:val="63"/>
     <w:pPr>
       <w:pBdr/>
@@ -43429,9 +43442,9 @@
       </w:tcPr>
     </w:tblStylePr>
   </w:style>
-  <w:style w:type="table" w:styleId="782">
+  <w:style w:type="table" w:styleId="963">
     <w:name w:val="Medium Shading 2"/>
-    <w:basedOn w:val="703"/>
+    <w:basedOn w:val="884"/>
     <w:uiPriority w:val="64"/>
     <w:pPr>
       <w:pBdr/>
@@ -43684,9 +43697,9 @@
       </w:tcPr>
     </w:tblStylePr>
   </w:style>
-  <w:style w:type="table" w:styleId="783">
+  <w:style w:type="table" w:styleId="964">
     <w:name w:val="Medium Shading 2 Accent 1"/>
-    <w:basedOn w:val="703"/>
+    <w:basedOn w:val="884"/>
     <w:uiPriority w:val="64"/>
     <w:pPr>
       <w:pBdr/>
@@ -43939,9 +43952,9 @@
       </w:tcPr>
     </w:tblStylePr>
   </w:style>
-  <w:style w:type="table" w:styleId="784">
+  <w:style w:type="table" w:styleId="965">
     <w:name w:val="Medium Shading 2 Accent 2"/>
-    <w:basedOn w:val="703"/>
+    <w:basedOn w:val="884"/>
     <w:uiPriority w:val="64"/>
     <w:pPr>
       <w:pBdr/>
@@ -44194,9 +44207,9 @@
       </w:tcPr>
     </w:tblStylePr>
   </w:style>
-  <w:style w:type="table" w:styleId="785">
+  <w:style w:type="table" w:styleId="966">
     <w:name w:val="Medium Shading 2 Accent 3"/>
-    <w:basedOn w:val="703"/>
+    <w:basedOn w:val="884"/>
     <w:uiPriority w:val="64"/>
     <w:pPr>
       <w:pBdr/>
@@ -44449,9 +44462,9 @@
       </w:tcPr>
     </w:tblStylePr>
   </w:style>
-  <w:style w:type="table" w:styleId="786">
+  <w:style w:type="table" w:styleId="967">
     <w:name w:val="Medium Shading 2 Accent 4"/>
-    <w:basedOn w:val="703"/>
+    <w:basedOn w:val="884"/>
     <w:uiPriority w:val="64"/>
     <w:pPr>
       <w:pBdr/>
@@ -44704,9 +44717,9 @@
       </w:tcPr>
     </w:tblStylePr>
   </w:style>
-  <w:style w:type="table" w:styleId="787">
+  <w:style w:type="table" w:styleId="968">
     <w:name w:val="Medium Shading 2 Accent 5"/>
-    <w:basedOn w:val="703"/>
+    <w:basedOn w:val="884"/>
     <w:uiPriority w:val="64"/>
     <w:pPr>
       <w:pBdr/>
@@ -44959,9 +44972,9 @@
       </w:tcPr>
     </w:tblStylePr>
   </w:style>
-  <w:style w:type="table" w:styleId="788">
+  <w:style w:type="table" w:styleId="969">
     <w:name w:val="Medium Shading 2 Accent 6"/>
-    <w:basedOn w:val="703"/>
+    <w:basedOn w:val="884"/>
     <w:uiPriority w:val="64"/>
     <w:pPr>
       <w:pBdr/>
@@ -45214,9 +45227,9 @@
       </w:tcPr>
     </w:tblStylePr>
   </w:style>
-  <w:style w:type="table" w:styleId="789">
+  <w:style w:type="table" w:styleId="970">
     <w:name w:val="Medium List 1"/>
-    <w:basedOn w:val="703"/>
+    <w:basedOn w:val="884"/>
     <w:uiPriority w:val="65"/>
     <w:pPr>
       <w:pBdr/>
@@ -45441,9 +45454,9 @@
       </w:tcPr>
     </w:tblStylePr>
   </w:style>
-  <w:style w:type="table" w:styleId="790">
+  <w:style w:type="table" w:styleId="971">
     <w:name w:val="Medium List 1 Accent 1"/>
-    <w:basedOn w:val="703"/>
+    <w:basedOn w:val="884"/>
     <w:uiPriority w:val="65"/>
     <w:pPr>
       <w:pBdr/>
@@ -45668,9 +45681,9 @@
       </w:tcPr>
     </w:tblStylePr>
   </w:style>
-  <w:style w:type="table" w:styleId="791">
+  <w:style w:type="table" w:styleId="972">
     <w:name w:val="Medium List 1 Accent 2"/>
-    <w:basedOn w:val="703"/>
+    <w:basedOn w:val="884"/>
     <w:uiPriority w:val="65"/>
     <w:pPr>
       <w:pBdr/>
@@ -45895,9 +45908,9 @@
       </w:tcPr>
     </w:tblStylePr>
   </w:style>
-  <w:style w:type="table" w:styleId="792">
+  <w:style w:type="table" w:styleId="973">
     <w:name w:val="Medium List 1 Accent 3"/>
-    <w:basedOn w:val="703"/>
+    <w:basedOn w:val="884"/>
     <w:uiPriority w:val="65"/>
     <w:pPr>
       <w:pBdr/>
@@ -46122,9 +46135,9 @@
       </w:tcPr>
     </w:tblStylePr>
   </w:style>
-  <w:style w:type="table" w:styleId="793">
+  <w:style w:type="table" w:styleId="974">
     <w:name w:val="Medium List 1 Accent 4"/>
-    <w:basedOn w:val="703"/>
+    <w:basedOn w:val="884"/>
     <w:uiPriority w:val="65"/>
     <w:pPr>
       <w:pBdr/>
@@ -46349,9 +46362,9 @@
       </w:tcPr>
     </w:tblStylePr>
   </w:style>
-  <w:style w:type="table" w:styleId="794">
+  <w:style w:type="table" w:styleId="975">
     <w:name w:val="Medium List 1 Accent 5"/>
-    <w:basedOn w:val="703"/>
+    <w:basedOn w:val="884"/>
     <w:uiPriority w:val="65"/>
     <w:pPr>
       <w:pBdr/>
@@ -46576,9 +46589,9 @@
       </w:tcPr>
     </w:tblStylePr>
   </w:style>
-  <w:style w:type="table" w:styleId="795">
+  <w:style w:type="table" w:styleId="976">
     <w:name w:val="Medium List 1 Accent 6"/>
-    <w:basedOn w:val="703"/>
+    <w:basedOn w:val="884"/>
     <w:uiPriority w:val="65"/>
     <w:pPr>
       <w:pBdr/>
@@ -46803,9 +46816,9 @@
       </w:tcPr>
     </w:tblStylePr>
   </w:style>
-  <w:style w:type="table" w:styleId="796">
+  <w:style w:type="table" w:styleId="977">
     <w:name w:val="Medium List 2"/>
-    <w:basedOn w:val="703"/>
+    <w:basedOn w:val="884"/>
     <w:uiPriority w:val="66"/>
     <w:pPr>
       <w:pBdr/>
@@ -47045,9 +47058,9 @@
       </w:tcPr>
     </w:tblStylePr>
   </w:style>
-  <w:style w:type="table" w:styleId="797">
+  <w:style w:type="table" w:styleId="978">
     <w:name w:val="Medium List 2 Accent 1"/>
-    <w:basedOn w:val="703"/>
+    <w:basedOn w:val="884"/>
     <w:uiPriority w:val="66"/>
     <w:pPr>
       <w:pBdr/>
@@ -47287,9 +47300,9 @@
       </w:tcPr>
     </w:tblStylePr>
   </w:style>
-  <w:style w:type="table" w:styleId="798">
+  <w:style w:type="table" w:styleId="979">
     <w:name w:val="Medium List 2 Accent 2"/>
-    <w:basedOn w:val="703"/>
+    <w:basedOn w:val="884"/>
     <w:uiPriority w:val="66"/>
     <w:pPr>
       <w:pBdr/>
@@ -47529,9 +47542,9 @@
       </w:tcPr>
     </w:tblStylePr>
   </w:style>
-  <w:style w:type="table" w:styleId="799">
+  <w:style w:type="table" w:styleId="980">
     <w:name w:val="Medium List 2 Accent 3"/>
-    <w:basedOn w:val="703"/>
+    <w:basedOn w:val="884"/>
     <w:uiPriority w:val="66"/>
     <w:pPr>
       <w:pBdr/>
@@ -47771,9 +47784,9 @@
       </w:tcPr>
     </w:tblStylePr>
   </w:style>
-  <w:style w:type="table" w:styleId="800">
+  <w:style w:type="table" w:styleId="981">
     <w:name w:val="Medium List 2 Accent 4"/>
-    <w:basedOn w:val="703"/>
+    <w:basedOn w:val="884"/>
     <w:uiPriority w:val="66"/>
     <w:pPr>
       <w:pBdr/>
@@ -48013,9 +48026,9 @@
       </w:tcPr>
     </w:tblStylePr>
   </w:style>
-  <w:style w:type="table" w:styleId="801">
+  <w:style w:type="table" w:styleId="982">
     <w:name w:val="Medium List 2 Accent 5"/>
-    <w:basedOn w:val="703"/>
+    <w:basedOn w:val="884"/>
     <w:uiPriority w:val="66"/>
     <w:pPr>
       <w:pBdr/>
@@ -48255,9 +48268,9 @@
       </w:tcPr>
     </w:tblStylePr>
   </w:style>
-  <w:style w:type="table" w:styleId="802">
+  <w:style w:type="table" w:styleId="983">
     <w:name w:val="Medium List 2 Accent 6"/>
-    <w:basedOn w:val="703"/>
+    <w:basedOn w:val="884"/>
     <w:uiPriority w:val="66"/>
     <w:pPr>
       <w:pBdr/>
@@ -48497,9 +48510,9 @@
       </w:tcPr>
     </w:tblStylePr>
   </w:style>
-  <w:style w:type="table" w:styleId="803">
+  <w:style w:type="table" w:styleId="984">
     <w:name w:val="Medium Grid 1"/>
-    <w:basedOn w:val="703"/>
+    <w:basedOn w:val="884"/>
     <w:uiPriority w:val="67"/>
     <w:pPr>
       <w:pBdr/>
@@ -48719,9 +48732,9 @@
       </w:tcPr>
     </w:tblStylePr>
   </w:style>
-  <w:style w:type="table" w:styleId="804">
+  <w:style w:type="table" w:styleId="985">
     <w:name w:val="Medium Grid 1 Accent 1"/>
-    <w:basedOn w:val="703"/>
+    <w:basedOn w:val="884"/>
     <w:uiPriority w:val="67"/>
     <w:pPr>
       <w:pBdr/>
@@ -48941,9 +48954,9 @@
       </w:tcPr>
     </w:tblStylePr>
   </w:style>
-  <w:style w:type="table" w:styleId="805">
+  <w:style w:type="table" w:styleId="986">
     <w:name w:val="Medium Grid 1 Accent 2"/>
-    <w:basedOn w:val="703"/>
+    <w:basedOn w:val="884"/>
     <w:uiPriority w:val="67"/>
     <w:pPr>
       <w:pBdr/>
@@ -49163,9 +49176,9 @@
       </w:tcPr>
     </w:tblStylePr>
   </w:style>
-  <w:style w:type="table" w:styleId="806">
+  <w:style w:type="table" w:styleId="987">
     <w:name w:val="Medium Grid 1 Accent 3"/>
-    <w:basedOn w:val="703"/>
+    <w:basedOn w:val="884"/>
     <w:uiPriority w:val="67"/>
     <w:pPr>
       <w:pBdr/>
@@ -49385,9 +49398,9 @@
       </w:tcPr>
     </w:tblStylePr>
   </w:style>
-  <w:style w:type="table" w:styleId="807">
+  <w:style w:type="table" w:styleId="988">
     <w:name w:val="Medium Grid 1 Accent 4"/>
-    <w:basedOn w:val="703"/>
+    <w:basedOn w:val="884"/>
     <w:uiPriority w:val="67"/>
     <w:pPr>
       <w:pBdr/>
@@ -49607,9 +49620,9 @@
       </w:tcPr>
     </w:tblStylePr>
   </w:style>
-  <w:style w:type="table" w:styleId="808">
+  <w:style w:type="table" w:styleId="989">
     <w:name w:val="Medium Grid 1 Accent 5"/>
-    <w:basedOn w:val="703"/>
+    <w:basedOn w:val="884"/>
     <w:uiPriority w:val="67"/>
     <w:pPr>
       <w:pBdr/>
@@ -49829,9 +49842,9 @@
       </w:tcPr>
     </w:tblStylePr>
   </w:style>
-  <w:style w:type="table" w:styleId="809">
+  <w:style w:type="table" w:styleId="990">
     <w:name w:val="Medium Grid 1 Accent 6"/>
-    <w:basedOn w:val="703"/>
+    <w:basedOn w:val="884"/>
     <w:uiPriority w:val="67"/>
     <w:pPr>
       <w:pBdr/>
@@ -50051,9 +50064,9 @@
       </w:tcPr>
     </w:tblStylePr>
   </w:style>
-  <w:style w:type="table" w:styleId="810">
+  <w:style w:type="table" w:styleId="991">
     <w:name w:val="Medium Grid 2"/>
-    <w:basedOn w:val="703"/>
+    <w:basedOn w:val="884"/>
     <w:uiPriority w:val="68"/>
     <w:pPr>
       <w:pBdr/>
@@ -50299,9 +50312,9 @@
       </w:tcPr>
     </w:tblStylePr>
   </w:style>
-  <w:style w:type="table" w:styleId="811">
+  <w:style w:type="table" w:styleId="992">
     <w:name w:val="Medium Grid 2 Accent 1"/>
-    <w:basedOn w:val="703"/>
+    <w:basedOn w:val="884"/>
     <w:uiPriority w:val="68"/>
     <w:pPr>
       <w:pBdr/>
@@ -50547,9 +50560,9 @@
       </w:tcPr>
     </w:tblStylePr>
   </w:style>
-  <w:style w:type="table" w:styleId="812">
+  <w:style w:type="table" w:styleId="993">
     <w:name w:val="Medium Grid 2 Accent 2"/>
-    <w:basedOn w:val="703"/>
+    <w:basedOn w:val="884"/>
     <w:uiPriority w:val="68"/>
     <w:pPr>
       <w:pBdr/>
@@ -50795,9 +50808,9 @@
       </w:tcPr>
     </w:tblStylePr>
   </w:style>
-  <w:style w:type="table" w:styleId="813">
+  <w:style w:type="table" w:styleId="994">
     <w:name w:val="Medium Grid 2 Accent 3"/>
-    <w:basedOn w:val="703"/>
+    <w:basedOn w:val="884"/>
     <w:uiPriority w:val="68"/>
     <w:pPr>
       <w:pBdr/>
@@ -51043,9 +51056,9 @@
       </w:tcPr>
     </w:tblStylePr>
   </w:style>
-  <w:style w:type="table" w:styleId="814">
+  <w:style w:type="table" w:styleId="995">
     <w:name w:val="Medium Grid 2 Accent 4"/>
-    <w:basedOn w:val="703"/>
+    <w:basedOn w:val="884"/>
     <w:uiPriority w:val="68"/>
     <w:pPr>
       <w:pBdr/>
@@ -51291,9 +51304,9 @@
       </w:tcPr>
     </w:tblStylePr>
   </w:style>
-  <w:style w:type="table" w:styleId="815">
+  <w:style w:type="table" w:styleId="996">
     <w:name w:val="Medium Grid 2 Accent 5"/>
-    <w:basedOn w:val="703"/>
+    <w:basedOn w:val="884"/>
     <w:uiPriority w:val="68"/>
     <w:pPr>
       <w:pBdr/>
@@ -51539,9 +51552,9 @@
       </w:tcPr>
     </w:tblStylePr>
   </w:style>
-  <w:style w:type="table" w:styleId="816">
+  <w:style w:type="table" w:styleId="997">
     <w:name w:val="Medium Grid 2 Accent 6"/>
-    <w:basedOn w:val="703"/>
+    <w:basedOn w:val="884"/>
     <w:uiPriority w:val="68"/>
     <w:pPr>
       <w:pBdr/>
@@ -51787,9 +51800,9 @@
       </w:tcPr>
     </w:tblStylePr>
   </w:style>
-  <w:style w:type="table" w:styleId="817">
+  <w:style w:type="table" w:styleId="998">
     <w:name w:val="Medium Grid 3"/>
-    <w:basedOn w:val="703"/>
+    <w:basedOn w:val="884"/>
     <w:uiPriority w:val="69"/>
     <w:pPr>
       <w:pBdr/>
@@ -52051,9 +52064,9 @@
       </w:tcPr>
     </w:tblStylePr>
   </w:style>
-  <w:style w:type="table" w:styleId="818">
+  <w:style w:type="table" w:styleId="999">
     <w:name w:val="Medium Grid 3 Accent 1"/>
-    <w:basedOn w:val="703"/>
+    <w:basedOn w:val="884"/>
     <w:uiPriority w:val="69"/>
     <w:pPr>
       <w:pBdr/>
@@ -52315,9 +52328,9 @@
       </w:tcPr>
     </w:tblStylePr>
   </w:style>
-  <w:style w:type="table" w:styleId="819">
+  <w:style w:type="table" w:styleId="1000">
     <w:name w:val="Medium Grid 3 Accent 2"/>
-    <w:basedOn w:val="703"/>
+    <w:basedOn w:val="884"/>
     <w:uiPriority w:val="69"/>
     <w:pPr>
       <w:pBdr/>
@@ -52579,9 +52592,9 @@
       </w:tcPr>
     </w:tblStylePr>
   </w:style>
-  <w:style w:type="table" w:styleId="820">
+  <w:style w:type="table" w:styleId="1001">
     <w:name w:val="Medium Grid 3 Accent 3"/>
-    <w:basedOn w:val="703"/>
+    <w:basedOn w:val="884"/>
     <w:uiPriority w:val="69"/>
     <w:pPr>
       <w:pBdr/>
@@ -52843,9 +52856,9 @@
       </w:tcPr>
     </w:tblStylePr>
   </w:style>
-  <w:style w:type="table" w:styleId="821">
+  <w:style w:type="table" w:styleId="1002">
     <w:name w:val="Medium Grid 3 Accent 4"/>
-    <w:basedOn w:val="703"/>
+    <w:basedOn w:val="884"/>
     <w:uiPriority w:val="69"/>
     <w:pPr>
       <w:pBdr/>
@@ -53107,9 +53120,9 @@
       </w:tcPr>
     </w:tblStylePr>
   </w:style>
-  <w:style w:type="table" w:styleId="822">
+  <w:style w:type="table" w:styleId="1003">
     <w:name w:val="Medium Grid 3 Accent 5"/>
-    <w:basedOn w:val="703"/>
+    <w:basedOn w:val="884"/>
     <w:uiPriority w:val="69"/>
     <w:pPr>
       <w:pBdr/>
@@ -53371,9 +53384,9 @@
       </w:tcPr>
     </w:tblStylePr>
   </w:style>
-  <w:style w:type="table" w:styleId="823">
+  <w:style w:type="table" w:styleId="1004">
     <w:name w:val="Medium Grid 3 Accent 6"/>
-    <w:basedOn w:val="703"/>
+    <w:basedOn w:val="884"/>
     <w:uiPriority w:val="69"/>
     <w:pPr>
       <w:pBdr/>
@@ -53635,9 +53648,9 @@
       </w:tcPr>
     </w:tblStylePr>
   </w:style>
-  <w:style w:type="table" w:styleId="824">
+  <w:style w:type="table" w:styleId="1005">
     <w:name w:val="Dark List"/>
-    <w:basedOn w:val="703"/>
+    <w:basedOn w:val="884"/>
     <w:uiPriority w:val="70"/>
     <w:pPr>
       <w:pBdr/>
@@ -53873,9 +53886,9 @@
       </w:tcPr>
     </w:tblStylePr>
   </w:style>
-  <w:style w:type="table" w:styleId="825">
+  <w:style w:type="table" w:styleId="1006">
     <w:name w:val="Dark List Accent 1"/>
-    <w:basedOn w:val="703"/>
+    <w:basedOn w:val="884"/>
     <w:uiPriority w:val="70"/>
     <w:pPr>
       <w:pBdr/>
@@ -54111,9 +54124,9 @@
       </w:tcPr>
     </w:tblStylePr>
   </w:style>
-  <w:style w:type="table" w:styleId="826">
+  <w:style w:type="table" w:styleId="1007">
     <w:name w:val="Dark List Accent 2"/>
-    <w:basedOn w:val="703"/>
+    <w:basedOn w:val="884"/>
     <w:uiPriority w:val="70"/>
     <w:pPr>
       <w:pBdr/>
@@ -54349,9 +54362,9 @@
       </w:tcPr>
     </w:tblStylePr>
   </w:style>
-  <w:style w:type="table" w:styleId="827">
+  <w:style w:type="table" w:styleId="1008">
     <w:name w:val="Dark List Accent 3"/>
-    <w:basedOn w:val="703"/>
+    <w:basedOn w:val="884"/>
     <w:uiPriority w:val="70"/>
     <w:pPr>
       <w:pBdr/>
@@ -54587,9 +54600,9 @@
       </w:tcPr>
     </w:tblStylePr>
   </w:style>
-  <w:style w:type="table" w:styleId="828">
+  <w:style w:type="table" w:styleId="1009">
     <w:name w:val="Dark List Accent 4"/>
-    <w:basedOn w:val="703"/>
+    <w:basedOn w:val="884"/>
     <w:uiPriority w:val="70"/>
     <w:pPr>
       <w:pBdr/>
@@ -54825,9 +54838,9 @@
       </w:tcPr>
     </w:tblStylePr>
   </w:style>
-  <w:style w:type="table" w:styleId="829">
+  <w:style w:type="table" w:styleId="1010">
     <w:name w:val="Dark List Accent 5"/>
-    <w:basedOn w:val="703"/>
+    <w:basedOn w:val="884"/>
     <w:uiPriority w:val="70"/>
     <w:pPr>
       <w:pBdr/>
@@ -55063,9 +55076,9 @@
       </w:tcPr>
     </w:tblStylePr>
   </w:style>
-  <w:style w:type="table" w:styleId="830">
+  <w:style w:type="table" w:styleId="1011">
     <w:name w:val="Dark List Accent 6"/>
-    <w:basedOn w:val="703"/>
+    <w:basedOn w:val="884"/>
     <w:uiPriority w:val="70"/>
     <w:pPr>
       <w:pBdr/>
@@ -55301,9 +55314,9 @@
       </w:tcPr>
     </w:tblStylePr>
   </w:style>
-  <w:style w:type="table" w:styleId="831">
+  <w:style w:type="table" w:styleId="1012">
     <w:name w:val="Colorful Shading"/>
-    <w:basedOn w:val="703"/>
+    <w:basedOn w:val="884"/>
     <w:uiPriority w:val="71"/>
     <w:pPr>
       <w:pBdr/>
@@ -55550,9 +55563,9 @@
       </w:tcPr>
     </w:tblStylePr>
   </w:style>
-  <w:style w:type="table" w:styleId="832">
+  <w:style w:type="table" w:styleId="1013">
     <w:name w:val="Colorful Shading Accent 1"/>
-    <w:basedOn w:val="703"/>
+    <w:basedOn w:val="884"/>
     <w:uiPriority w:val="71"/>
     <w:pPr>
       <w:pBdr/>
@@ -55799,9 +55812,9 @@
       </w:tcPr>
     </w:tblStylePr>
   </w:style>
-  <w:style w:type="table" w:styleId="833">
+  <w:style w:type="table" w:styleId="1014">
     <w:name w:val="Colorful Shading Accent 2"/>
-    <w:basedOn w:val="703"/>
+    <w:basedOn w:val="884"/>
     <w:uiPriority w:val="71"/>
     <w:pPr>
       <w:pBdr/>
@@ -56048,9 +56061,9 @@
       </w:tcPr>
     </w:tblStylePr>
   </w:style>
-  <w:style w:type="table" w:styleId="834">
+  <w:style w:type="table" w:styleId="1015">
     <w:name w:val="Colorful Shading Accent 3"/>
-    <w:basedOn w:val="703"/>
+    <w:basedOn w:val="884"/>
     <w:uiPriority w:val="71"/>
     <w:pPr>
       <w:pBdr/>
@@ -56291,9 +56304,9 @@
       </w:tcPr>
     </w:tblStylePr>
   </w:style>
-  <w:style w:type="table" w:styleId="835">
+  <w:style w:type="table" w:styleId="1016">
     <w:name w:val="Colorful Shading Accent 4"/>
-    <w:basedOn w:val="703"/>
+    <w:basedOn w:val="884"/>
     <w:uiPriority w:val="71"/>
     <w:pPr>
       <w:pBdr/>
@@ -56540,9 +56553,9 @@
       </w:tcPr>
     </w:tblStylePr>
   </w:style>
-  <w:style w:type="table" w:styleId="836">
+  <w:style w:type="table" w:styleId="1017">
     <w:name w:val="Colorful Shading Accent 5"/>
-    <w:basedOn w:val="703"/>
+    <w:basedOn w:val="884"/>
     <w:uiPriority w:val="71"/>
     <w:pPr>
       <w:pBdr/>
@@ -56789,9 +56802,9 @@
       </w:tcPr>
     </w:tblStylePr>
   </w:style>
-  <w:style w:type="table" w:styleId="837">
+  <w:style w:type="table" w:styleId="1018">
     <w:name w:val="Colorful Shading Accent 6"/>
-    <w:basedOn w:val="703"/>
+    <w:basedOn w:val="884"/>
     <w:uiPriority w:val="71"/>
     <w:pPr>
       <w:pBdr/>
@@ -57038,9 +57051,9 @@
       </w:tcPr>
     </w:tblStylePr>
   </w:style>
-  <w:style w:type="table" w:styleId="838">
+  <w:style w:type="table" w:styleId="1019">
     <w:name w:val="Colorful List"/>
-    <w:basedOn w:val="703"/>
+    <w:basedOn w:val="884"/>
     <w:uiPriority w:val="72"/>
     <w:pPr>
       <w:pBdr/>
@@ -57267,9 +57280,9 @@
       </w:tcPr>
     </w:tblStylePr>
   </w:style>
-  <w:style w:type="table" w:styleId="839">
+  <w:style w:type="table" w:styleId="1020">
     <w:name w:val="Colorful List Accent 1"/>
-    <w:basedOn w:val="703"/>
+    <w:basedOn w:val="884"/>
     <w:uiPriority w:val="72"/>
     <w:pPr>
       <w:pBdr/>
@@ -57496,9 +57509,9 @@
       </w:tcPr>
     </w:tblStylePr>
   </w:style>
-  <w:style w:type="table" w:styleId="840">
+  <w:style w:type="table" w:styleId="1021">
     <w:name w:val="Colorful List Accent 2"/>
-    <w:basedOn w:val="703"/>
+    <w:basedOn w:val="884"/>
     <w:uiPriority w:val="72"/>
     <w:pPr>
       <w:pBdr/>
@@ -57725,9 +57738,9 @@
       </w:tcPr>
     </w:tblStylePr>
   </w:style>
-  <w:style w:type="table" w:styleId="841">
+  <w:style w:type="table" w:styleId="1022">
     <w:name w:val="Colorful List Accent 3"/>
-    <w:basedOn w:val="703"/>
+    <w:basedOn w:val="884"/>
     <w:uiPriority w:val="72"/>
     <w:pPr>
       <w:pBdr/>
@@ -57954,9 +57967,9 @@
       </w:tcPr>
     </w:tblStylePr>
   </w:style>
-  <w:style w:type="table" w:styleId="842">
+  <w:style w:type="table" w:styleId="1023">
     <w:name w:val="Colorful List Accent 4"/>
-    <w:basedOn w:val="703"/>
+    <w:basedOn w:val="884"/>
     <w:uiPriority w:val="72"/>
     <w:pPr>
       <w:pBdr/>
@@ -58183,9 +58196,9 @@
       </w:tcPr>
     </w:tblStylePr>
   </w:style>
-  <w:style w:type="table" w:styleId="843">
+  <w:style w:type="table" w:styleId="1024">
     <w:name w:val="Colorful List Accent 5"/>
-    <w:basedOn w:val="703"/>
+    <w:basedOn w:val="884"/>
     <w:uiPriority w:val="72"/>
     <w:pPr>
       <w:pBdr/>
@@ -58412,9 +58425,9 @@
       </w:tcPr>
     </w:tblStylePr>
   </w:style>
-  <w:style w:type="table" w:styleId="844">
+  <w:style w:type="table" w:styleId="1025">
     <w:name w:val="Colorful List Accent 6"/>
-    <w:basedOn w:val="703"/>
+    <w:basedOn w:val="884"/>
     <w:uiPriority w:val="72"/>
     <w:pPr>
       <w:pBdr/>
@@ -58641,9 +58654,9 @@
       </w:tcPr>
     </w:tblStylePr>
   </w:style>
-  <w:style w:type="table" w:styleId="845">
+  <w:style w:type="table" w:styleId="1026">
     <w:name w:val="Colorful Grid"/>
-    <w:basedOn w:val="703"/>
+    <w:basedOn w:val="884"/>
     <w:uiPriority w:val="73"/>
     <w:pPr>
       <w:pBdr/>
@@ -58862,9 +58875,9 @@
       </w:tcPr>
     </w:tblStylePr>
   </w:style>
-  <w:style w:type="table" w:styleId="846">
+  <w:style w:type="table" w:styleId="1027">
     <w:name w:val="Colorful Grid Accent 1"/>
-    <w:basedOn w:val="703"/>
+    <w:basedOn w:val="884"/>
     <w:uiPriority w:val="73"/>
     <w:pPr>
       <w:pBdr/>
@@ -59083,9 +59096,9 @@
       </w:tcPr>
     </w:tblStylePr>
   </w:style>
-  <w:style w:type="table" w:styleId="847">
+  <w:style w:type="table" w:styleId="1028">
     <w:name w:val="Colorful Grid Accent 2"/>
-    <w:basedOn w:val="703"/>
+    <w:basedOn w:val="884"/>
     <w:uiPriority w:val="73"/>
     <w:pPr>
       <w:pBdr/>
@@ -59304,9 +59317,9 @@
       </w:tcPr>
     </w:tblStylePr>
   </w:style>
-  <w:style w:type="table" w:styleId="848">
+  <w:style w:type="table" w:styleId="1029">
     <w:name w:val="Colorful Grid Accent 3"/>
-    <w:basedOn w:val="703"/>
+    <w:basedOn w:val="884"/>
     <w:uiPriority w:val="73"/>
     <w:pPr>
       <w:pBdr/>
@@ -59525,9 +59538,9 @@
       </w:tcPr>
     </w:tblStylePr>
   </w:style>
-  <w:style w:type="table" w:styleId="849">
+  <w:style w:type="table" w:styleId="1030">
     <w:name w:val="Colorful Grid Accent 4"/>
-    <w:basedOn w:val="703"/>
+    <w:basedOn w:val="884"/>
     <w:uiPriority w:val="73"/>
     <w:pPr>
       <w:pBdr/>
@@ -59746,9 +59759,9 @@
       </w:tcPr>
     </w:tblStylePr>
   </w:style>
-  <w:style w:type="table" w:styleId="850">
+  <w:style w:type="table" w:styleId="1031">
     <w:name w:val="Colorful Grid Accent 5"/>
-    <w:basedOn w:val="703"/>
+    <w:basedOn w:val="884"/>
     <w:uiPriority w:val="73"/>
     <w:pPr>
       <w:pBdr/>
@@ -59967,9 +59980,9 @@
       </w:tcPr>
     </w:tblStylePr>
   </w:style>
-  <w:style w:type="table" w:styleId="851">
+  <w:style w:type="table" w:styleId="1032">
     <w:name w:val="Colorful Grid Accent 6"/>
-    <w:basedOn w:val="703"/>
+    <w:basedOn w:val="884"/>
     <w:uiPriority w:val="73"/>
     <w:pPr>
       <w:pBdr/>

--- a/Cryptography_Project_Notes.docx
+++ b/Cryptography_Project_Notes.docx
@@ -4,7 +4,7 @@
   <w:body>
     <w:p>
       <w:pPr>
-        <w:pStyle w:val="890"/>
+        <w:pStyle w:val="900"/>
         <w:pBdr/>
         <w:spacing/>
         <w:ind w:right="0" w:firstLine="0" w:left="0"/>
@@ -20,7 +20,7 @@
     </w:p>
     <w:p>
       <w:pPr>
-        <w:pStyle w:val="874"/>
+        <w:pStyle w:val="884"/>
         <w:pBdr/>
         <w:spacing/>
         <w:ind/>
@@ -36,7 +36,7 @@
     </w:p>
     <w:p>
       <w:pPr>
-        <w:pStyle w:val="875"/>
+        <w:pStyle w:val="885"/>
         <w:pBdr/>
         <w:spacing/>
         <w:ind/>
@@ -52,7 +52,7 @@
     </w:p>
     <w:p>
       <w:pPr>
-        <w:pStyle w:val="904"/>
+        <w:pStyle w:val="914"/>
         <w:pBdr/>
         <w:spacing/>
         <w:ind/>
@@ -65,7 +65,7 @@
     </w:p>
     <w:p>
       <w:pPr>
-        <w:pStyle w:val="904"/>
+        <w:pStyle w:val="914"/>
         <w:pBdr/>
         <w:spacing/>
         <w:ind/>
@@ -78,20 +78,20 @@
     </w:p>
     <w:p>
       <w:pPr>
-        <w:pStyle w:val="904"/>
+        <w:pStyle w:val="914"/>
         <w:pBdr/>
         <w:spacing/>
         <w:ind/>
         <w:rPr/>
       </w:pPr>
       <w:r>
-        <w:t xml:space="preserve">Initialization Vector / IV (The Splash of Paint): A non-secret starting variable used to ensure that encrypting the exact same message twice produces completely different scrambled outputs.</w:t>
+        <w:t xml:space="preserve">Initialization Vector / IV (The Splash of Paint): A  non-secret starting variable used to ensure that encrypting the exact same message twice produces completely different scrambled outputs.</w:t>
       </w:r>
       <w:r/>
     </w:p>
     <w:p>
       <w:pPr>
-        <w:pStyle w:val="875"/>
+        <w:pStyle w:val="885"/>
         <w:pBdr/>
         <w:spacing/>
         <w:ind/>
@@ -228,7 +228,7 @@
     </w:p>
     <w:p>
       <w:pPr>
-        <w:pStyle w:val="874"/>
+        <w:pStyle w:val="884"/>
         <w:pBdr/>
         <w:spacing/>
         <w:ind/>
@@ -244,7 +244,7 @@
     </w:p>
     <w:p>
       <w:pPr>
-        <w:pStyle w:val="875"/>
+        <w:pStyle w:val="885"/>
         <w:pBdr/>
         <w:spacing/>
         <w:ind/>
@@ -314,7 +314,7 @@
     </w:p>
     <w:p>
       <w:pPr>
-        <w:pStyle w:val="904"/>
+        <w:pStyle w:val="914"/>
         <w:pBdr/>
         <w:spacing/>
         <w:ind/>
@@ -327,7 +327,7 @@
     </w:p>
     <w:p>
       <w:pPr>
-        <w:pStyle w:val="904"/>
+        <w:pStyle w:val="914"/>
         <w:pBdr/>
         <w:spacing/>
         <w:ind/>
@@ -340,7 +340,7 @@
     </w:p>
     <w:p>
       <w:pPr>
-        <w:pStyle w:val="904"/>
+        <w:pStyle w:val="914"/>
         <w:pBdr/>
         <w:spacing/>
         <w:ind/>
@@ -353,7 +353,7 @@
     </w:p>
     <w:p>
       <w:pPr>
-        <w:pStyle w:val="875"/>
+        <w:pStyle w:val="885"/>
         <w:pBdr/>
         <w:spacing/>
         <w:ind/>
@@ -426,7 +426,7 @@
     </w:p>
     <w:p>
       <w:pPr>
-        <w:pStyle w:val="904"/>
+        <w:pStyle w:val="914"/>
         <w:pBdr/>
         <w:spacing/>
         <w:ind/>
@@ -439,7 +439,7 @@
     </w:p>
     <w:p>
       <w:pPr>
-        <w:pStyle w:val="904"/>
+        <w:pStyle w:val="914"/>
         <w:pBdr/>
         <w:spacing/>
         <w:ind/>
@@ -455,7 +455,7 @@
     </w:p>
     <w:p>
       <w:pPr>
-        <w:pStyle w:val="875"/>
+        <w:pStyle w:val="885"/>
         <w:pBdr/>
         <w:spacing/>
         <w:ind/>
@@ -528,7 +528,7 @@
     </w:p>
     <w:p>
       <w:pPr>
-        <w:pStyle w:val="904"/>
+        <w:pStyle w:val="914"/>
         <w:pBdr/>
         <w:spacing/>
         <w:ind/>
@@ -544,7 +544,7 @@
     </w:p>
     <w:p>
       <w:pPr>
-        <w:pStyle w:val="904"/>
+        <w:pStyle w:val="914"/>
         <w:pBdr/>
         <w:spacing/>
         <w:ind/>
@@ -569,7 +569,7 @@
     </w:p>
     <w:p>
       <w:pPr>
-        <w:pStyle w:val="874"/>
+        <w:pStyle w:val="884"/>
         <w:pBdr/>
         <w:spacing/>
         <w:ind/>
@@ -597,7 +597,7 @@
     </w:p>
     <w:p>
       <w:pPr>
-        <w:pStyle w:val="875"/>
+        <w:pStyle w:val="885"/>
         <w:pBdr/>
         <w:spacing/>
         <w:ind/>
@@ -613,7 +613,7 @@
     </w:p>
     <w:tbl>
       <w:tblPr>
-        <w:tblStyle w:val="936"/>
+        <w:tblStyle w:val="946"/>
         <w:tblW w:w="0" w:type="auto"/>
         <w:tblBorders/>
         <w:tblLook w:val="04A0" w:firstRow="1" w:lastRow="0" w:firstColumn="1" w:lastColumn="0" w:noHBand="0" w:noVBand="1"/>
@@ -864,7 +864,7 @@
     </w:p>
     <w:p>
       <w:pPr>
-        <w:pStyle w:val="875"/>
+        <w:pStyle w:val="885"/>
         <w:pBdr/>
         <w:spacing/>
         <w:ind/>
@@ -880,7 +880,7 @@
     </w:p>
     <w:tbl>
       <w:tblPr>
-        <w:tblStyle w:val="936"/>
+        <w:tblStyle w:val="946"/>
         <w:tblW w:w="0" w:type="auto"/>
         <w:tblBorders/>
         <w:tblLook w:val="04A0" w:firstRow="1" w:lastRow="0" w:firstColumn="1" w:lastColumn="0" w:noHBand="0" w:noVBand="1"/>
@@ -1074,7 +1074,7 @@
     </w:p>
     <w:p>
       <w:pPr>
-        <w:pStyle w:val="875"/>
+        <w:pStyle w:val="885"/>
         <w:pBdr/>
         <w:spacing/>
         <w:ind/>
@@ -1090,7 +1090,7 @@
     </w:p>
     <w:tbl>
       <w:tblPr>
-        <w:tblStyle w:val="936"/>
+        <w:tblStyle w:val="946"/>
         <w:tblW w:w="0" w:type="auto"/>
         <w:tblBorders/>
         <w:tblLook w:val="04A0" w:firstRow="1" w:lastRow="0" w:firstColumn="1" w:lastColumn="0" w:noHBand="0" w:noVBand="1"/>
@@ -1284,7 +1284,7 @@
     </w:p>
     <w:p>
       <w:pPr>
-        <w:pStyle w:val="875"/>
+        <w:pStyle w:val="885"/>
         <w:pBdr/>
         <w:spacing/>
         <w:ind/>
@@ -1300,7 +1300,7 @@
     </w:p>
     <w:tbl>
       <w:tblPr>
-        <w:tblStyle w:val="936"/>
+        <w:tblStyle w:val="946"/>
         <w:tblW w:w="0" w:type="auto"/>
         <w:tblBorders/>
         <w:tblLook w:val="04A0" w:firstRow="1" w:lastRow="0" w:firstColumn="1" w:lastColumn="0" w:noHBand="0" w:noVBand="1"/>
@@ -1437,7 +1437,7 @@
     </w:p>
     <w:p>
       <w:pPr>
-        <w:pStyle w:val="875"/>
+        <w:pStyle w:val="885"/>
         <w:pBdr/>
         <w:spacing/>
         <w:ind/>
@@ -1453,7 +1453,7 @@
     </w:p>
     <w:tbl>
       <w:tblPr>
-        <w:tblStyle w:val="936"/>
+        <w:tblStyle w:val="946"/>
         <w:tblW w:w="0" w:type="auto"/>
         <w:tblBorders/>
         <w:tblLook w:val="04A0" w:firstRow="1" w:lastRow="0" w:firstColumn="1" w:lastColumn="0" w:noHBand="0" w:noVBand="1"/>
@@ -1647,7 +1647,7 @@
     </w:p>
     <w:p>
       <w:pPr>
-        <w:pStyle w:val="875"/>
+        <w:pStyle w:val="885"/>
         <w:pBdr/>
         <w:spacing/>
         <w:ind/>
@@ -1663,7 +1663,7 @@
     </w:p>
     <w:tbl>
       <w:tblPr>
-        <w:tblStyle w:val="936"/>
+        <w:tblStyle w:val="946"/>
         <w:tblW w:w="0" w:type="auto"/>
         <w:tblBorders/>
         <w:tblLook w:val="04A0" w:firstRow="1" w:lastRow="0" w:firstColumn="1" w:lastColumn="0" w:noHBand="0" w:noVBand="1"/>
@@ -1857,7 +1857,7 @@
     </w:p>
     <w:p>
       <w:pPr>
-        <w:pStyle w:val="875"/>
+        <w:pStyle w:val="885"/>
         <w:pBdr/>
         <w:spacing/>
         <w:ind/>
@@ -1873,7 +1873,7 @@
     </w:p>
     <w:tbl>
       <w:tblPr>
-        <w:tblStyle w:val="936"/>
+        <w:tblStyle w:val="946"/>
         <w:tblW w:w="0" w:type="auto"/>
         <w:tblBorders/>
         <w:tblLook w:val="04A0" w:firstRow="1" w:lastRow="0" w:firstColumn="1" w:lastColumn="0" w:noHBand="0" w:noVBand="1"/>
@@ -2010,7 +2010,7 @@
     </w:p>
     <w:p>
       <w:pPr>
-        <w:pStyle w:val="875"/>
+        <w:pStyle w:val="885"/>
         <w:pBdr/>
         <w:spacing/>
         <w:ind/>
@@ -2026,7 +2026,7 @@
     </w:p>
     <w:tbl>
       <w:tblPr>
-        <w:tblStyle w:val="936"/>
+        <w:tblStyle w:val="946"/>
         <w:tblW w:w="0" w:type="auto"/>
         <w:tblBorders/>
         <w:tblLook w:val="04A0" w:firstRow="1" w:lastRow="0" w:firstColumn="1" w:lastColumn="0" w:noHBand="0" w:noVBand="1"/>
@@ -2163,7 +2163,7 @@
     </w:p>
     <w:p>
       <w:pPr>
-        <w:pStyle w:val="875"/>
+        <w:pStyle w:val="885"/>
         <w:pBdr/>
         <w:spacing/>
         <w:ind/>
@@ -2179,7 +2179,7 @@
     </w:p>
     <w:tbl>
       <w:tblPr>
-        <w:tblStyle w:val="936"/>
+        <w:tblStyle w:val="946"/>
         <w:tblW w:w="0" w:type="auto"/>
         <w:tblBorders/>
         <w:tblLook w:val="04A0" w:firstRow="1" w:lastRow="0" w:firstColumn="1" w:lastColumn="0" w:noHBand="0" w:noVBand="1"/>
@@ -2772,7 +2772,7 @@
     </w:p>
     <w:p>
       <w:pPr>
-        <w:pStyle w:val="875"/>
+        <w:pStyle w:val="885"/>
         <w:pBdr/>
         <w:spacing/>
         <w:ind/>
@@ -2788,7 +2788,7 @@
     </w:p>
     <w:tbl>
       <w:tblPr>
-        <w:tblStyle w:val="936"/>
+        <w:tblStyle w:val="946"/>
         <w:tblW w:w="0" w:type="auto"/>
         <w:tblBorders/>
         <w:tblLook w:val="04A0" w:firstRow="1" w:lastRow="0" w:firstColumn="1" w:lastColumn="0" w:noHBand="0" w:noVBand="1"/>
@@ -3210,7 +3210,7 @@
     </w:p>
     <w:p>
       <w:pPr>
-        <w:pStyle w:val="875"/>
+        <w:pStyle w:val="885"/>
         <w:pBdr/>
         <w:spacing/>
         <w:ind/>
@@ -3226,7 +3226,7 @@
     </w:p>
     <w:p>
       <w:pPr>
-        <w:pStyle w:val="904"/>
+        <w:pStyle w:val="914"/>
         <w:pBdr/>
         <w:spacing/>
         <w:ind/>
@@ -3251,7 +3251,7 @@
     </w:p>
     <w:p>
       <w:pPr>
-        <w:pStyle w:val="904"/>
+        <w:pStyle w:val="914"/>
         <w:pBdr/>
         <w:spacing/>
         <w:ind/>
@@ -3276,7 +3276,7 @@
     </w:p>
     <w:p>
       <w:pPr>
-        <w:pStyle w:val="904"/>
+        <w:pStyle w:val="914"/>
         <w:pBdr/>
         <w:spacing/>
         <w:ind/>
@@ -3301,7 +3301,7 @@
     </w:p>
     <w:p>
       <w:pPr>
-        <w:pStyle w:val="904"/>
+        <w:pStyle w:val="914"/>
         <w:pBdr/>
         <w:spacing/>
         <w:ind/>
@@ -3326,7 +3326,7 @@
     </w:p>
     <w:p>
       <w:pPr>
-        <w:pStyle w:val="904"/>
+        <w:pStyle w:val="914"/>
         <w:pBdr/>
         <w:spacing/>
         <w:ind/>
@@ -3351,7 +3351,7 @@
     </w:p>
     <w:p>
       <w:pPr>
-        <w:pStyle w:val="875"/>
+        <w:pStyle w:val="885"/>
         <w:pBdr/>
         <w:spacing/>
         <w:ind/>
@@ -3367,7 +3367,7 @@
     </w:p>
     <w:tbl>
       <w:tblPr>
-        <w:tblStyle w:val="936"/>
+        <w:tblStyle w:val="946"/>
         <w:tblW w:w="0" w:type="auto"/>
         <w:tblBorders/>
         <w:tblLook w:val="04A0" w:firstRow="1" w:lastRow="0" w:firstColumn="1" w:lastColumn="0" w:noHBand="0" w:noVBand="1"/>
@@ -3504,7 +3504,7 @@
     </w:p>
     <w:p>
       <w:pPr>
-        <w:pStyle w:val="875"/>
+        <w:pStyle w:val="885"/>
         <w:pBdr/>
         <w:spacing/>
         <w:ind/>
@@ -3520,7 +3520,7 @@
     </w:p>
     <w:tbl>
       <w:tblPr>
-        <w:tblStyle w:val="936"/>
+        <w:tblStyle w:val="946"/>
         <w:tblW w:w="0" w:type="auto"/>
         <w:tblBorders/>
         <w:tblLook w:val="04A0" w:firstRow="1" w:lastRow="0" w:firstColumn="1" w:lastColumn="0" w:noHBand="0" w:noVBand="1"/>
@@ -3942,7 +3942,7 @@
     </w:p>
     <w:p>
       <w:pPr>
-        <w:pStyle w:val="904"/>
+        <w:pStyle w:val="914"/>
         <w:pBdr/>
         <w:spacing/>
         <w:ind/>
@@ -3967,7 +3967,7 @@
     </w:p>
     <w:p>
       <w:pPr>
-        <w:pStyle w:val="875"/>
+        <w:pStyle w:val="885"/>
         <w:pBdr/>
         <w:spacing/>
         <w:ind/>
@@ -3983,7 +3983,7 @@
     </w:p>
     <w:tbl>
       <w:tblPr>
-        <w:tblStyle w:val="936"/>
+        <w:tblStyle w:val="946"/>
         <w:tblW w:w="0" w:type="auto"/>
         <w:tblBorders/>
         <w:tblLook w:val="04A0" w:firstRow="1" w:lastRow="0" w:firstColumn="1" w:lastColumn="0" w:noHBand="0" w:noVBand="1"/>
@@ -4429,7 +4429,7 @@
 <w:hdr xmlns:wpc="http://schemas.microsoft.com/office/word/2010/wordprocessingCanvas" xmlns:mc="http://schemas.openxmlformats.org/markup-compatibility/2006" xmlns:o="urn:schemas-microsoft-com:office:office" xmlns:r="http://schemas.openxmlformats.org/officeDocument/2006/relationships" xmlns:m="http://schemas.openxmlformats.org/officeDocument/2006/math" xmlns:v="urn:schemas-microsoft-com:vml" xmlns:wp14="http://schemas.microsoft.com/office/word/2010/wordprocessingDrawing" xmlns:wp="http://schemas.openxmlformats.org/drawingml/2006/wordprocessingDrawing" xmlns:w10="urn:schemas-microsoft-com:office:word" xmlns:w="http://schemas.openxmlformats.org/wordprocessingml/2006/main" xmlns:w14="http://schemas.microsoft.com/office/word/2010/wordml" xmlns:w15="http://schemas.microsoft.com/office/word/2012/wordml" xmlns:wpg="http://schemas.microsoft.com/office/word/2010/wordprocessingGroup" xmlns:wpi="http://schemas.microsoft.com/office/word/2010/wordprocessingInk" xmlns:wne="http://schemas.microsoft.com/office/word/2006/wordml" xmlns:a="http://schemas.openxmlformats.org/drawingml/2006/main" xmlns:wps="http://schemas.microsoft.com/office/word/2010/wordprocessingShape" mc:Ignorable="w14 w15 wp14">
   <w:p>
     <w:pPr>
-      <w:pStyle w:val="870"/>
+      <w:pStyle w:val="880"/>
       <w:pBdr/>
       <w:spacing/>
       <w:ind/>
@@ -4722,7 +4722,7 @@
         <w:spacing/>
         <w:ind w:hanging="360" w:left="1080"/>
       </w:pPr>
-      <w:pStyle w:val="909"/>
+      <w:pStyle w:val="919"/>
       <w:rPr/>
       <w:start w:val="1"/>
       <w:suff w:val="tab"/>
@@ -4855,7 +4855,7 @@
         <w:spacing/>
         <w:ind w:hanging="360" w:left="720"/>
       </w:pPr>
-      <w:pStyle w:val="908"/>
+      <w:pStyle w:val="918"/>
       <w:rPr/>
       <w:start w:val="1"/>
       <w:suff w:val="tab"/>
@@ -5122,7 +5122,7 @@
         <w:spacing/>
         <w:ind w:hanging="360" w:left="1080"/>
       </w:pPr>
-      <w:pStyle w:val="906"/>
+      <w:pStyle w:val="916"/>
       <w:rPr>
         <w:rFonts w:hint="default" w:ascii="Symbol" w:hAnsi="Symbol"/>
       </w:rPr>
@@ -5257,7 +5257,7 @@
         <w:spacing/>
         <w:ind w:hanging="360" w:left="720"/>
       </w:pPr>
-      <w:pStyle w:val="905"/>
+      <w:pStyle w:val="915"/>
       <w:rPr>
         <w:rFonts w:hint="default" w:ascii="Symbol" w:hAnsi="Symbol"/>
       </w:rPr>
@@ -5392,7 +5392,7 @@
         <w:spacing/>
         <w:ind w:hanging="360" w:left="360"/>
       </w:pPr>
-      <w:pStyle w:val="907"/>
+      <w:pStyle w:val="917"/>
       <w:rPr/>
       <w:start w:val="1"/>
       <w:suff w:val="tab"/>
@@ -5525,7 +5525,7 @@
         <w:spacing/>
         <w:ind w:hanging="360" w:left="360"/>
       </w:pPr>
-      <w:pStyle w:val="904"/>
+      <w:pStyle w:val="914"/>
       <w:rPr>
         <w:rFonts w:hint="default" w:ascii="Symbol" w:hAnsi="Symbol"/>
       </w:rPr>
@@ -5833,9 +5833,9 @@
     <w:lsdException w:name="Bibliography" w:uiPriority="37"/>
     <w:lsdException w:name="TOC Heading" w:uiPriority="39" w:qFormat="1"/>
   </w:latentStyles>
-  <w:style w:type="table" w:styleId="725">
+  <w:style w:type="table" w:styleId="735">
     <w:name w:val="Table Grid Light"/>
-    <w:basedOn w:val="884"/>
+    <w:basedOn w:val="894"/>
     <w:uiPriority w:val="59"/>
     <w:pPr>
       <w:pBdr/>
@@ -6032,9 +6032,9 @@
       </w:tcPr>
     </w:tblStylePr>
   </w:style>
-  <w:style w:type="table" w:styleId="726">
+  <w:style w:type="table" w:styleId="736">
     <w:name w:val="Plain Table 1"/>
-    <w:basedOn w:val="884"/>
+    <w:basedOn w:val="894"/>
     <w:uiPriority w:val="59"/>
     <w:pPr>
       <w:pBdr/>
@@ -6257,9 +6257,9 @@
       </w:tcPr>
     </w:tblStylePr>
   </w:style>
-  <w:style w:type="table" w:styleId="727">
+  <w:style w:type="table" w:styleId="737">
     <w:name w:val="Plain Table 2"/>
-    <w:basedOn w:val="884"/>
+    <w:basedOn w:val="894"/>
     <w:uiPriority w:val="59"/>
     <w:pPr>
       <w:pBdr/>
@@ -6490,9 +6490,9 @@
       </w:tcPr>
     </w:tblStylePr>
   </w:style>
-  <w:style w:type="table" w:styleId="728">
+  <w:style w:type="table" w:styleId="738">
     <w:name w:val="Plain Table 3"/>
-    <w:basedOn w:val="884"/>
+    <w:basedOn w:val="894"/>
     <w:uiPriority w:val="99"/>
     <w:pPr>
       <w:pBdr/>
@@ -6720,9 +6720,9 @@
       </w:tcPr>
     </w:tblStylePr>
   </w:style>
-  <w:style w:type="table" w:styleId="729">
+  <w:style w:type="table" w:styleId="739">
     <w:name w:val="Plain Table 4"/>
-    <w:basedOn w:val="884"/>
+    <w:basedOn w:val="894"/>
     <w:uiPriority w:val="99"/>
     <w:pPr>
       <w:pBdr/>
@@ -6936,9 +6936,9 @@
       </w:tcPr>
     </w:tblStylePr>
   </w:style>
-  <w:style w:type="table" w:styleId="730">
+  <w:style w:type="table" w:styleId="740">
     <w:name w:val="Plain Table 5"/>
-    <w:basedOn w:val="884"/>
+    <w:basedOn w:val="894"/>
     <w:uiPriority w:val="99"/>
     <w:pPr>
       <w:pBdr/>
@@ -7169,9 +7169,9 @@
       </w:tcPr>
     </w:tblStylePr>
   </w:style>
-  <w:style w:type="table" w:styleId="731">
+  <w:style w:type="table" w:styleId="741">
     <w:name w:val="Grid Table 1 Light"/>
-    <w:basedOn w:val="884"/>
+    <w:basedOn w:val="894"/>
     <w:uiPriority w:val="99"/>
     <w:pPr>
       <w:pBdr/>
@@ -7392,9 +7392,9 @@
       </w:tcPr>
     </w:tblStylePr>
   </w:style>
-  <w:style w:type="table" w:styleId="732">
+  <w:style w:type="table" w:styleId="742">
     <w:name w:val="Grid Table 1 Light - Accent 1"/>
-    <w:basedOn w:val="884"/>
+    <w:basedOn w:val="894"/>
     <w:uiPriority w:val="99"/>
     <w:pPr>
       <w:pBdr/>
@@ -7615,9 +7615,9 @@
       </w:tcPr>
     </w:tblStylePr>
   </w:style>
-  <w:style w:type="table" w:styleId="733">
+  <w:style w:type="table" w:styleId="743">
     <w:name w:val="Grid Table 1 Light - Accent 2"/>
-    <w:basedOn w:val="884"/>
+    <w:basedOn w:val="894"/>
     <w:uiPriority w:val="99"/>
     <w:pPr>
       <w:pBdr/>
@@ -7838,9 +7838,9 @@
       </w:tcPr>
     </w:tblStylePr>
   </w:style>
-  <w:style w:type="table" w:styleId="734">
+  <w:style w:type="table" w:styleId="744">
     <w:name w:val="Grid Table 1 Light - Accent 3"/>
-    <w:basedOn w:val="884"/>
+    <w:basedOn w:val="894"/>
     <w:uiPriority w:val="99"/>
     <w:pPr>
       <w:pBdr/>
@@ -8061,9 +8061,9 @@
       </w:tcPr>
     </w:tblStylePr>
   </w:style>
-  <w:style w:type="table" w:styleId="735">
+  <w:style w:type="table" w:styleId="745">
     <w:name w:val="Grid Table 1 Light - Accent 4"/>
-    <w:basedOn w:val="884"/>
+    <w:basedOn w:val="894"/>
     <w:uiPriority w:val="99"/>
     <w:pPr>
       <w:pBdr/>
@@ -8284,9 +8284,9 @@
       </w:tcPr>
     </w:tblStylePr>
   </w:style>
-  <w:style w:type="table" w:styleId="736">
+  <w:style w:type="table" w:styleId="746">
     <w:name w:val="Grid Table 1 Light - Accent 5"/>
-    <w:basedOn w:val="884"/>
+    <w:basedOn w:val="894"/>
     <w:uiPriority w:val="99"/>
     <w:pPr>
       <w:pBdr/>
@@ -8507,9 +8507,9 @@
       </w:tcPr>
     </w:tblStylePr>
   </w:style>
-  <w:style w:type="table" w:styleId="737">
+  <w:style w:type="table" w:styleId="747">
     <w:name w:val="Grid Table 1 Light - Accent 6"/>
-    <w:basedOn w:val="884"/>
+    <w:basedOn w:val="894"/>
     <w:uiPriority w:val="99"/>
     <w:pPr>
       <w:pBdr/>
@@ -8730,9 +8730,9 @@
       </w:tcPr>
     </w:tblStylePr>
   </w:style>
-  <w:style w:type="table" w:styleId="738">
+  <w:style w:type="table" w:styleId="748">
     <w:name w:val="Grid Table 2"/>
-    <w:basedOn w:val="884"/>
+    <w:basedOn w:val="894"/>
     <w:uiPriority w:val="99"/>
     <w:pPr>
       <w:pBdr/>
@@ -8962,9 +8962,9 @@
       </w:tcPr>
     </w:tblStylePr>
   </w:style>
-  <w:style w:type="table" w:styleId="739">
+  <w:style w:type="table" w:styleId="749">
     <w:name w:val="Grid Table 2 - Accent 1"/>
-    <w:basedOn w:val="884"/>
+    <w:basedOn w:val="894"/>
     <w:uiPriority w:val="99"/>
     <w:pPr>
       <w:pBdr/>
@@ -9194,9 +9194,9 @@
       </w:tcPr>
     </w:tblStylePr>
   </w:style>
-  <w:style w:type="table" w:styleId="740">
+  <w:style w:type="table" w:styleId="750">
     <w:name w:val="Grid Table 2 - Accent 2"/>
-    <w:basedOn w:val="884"/>
+    <w:basedOn w:val="894"/>
     <w:uiPriority w:val="99"/>
     <w:pPr>
       <w:pBdr/>
@@ -9426,9 +9426,9 @@
       </w:tcPr>
     </w:tblStylePr>
   </w:style>
-  <w:style w:type="table" w:styleId="741">
+  <w:style w:type="table" w:styleId="751">
     <w:name w:val="Grid Table 2 - Accent 3"/>
-    <w:basedOn w:val="884"/>
+    <w:basedOn w:val="894"/>
     <w:uiPriority w:val="99"/>
     <w:pPr>
       <w:pBdr/>
@@ -9658,9 +9658,9 @@
       </w:tcPr>
     </w:tblStylePr>
   </w:style>
-  <w:style w:type="table" w:styleId="742">
+  <w:style w:type="table" w:styleId="752">
     <w:name w:val="Grid Table 2 - Accent 4"/>
-    <w:basedOn w:val="884"/>
+    <w:basedOn w:val="894"/>
     <w:uiPriority w:val="99"/>
     <w:pPr>
       <w:pBdr/>
@@ -9890,9 +9890,9 @@
       </w:tcPr>
     </w:tblStylePr>
   </w:style>
-  <w:style w:type="table" w:styleId="743">
+  <w:style w:type="table" w:styleId="753">
     <w:name w:val="Grid Table 2 - Accent 5"/>
-    <w:basedOn w:val="884"/>
+    <w:basedOn w:val="894"/>
     <w:uiPriority w:val="99"/>
     <w:pPr>
       <w:pBdr/>
@@ -10122,9 +10122,9 @@
       </w:tcPr>
     </w:tblStylePr>
   </w:style>
-  <w:style w:type="table" w:styleId="744">
+  <w:style w:type="table" w:styleId="754">
     <w:name w:val="Grid Table 2 - Accent 6"/>
-    <w:basedOn w:val="884"/>
+    <w:basedOn w:val="894"/>
     <w:uiPriority w:val="99"/>
     <w:pPr>
       <w:pBdr/>
@@ -10354,9 +10354,9 @@
       </w:tcPr>
     </w:tblStylePr>
   </w:style>
-  <w:style w:type="table" w:styleId="745">
+  <w:style w:type="table" w:styleId="755">
     <w:name w:val="Grid Table 3"/>
-    <w:basedOn w:val="884"/>
+    <w:basedOn w:val="894"/>
     <w:uiPriority w:val="99"/>
     <w:pPr>
       <w:pBdr/>
@@ -10599,9 +10599,9 @@
       </w:tcPr>
     </w:tblStylePr>
   </w:style>
-  <w:style w:type="table" w:styleId="746">
+  <w:style w:type="table" w:styleId="756">
     <w:name w:val="Grid Table 3 - Accent 1"/>
-    <w:basedOn w:val="884"/>
+    <w:basedOn w:val="894"/>
     <w:uiPriority w:val="99"/>
     <w:pPr>
       <w:pBdr/>
@@ -10844,9 +10844,9 @@
       </w:tcPr>
     </w:tblStylePr>
   </w:style>
-  <w:style w:type="table" w:styleId="747">
+  <w:style w:type="table" w:styleId="757">
     <w:name w:val="Grid Table 3 - Accent 2"/>
-    <w:basedOn w:val="884"/>
+    <w:basedOn w:val="894"/>
     <w:uiPriority w:val="99"/>
     <w:pPr>
       <w:pBdr/>
@@ -11089,9 +11089,9 @@
       </w:tcPr>
     </w:tblStylePr>
   </w:style>
-  <w:style w:type="table" w:styleId="748">
+  <w:style w:type="table" w:styleId="758">
     <w:name w:val="Grid Table 3 - Accent 3"/>
-    <w:basedOn w:val="884"/>
+    <w:basedOn w:val="894"/>
     <w:uiPriority w:val="99"/>
     <w:pPr>
       <w:pBdr/>
@@ -11334,9 +11334,9 @@
       </w:tcPr>
     </w:tblStylePr>
   </w:style>
-  <w:style w:type="table" w:styleId="749">
+  <w:style w:type="table" w:styleId="759">
     <w:name w:val="Grid Table 3 - Accent 4"/>
-    <w:basedOn w:val="884"/>
+    <w:basedOn w:val="894"/>
     <w:uiPriority w:val="99"/>
     <w:pPr>
       <w:pBdr/>
@@ -11579,9 +11579,9 @@
       </w:tcPr>
     </w:tblStylePr>
   </w:style>
-  <w:style w:type="table" w:styleId="750">
+  <w:style w:type="table" w:styleId="760">
     <w:name w:val="Grid Table 3 - Accent 5"/>
-    <w:basedOn w:val="884"/>
+    <w:basedOn w:val="894"/>
     <w:uiPriority w:val="99"/>
     <w:pPr>
       <w:pBdr/>
@@ -11824,9 +11824,9 @@
       </w:tcPr>
     </w:tblStylePr>
   </w:style>
-  <w:style w:type="table" w:styleId="751">
+  <w:style w:type="table" w:styleId="761">
     <w:name w:val="Grid Table 3 - Accent 6"/>
-    <w:basedOn w:val="884"/>
+    <w:basedOn w:val="894"/>
     <w:uiPriority w:val="99"/>
     <w:pPr>
       <w:pBdr/>
@@ -12069,9 +12069,9 @@
       </w:tcPr>
     </w:tblStylePr>
   </w:style>
-  <w:style w:type="table" w:styleId="752">
+  <w:style w:type="table" w:styleId="762">
     <w:name w:val="Grid Table 4"/>
-    <w:basedOn w:val="884"/>
+    <w:basedOn w:val="894"/>
     <w:uiPriority w:val="59"/>
     <w:pPr>
       <w:pBdr/>
@@ -12302,9 +12302,9 @@
       </w:tcPr>
     </w:tblStylePr>
   </w:style>
-  <w:style w:type="table" w:styleId="753">
+  <w:style w:type="table" w:styleId="763">
     <w:name w:val="Grid Table 4 - Accent 1"/>
-    <w:basedOn w:val="884"/>
+    <w:basedOn w:val="894"/>
     <w:uiPriority w:val="59"/>
     <w:pPr>
       <w:pBdr/>
@@ -12535,9 +12535,9 @@
       </w:tcPr>
     </w:tblStylePr>
   </w:style>
-  <w:style w:type="table" w:styleId="754">
+  <w:style w:type="table" w:styleId="764">
     <w:name w:val="Grid Table 4 - Accent 2"/>
-    <w:basedOn w:val="884"/>
+    <w:basedOn w:val="894"/>
     <w:uiPriority w:val="59"/>
     <w:pPr>
       <w:pBdr/>
@@ -12768,9 +12768,9 @@
       </w:tcPr>
     </w:tblStylePr>
   </w:style>
-  <w:style w:type="table" w:styleId="755">
+  <w:style w:type="table" w:styleId="765">
     <w:name w:val="Grid Table 4 - Accent 3"/>
-    <w:basedOn w:val="884"/>
+    <w:basedOn w:val="894"/>
     <w:uiPriority w:val="59"/>
     <w:pPr>
       <w:pBdr/>
@@ -13001,9 +13001,9 @@
       </w:tcPr>
     </w:tblStylePr>
   </w:style>
-  <w:style w:type="table" w:styleId="756">
+  <w:style w:type="table" w:styleId="766">
     <w:name w:val="Grid Table 4 - Accent 4"/>
-    <w:basedOn w:val="884"/>
+    <w:basedOn w:val="894"/>
     <w:uiPriority w:val="59"/>
     <w:pPr>
       <w:pBdr/>
@@ -13234,9 +13234,9 @@
       </w:tcPr>
     </w:tblStylePr>
   </w:style>
-  <w:style w:type="table" w:styleId="757">
+  <w:style w:type="table" w:styleId="767">
     <w:name w:val="Grid Table 4 - Accent 5"/>
-    <w:basedOn w:val="884"/>
+    <w:basedOn w:val="894"/>
     <w:uiPriority w:val="59"/>
     <w:pPr>
       <w:pBdr/>
@@ -13467,9 +13467,9 @@
       </w:tcPr>
     </w:tblStylePr>
   </w:style>
-  <w:style w:type="table" w:styleId="758">
+  <w:style w:type="table" w:styleId="768">
     <w:name w:val="Grid Table 4 - Accent 6"/>
-    <w:basedOn w:val="884"/>
+    <w:basedOn w:val="894"/>
     <w:uiPriority w:val="59"/>
     <w:pPr>
       <w:pBdr/>
@@ -13700,9 +13700,9 @@
       </w:tcPr>
     </w:tblStylePr>
   </w:style>
-  <w:style w:type="table" w:styleId="759">
+  <w:style w:type="table" w:styleId="769">
     <w:name w:val="Grid Table 5 Dark"/>
-    <w:basedOn w:val="884"/>
+    <w:basedOn w:val="894"/>
     <w:uiPriority w:val="99"/>
     <w:pPr>
       <w:pBdr/>
@@ -13928,9 +13928,9 @@
       </w:tcPr>
     </w:tblStylePr>
   </w:style>
-  <w:style w:type="table" w:styleId="760">
+  <w:style w:type="table" w:styleId="770">
     <w:name w:val="Grid Table 5 Dark- Accent 1"/>
-    <w:basedOn w:val="884"/>
+    <w:basedOn w:val="894"/>
     <w:uiPriority w:val="99"/>
     <w:pPr>
       <w:pBdr/>
@@ -14156,9 +14156,9 @@
       </w:tcPr>
     </w:tblStylePr>
   </w:style>
-  <w:style w:type="table" w:styleId="761">
+  <w:style w:type="table" w:styleId="771">
     <w:name w:val="Grid Table 5 Dark - Accent 2"/>
-    <w:basedOn w:val="884"/>
+    <w:basedOn w:val="894"/>
     <w:uiPriority w:val="99"/>
     <w:pPr>
       <w:pBdr/>
@@ -14384,9 +14384,9 @@
       </w:tcPr>
     </w:tblStylePr>
   </w:style>
-  <w:style w:type="table" w:styleId="762">
+  <w:style w:type="table" w:styleId="772">
     <w:name w:val="Grid Table 5 Dark - Accent 3"/>
-    <w:basedOn w:val="884"/>
+    <w:basedOn w:val="894"/>
     <w:uiPriority w:val="99"/>
     <w:pPr>
       <w:pBdr/>
@@ -14612,9 +14612,9 @@
       </w:tcPr>
     </w:tblStylePr>
   </w:style>
-  <w:style w:type="table" w:styleId="763">
+  <w:style w:type="table" w:styleId="773">
     <w:name w:val="Grid Table 5 Dark- Accent 4"/>
-    <w:basedOn w:val="884"/>
+    <w:basedOn w:val="894"/>
     <w:uiPriority w:val="99"/>
     <w:pPr>
       <w:pBdr/>
@@ -14840,9 +14840,9 @@
       </w:tcPr>
     </w:tblStylePr>
   </w:style>
-  <w:style w:type="table" w:styleId="764">
+  <w:style w:type="table" w:styleId="774">
     <w:name w:val="Grid Table 5 Dark - Accent 5"/>
-    <w:basedOn w:val="884"/>
+    <w:basedOn w:val="894"/>
     <w:uiPriority w:val="99"/>
     <w:pPr>
       <w:pBdr/>
@@ -15068,9 +15068,9 @@
       </w:tcPr>
     </w:tblStylePr>
   </w:style>
-  <w:style w:type="table" w:styleId="765">
+  <w:style w:type="table" w:styleId="775">
     <w:name w:val="Grid Table 5 Dark - Accent 6"/>
-    <w:basedOn w:val="884"/>
+    <w:basedOn w:val="894"/>
     <w:uiPriority w:val="99"/>
     <w:pPr>
       <w:pBdr/>
@@ -15296,9 +15296,9 @@
       </w:tcPr>
     </w:tblStylePr>
   </w:style>
-  <w:style w:type="table" w:styleId="766">
+  <w:style w:type="table" w:styleId="776">
     <w:name w:val="Grid Table 6 Colorful"/>
-    <w:basedOn w:val="884"/>
+    <w:basedOn w:val="894"/>
     <w:uiPriority w:val="99"/>
     <w:pPr>
       <w:pBdr/>
@@ -15526,9 +15526,9 @@
       </w:tcPr>
     </w:tblStylePr>
   </w:style>
-  <w:style w:type="table" w:styleId="767">
+  <w:style w:type="table" w:styleId="777">
     <w:name w:val="Grid Table 6 Colorful - Accent 1"/>
-    <w:basedOn w:val="884"/>
+    <w:basedOn w:val="894"/>
     <w:uiPriority w:val="99"/>
     <w:pPr>
       <w:pBdr/>
@@ -15756,9 +15756,9 @@
       </w:tcPr>
     </w:tblStylePr>
   </w:style>
-  <w:style w:type="table" w:styleId="768">
+  <w:style w:type="table" w:styleId="778">
     <w:name w:val="Grid Table 6 Colorful - Accent 2"/>
-    <w:basedOn w:val="884"/>
+    <w:basedOn w:val="894"/>
     <w:uiPriority w:val="99"/>
     <w:pPr>
       <w:pBdr/>
@@ -15986,9 +15986,9 @@
       </w:tcPr>
     </w:tblStylePr>
   </w:style>
-  <w:style w:type="table" w:styleId="769">
+  <w:style w:type="table" w:styleId="779">
     <w:name w:val="Grid Table 6 Colorful - Accent 3"/>
-    <w:basedOn w:val="884"/>
+    <w:basedOn w:val="894"/>
     <w:uiPriority w:val="99"/>
     <w:pPr>
       <w:pBdr/>
@@ -16216,9 +16216,9 @@
       </w:tcPr>
     </w:tblStylePr>
   </w:style>
-  <w:style w:type="table" w:styleId="770">
+  <w:style w:type="table" w:styleId="780">
     <w:name w:val="Grid Table 6 Colorful - Accent 4"/>
-    <w:basedOn w:val="884"/>
+    <w:basedOn w:val="894"/>
     <w:uiPriority w:val="99"/>
     <w:pPr>
       <w:pBdr/>
@@ -16446,9 +16446,9 @@
       </w:tcPr>
     </w:tblStylePr>
   </w:style>
-  <w:style w:type="table" w:styleId="771">
+  <w:style w:type="table" w:styleId="781">
     <w:name w:val="Grid Table 6 Colorful - Accent 5"/>
-    <w:basedOn w:val="884"/>
+    <w:basedOn w:val="894"/>
     <w:uiPriority w:val="99"/>
     <w:pPr>
       <w:pBdr/>
@@ -16676,9 +16676,9 @@
       </w:tcPr>
     </w:tblStylePr>
   </w:style>
-  <w:style w:type="table" w:styleId="772">
+  <w:style w:type="table" w:styleId="782">
     <w:name w:val="Grid Table 6 Colorful - Accent 6"/>
-    <w:basedOn w:val="884"/>
+    <w:basedOn w:val="894"/>
     <w:uiPriority w:val="99"/>
     <w:pPr>
       <w:pBdr/>
@@ -16906,9 +16906,9 @@
       </w:tcPr>
     </w:tblStylePr>
   </w:style>
-  <w:style w:type="table" w:styleId="773">
+  <w:style w:type="table" w:styleId="783">
     <w:name w:val="Grid Table 7 Colorful"/>
-    <w:basedOn w:val="884"/>
+    <w:basedOn w:val="894"/>
     <w:uiPriority w:val="99"/>
     <w:pPr>
       <w:pBdr/>
@@ -17160,9 +17160,9 @@
       </w:tcPr>
     </w:tblStylePr>
   </w:style>
-  <w:style w:type="table" w:styleId="774">
+  <w:style w:type="table" w:styleId="784">
     <w:name w:val="Grid Table 7 Colorful - Accent 1"/>
-    <w:basedOn w:val="884"/>
+    <w:basedOn w:val="894"/>
     <w:uiPriority w:val="99"/>
     <w:pPr>
       <w:pBdr/>
@@ -17414,9 +17414,9 @@
       </w:tcPr>
     </w:tblStylePr>
   </w:style>
-  <w:style w:type="table" w:styleId="775">
+  <w:style w:type="table" w:styleId="785">
     <w:name w:val="Grid Table 7 Colorful - Accent 2"/>
-    <w:basedOn w:val="884"/>
+    <w:basedOn w:val="894"/>
     <w:uiPriority w:val="99"/>
     <w:pPr>
       <w:pBdr/>
@@ -17668,9 +17668,9 @@
       </w:tcPr>
     </w:tblStylePr>
   </w:style>
-  <w:style w:type="table" w:styleId="776">
+  <w:style w:type="table" w:styleId="786">
     <w:name w:val="Grid Table 7 Colorful - Accent 3"/>
-    <w:basedOn w:val="884"/>
+    <w:basedOn w:val="894"/>
     <w:uiPriority w:val="99"/>
     <w:pPr>
       <w:pBdr/>
@@ -17922,9 +17922,9 @@
       </w:tcPr>
     </w:tblStylePr>
   </w:style>
-  <w:style w:type="table" w:styleId="777">
+  <w:style w:type="table" w:styleId="787">
     <w:name w:val="Grid Table 7 Colorful - Accent 4"/>
-    <w:basedOn w:val="884"/>
+    <w:basedOn w:val="894"/>
     <w:uiPriority w:val="99"/>
     <w:pPr>
       <w:pBdr/>
@@ -18176,9 +18176,9 @@
       </w:tcPr>
     </w:tblStylePr>
   </w:style>
-  <w:style w:type="table" w:styleId="778">
+  <w:style w:type="table" w:styleId="788">
     <w:name w:val="Grid Table 7 Colorful - Accent 5"/>
-    <w:basedOn w:val="884"/>
+    <w:basedOn w:val="894"/>
     <w:uiPriority w:val="99"/>
     <w:pPr>
       <w:pBdr/>
@@ -18430,9 +18430,9 @@
       </w:tcPr>
     </w:tblStylePr>
   </w:style>
-  <w:style w:type="table" w:styleId="779">
+  <w:style w:type="table" w:styleId="789">
     <w:name w:val="Grid Table 7 Colorful - Accent 6"/>
-    <w:basedOn w:val="884"/>
+    <w:basedOn w:val="894"/>
     <w:uiPriority w:val="99"/>
     <w:pPr>
       <w:pBdr/>
@@ -18684,9 +18684,9 @@
       </w:tcPr>
     </w:tblStylePr>
   </w:style>
-  <w:style w:type="table" w:styleId="780">
+  <w:style w:type="table" w:styleId="790">
     <w:name w:val="List Table 1 Light"/>
-    <w:basedOn w:val="884"/>
+    <w:basedOn w:val="894"/>
     <w:uiPriority w:val="99"/>
     <w:pPr>
       <w:pBdr/>
@@ -18900,9 +18900,9 @@
       </w:tcPr>
     </w:tblStylePr>
   </w:style>
-  <w:style w:type="table" w:styleId="781">
+  <w:style w:type="table" w:styleId="791">
     <w:name w:val="List Table 1 Light - Accent 1"/>
-    <w:basedOn w:val="884"/>
+    <w:basedOn w:val="894"/>
     <w:uiPriority w:val="99"/>
     <w:pPr>
       <w:pBdr/>
@@ -19116,9 +19116,9 @@
       </w:tcPr>
     </w:tblStylePr>
   </w:style>
-  <w:style w:type="table" w:styleId="782">
+  <w:style w:type="table" w:styleId="792">
     <w:name w:val="List Table 1 Light - Accent 2"/>
-    <w:basedOn w:val="884"/>
+    <w:basedOn w:val="894"/>
     <w:uiPriority w:val="99"/>
     <w:pPr>
       <w:pBdr/>
@@ -19332,9 +19332,9 @@
       </w:tcPr>
     </w:tblStylePr>
   </w:style>
-  <w:style w:type="table" w:styleId="783">
+  <w:style w:type="table" w:styleId="793">
     <w:name w:val="List Table 1 Light - Accent 3"/>
-    <w:basedOn w:val="884"/>
+    <w:basedOn w:val="894"/>
     <w:uiPriority w:val="99"/>
     <w:pPr>
       <w:pBdr/>
@@ -19548,9 +19548,9 @@
       </w:tcPr>
     </w:tblStylePr>
   </w:style>
-  <w:style w:type="table" w:styleId="784">
+  <w:style w:type="table" w:styleId="794">
     <w:name w:val="List Table 1 Light - Accent 4"/>
-    <w:basedOn w:val="884"/>
+    <w:basedOn w:val="894"/>
     <w:uiPriority w:val="99"/>
     <w:pPr>
       <w:pBdr/>
@@ -19764,9 +19764,9 @@
       </w:tcPr>
     </w:tblStylePr>
   </w:style>
-  <w:style w:type="table" w:styleId="785">
+  <w:style w:type="table" w:styleId="795">
     <w:name w:val="List Table 1 Light - Accent 5"/>
-    <w:basedOn w:val="884"/>
+    <w:basedOn w:val="894"/>
     <w:uiPriority w:val="99"/>
     <w:pPr>
       <w:pBdr/>
@@ -19980,9 +19980,9 @@
       </w:tcPr>
     </w:tblStylePr>
   </w:style>
-  <w:style w:type="table" w:styleId="786">
+  <w:style w:type="table" w:styleId="796">
     <w:name w:val="List Table 1 Light - Accent 6"/>
-    <w:basedOn w:val="884"/>
+    <w:basedOn w:val="894"/>
     <w:uiPriority w:val="99"/>
     <w:pPr>
       <w:pBdr/>
@@ -20196,9 +20196,9 @@
       </w:tcPr>
     </w:tblStylePr>
   </w:style>
-  <w:style w:type="table" w:styleId="787">
+  <w:style w:type="table" w:styleId="797">
     <w:name w:val="List Table 2"/>
-    <w:basedOn w:val="884"/>
+    <w:basedOn w:val="894"/>
     <w:uiPriority w:val="99"/>
     <w:pPr>
       <w:pBdr/>
@@ -20434,9 +20434,9 @@
       </w:tcPr>
     </w:tblStylePr>
   </w:style>
-  <w:style w:type="table" w:styleId="788">
+  <w:style w:type="table" w:styleId="798">
     <w:name w:val="List Table 2 - Accent 1"/>
-    <w:basedOn w:val="884"/>
+    <w:basedOn w:val="894"/>
     <w:uiPriority w:val="99"/>
     <w:pPr>
       <w:pBdr/>
@@ -20672,9 +20672,9 @@
       </w:tcPr>
     </w:tblStylePr>
   </w:style>
-  <w:style w:type="table" w:styleId="789">
+  <w:style w:type="table" w:styleId="799">
     <w:name w:val="List Table 2 - Accent 2"/>
-    <w:basedOn w:val="884"/>
+    <w:basedOn w:val="894"/>
     <w:uiPriority w:val="99"/>
     <w:pPr>
       <w:pBdr/>
@@ -20910,9 +20910,9 @@
       </w:tcPr>
     </w:tblStylePr>
   </w:style>
-  <w:style w:type="table" w:styleId="790">
+  <w:style w:type="table" w:styleId="800">
     <w:name w:val="List Table 2 - Accent 3"/>
-    <w:basedOn w:val="884"/>
+    <w:basedOn w:val="894"/>
     <w:uiPriority w:val="99"/>
     <w:pPr>
       <w:pBdr/>
@@ -21148,9 +21148,9 @@
       </w:tcPr>
     </w:tblStylePr>
   </w:style>
-  <w:style w:type="table" w:styleId="791">
+  <w:style w:type="table" w:styleId="801">
     <w:name w:val="List Table 2 - Accent 4"/>
-    <w:basedOn w:val="884"/>
+    <w:basedOn w:val="894"/>
     <w:uiPriority w:val="99"/>
     <w:pPr>
       <w:pBdr/>
@@ -21386,9 +21386,9 @@
       </w:tcPr>
     </w:tblStylePr>
   </w:style>
-  <w:style w:type="table" w:styleId="792">
+  <w:style w:type="table" w:styleId="802">
     <w:name w:val="List Table 2 - Accent 5"/>
-    <w:basedOn w:val="884"/>
+    <w:basedOn w:val="894"/>
     <w:uiPriority w:val="99"/>
     <w:pPr>
       <w:pBdr/>
@@ -21624,9 +21624,9 @@
       </w:tcPr>
     </w:tblStylePr>
   </w:style>
-  <w:style w:type="table" w:styleId="793">
+  <w:style w:type="table" w:styleId="803">
     <w:name w:val="List Table 2 - Accent 6"/>
-    <w:basedOn w:val="884"/>
+    <w:basedOn w:val="894"/>
     <w:uiPriority w:val="99"/>
     <w:pPr>
       <w:pBdr/>
@@ -21862,9 +21862,9 @@
       </w:tcPr>
     </w:tblStylePr>
   </w:style>
-  <w:style w:type="table" w:styleId="794">
+  <w:style w:type="table" w:styleId="804">
     <w:name w:val="List Table 3"/>
-    <w:basedOn w:val="884"/>
+    <w:basedOn w:val="894"/>
     <w:uiPriority w:val="99"/>
     <w:pPr>
       <w:pBdr/>
@@ -22090,9 +22090,9 @@
       </w:tcPr>
     </w:tblStylePr>
   </w:style>
-  <w:style w:type="table" w:styleId="795">
+  <w:style w:type="table" w:styleId="805">
     <w:name w:val="List Table 3 - Accent 1"/>
-    <w:basedOn w:val="884"/>
+    <w:basedOn w:val="894"/>
     <w:uiPriority w:val="99"/>
     <w:pPr>
       <w:pBdr/>
@@ -22318,9 +22318,9 @@
       </w:tcPr>
     </w:tblStylePr>
   </w:style>
-  <w:style w:type="table" w:styleId="796">
+  <w:style w:type="table" w:styleId="806">
     <w:name w:val="List Table 3 - Accent 2"/>
-    <w:basedOn w:val="884"/>
+    <w:basedOn w:val="894"/>
     <w:uiPriority w:val="99"/>
     <w:pPr>
       <w:pBdr/>
@@ -22546,9 +22546,9 @@
       </w:tcPr>
     </w:tblStylePr>
   </w:style>
-  <w:style w:type="table" w:styleId="797">
+  <w:style w:type="table" w:styleId="807">
     <w:name w:val="List Table 3 - Accent 3"/>
-    <w:basedOn w:val="884"/>
+    <w:basedOn w:val="894"/>
     <w:uiPriority w:val="99"/>
     <w:pPr>
       <w:pBdr/>
@@ -22774,9 +22774,9 @@
       </w:tcPr>
     </w:tblStylePr>
   </w:style>
-  <w:style w:type="table" w:styleId="798">
+  <w:style w:type="table" w:styleId="808">
     <w:name w:val="List Table 3 - Accent 4"/>
-    <w:basedOn w:val="884"/>
+    <w:basedOn w:val="894"/>
     <w:uiPriority w:val="99"/>
     <w:pPr>
       <w:pBdr/>
@@ -23002,9 +23002,9 @@
       </w:tcPr>
     </w:tblStylePr>
   </w:style>
-  <w:style w:type="table" w:styleId="799">
+  <w:style w:type="table" w:styleId="809">
     <w:name w:val="List Table 3 - Accent 5"/>
-    <w:basedOn w:val="884"/>
+    <w:basedOn w:val="894"/>
     <w:uiPriority w:val="99"/>
     <w:pPr>
       <w:pBdr/>
@@ -23230,9 +23230,9 @@
       </w:tcPr>
     </w:tblStylePr>
   </w:style>
-  <w:style w:type="table" w:styleId="800">
+  <w:style w:type="table" w:styleId="810">
     <w:name w:val="List Table 3 - Accent 6"/>
-    <w:basedOn w:val="884"/>
+    <w:basedOn w:val="894"/>
     <w:uiPriority w:val="99"/>
     <w:pPr>
       <w:pBdr/>
@@ -23458,9 +23458,9 @@
       </w:tcPr>
     </w:tblStylePr>
   </w:style>
-  <w:style w:type="table" w:styleId="801">
+  <w:style w:type="table" w:styleId="811">
     <w:name w:val="List Table 4"/>
-    <w:basedOn w:val="884"/>
+    <w:basedOn w:val="894"/>
     <w:uiPriority w:val="99"/>
     <w:pPr>
       <w:pBdr/>
@@ -23683,9 +23683,9 @@
       </w:tcPr>
     </w:tblStylePr>
   </w:style>
-  <w:style w:type="table" w:styleId="802">
+  <w:style w:type="table" w:styleId="812">
     <w:name w:val="List Table 4 - Accent 1"/>
-    <w:basedOn w:val="884"/>
+    <w:basedOn w:val="894"/>
     <w:uiPriority w:val="99"/>
     <w:pPr>
       <w:pBdr/>
@@ -23908,9 +23908,9 @@
       </w:tcPr>
     </w:tblStylePr>
   </w:style>
-  <w:style w:type="table" w:styleId="803">
+  <w:style w:type="table" w:styleId="813">
     <w:name w:val="List Table 4 - Accent 2"/>
-    <w:basedOn w:val="884"/>
+    <w:basedOn w:val="894"/>
     <w:uiPriority w:val="99"/>
     <w:pPr>
       <w:pBdr/>
@@ -24133,9 +24133,9 @@
       </w:tcPr>
     </w:tblStylePr>
   </w:style>
-  <w:style w:type="table" w:styleId="804">
+  <w:style w:type="table" w:styleId="814">
     <w:name w:val="List Table 4 - Accent 3"/>
-    <w:basedOn w:val="884"/>
+    <w:basedOn w:val="894"/>
     <w:uiPriority w:val="99"/>
     <w:pPr>
       <w:pBdr/>
@@ -24358,9 +24358,9 @@
       </w:tcPr>
     </w:tblStylePr>
   </w:style>
-  <w:style w:type="table" w:styleId="805">
+  <w:style w:type="table" w:styleId="815">
     <w:name w:val="List Table 4 - Accent 4"/>
-    <w:basedOn w:val="884"/>
+    <w:basedOn w:val="894"/>
     <w:uiPriority w:val="99"/>
     <w:pPr>
       <w:pBdr/>
@@ -24583,9 +24583,9 @@
       </w:tcPr>
     </w:tblStylePr>
   </w:style>
-  <w:style w:type="table" w:styleId="806">
+  <w:style w:type="table" w:styleId="816">
     <w:name w:val="List Table 4 - Accent 5"/>
-    <w:basedOn w:val="884"/>
+    <w:basedOn w:val="894"/>
     <w:uiPriority w:val="99"/>
     <w:pPr>
       <w:pBdr/>
@@ -24808,9 +24808,9 @@
       </w:tcPr>
     </w:tblStylePr>
   </w:style>
-  <w:style w:type="table" w:styleId="807">
+  <w:style w:type="table" w:styleId="817">
     <w:name w:val="List Table 4 - Accent 6"/>
-    <w:basedOn w:val="884"/>
+    <w:basedOn w:val="894"/>
     <w:uiPriority w:val="99"/>
     <w:pPr>
       <w:pBdr/>
@@ -25033,9 +25033,9 @@
       </w:tcPr>
     </w:tblStylePr>
   </w:style>
-  <w:style w:type="table" w:styleId="808">
+  <w:style w:type="table" w:styleId="818">
     <w:name w:val="List Table 5 Dark"/>
-    <w:basedOn w:val="884"/>
+    <w:basedOn w:val="894"/>
     <w:uiPriority w:val="99"/>
     <w:pPr>
       <w:pBdr/>
@@ -25275,9 +25275,9 @@
       </w:tcPr>
     </w:tblStylePr>
   </w:style>
-  <w:style w:type="table" w:styleId="809">
+  <w:style w:type="table" w:styleId="819">
     <w:name w:val="List Table 5 Dark - Accent 1"/>
-    <w:basedOn w:val="884"/>
+    <w:basedOn w:val="894"/>
     <w:uiPriority w:val="99"/>
     <w:pPr>
       <w:pBdr/>
@@ -25517,9 +25517,9 @@
       </w:tcPr>
     </w:tblStylePr>
   </w:style>
-  <w:style w:type="table" w:styleId="810">
+  <w:style w:type="table" w:styleId="820">
     <w:name w:val="List Table 5 Dark - Accent 2"/>
-    <w:basedOn w:val="884"/>
+    <w:basedOn w:val="894"/>
     <w:uiPriority w:val="99"/>
     <w:pPr>
       <w:pBdr/>
@@ -25759,9 +25759,9 @@
       </w:tcPr>
     </w:tblStylePr>
   </w:style>
-  <w:style w:type="table" w:styleId="811">
+  <w:style w:type="table" w:styleId="821">
     <w:name w:val="List Table 5 Dark - Accent 3"/>
-    <w:basedOn w:val="884"/>
+    <w:basedOn w:val="894"/>
     <w:uiPriority w:val="99"/>
     <w:pPr>
       <w:pBdr/>
@@ -26001,9 +26001,9 @@
       </w:tcPr>
     </w:tblStylePr>
   </w:style>
-  <w:style w:type="table" w:styleId="812">
+  <w:style w:type="table" w:styleId="822">
     <w:name w:val="List Table 5 Dark - Accent 4"/>
-    <w:basedOn w:val="884"/>
+    <w:basedOn w:val="894"/>
     <w:uiPriority w:val="99"/>
     <w:pPr>
       <w:pBdr/>
@@ -26243,9 +26243,9 @@
       </w:tcPr>
     </w:tblStylePr>
   </w:style>
-  <w:style w:type="table" w:styleId="813">
+  <w:style w:type="table" w:styleId="823">
     <w:name w:val="List Table 5 Dark - Accent 5"/>
-    <w:basedOn w:val="884"/>
+    <w:basedOn w:val="894"/>
     <w:uiPriority w:val="99"/>
     <w:pPr>
       <w:pBdr/>
@@ -26485,9 +26485,9 @@
       </w:tcPr>
     </w:tblStylePr>
   </w:style>
-  <w:style w:type="table" w:styleId="814">
+  <w:style w:type="table" w:styleId="824">
     <w:name w:val="List Table 5 Dark - Accent 6"/>
-    <w:basedOn w:val="884"/>
+    <w:basedOn w:val="894"/>
     <w:uiPriority w:val="99"/>
     <w:pPr>
       <w:pBdr/>
@@ -26727,9 +26727,9 @@
       </w:tcPr>
     </w:tblStylePr>
   </w:style>
-  <w:style w:type="table" w:styleId="815">
+  <w:style w:type="table" w:styleId="825">
     <w:name w:val="List Table 6 Colorful"/>
-    <w:basedOn w:val="884"/>
+    <w:basedOn w:val="894"/>
     <w:uiPriority w:val="99"/>
     <w:pPr>
       <w:pBdr/>
@@ -26950,9 +26950,9 @@
       </w:tcPr>
     </w:tblStylePr>
   </w:style>
-  <w:style w:type="table" w:styleId="816">
+  <w:style w:type="table" w:styleId="826">
     <w:name w:val="List Table 6 Colorful - Accent 1"/>
-    <w:basedOn w:val="884"/>
+    <w:basedOn w:val="894"/>
     <w:uiPriority w:val="99"/>
     <w:pPr>
       <w:pBdr/>
@@ -27173,9 +27173,9 @@
       </w:tcPr>
     </w:tblStylePr>
   </w:style>
-  <w:style w:type="table" w:styleId="817">
+  <w:style w:type="table" w:styleId="827">
     <w:name w:val="List Table 6 Colorful - Accent 2"/>
-    <w:basedOn w:val="884"/>
+    <w:basedOn w:val="894"/>
     <w:uiPriority w:val="99"/>
     <w:pPr>
       <w:pBdr/>
@@ -27396,9 +27396,9 @@
       </w:tcPr>
     </w:tblStylePr>
   </w:style>
-  <w:style w:type="table" w:styleId="818">
+  <w:style w:type="table" w:styleId="828">
     <w:name w:val="List Table 6 Colorful - Accent 3"/>
-    <w:basedOn w:val="884"/>
+    <w:basedOn w:val="894"/>
     <w:uiPriority w:val="99"/>
     <w:pPr>
       <w:pBdr/>
@@ -27619,9 +27619,9 @@
       </w:tcPr>
     </w:tblStylePr>
   </w:style>
-  <w:style w:type="table" w:styleId="819">
+  <w:style w:type="table" w:styleId="829">
     <w:name w:val="List Table 6 Colorful - Accent 4"/>
-    <w:basedOn w:val="884"/>
+    <w:basedOn w:val="894"/>
     <w:uiPriority w:val="99"/>
     <w:pPr>
       <w:pBdr/>
@@ -27842,9 +27842,9 @@
       </w:tcPr>
     </w:tblStylePr>
   </w:style>
-  <w:style w:type="table" w:styleId="820">
+  <w:style w:type="table" w:styleId="830">
     <w:name w:val="List Table 6 Colorful - Accent 5"/>
-    <w:basedOn w:val="884"/>
+    <w:basedOn w:val="894"/>
     <w:uiPriority w:val="99"/>
     <w:pPr>
       <w:pBdr/>
@@ -28065,9 +28065,9 @@
       </w:tcPr>
     </w:tblStylePr>
   </w:style>
-  <w:style w:type="table" w:styleId="821">
+  <w:style w:type="table" w:styleId="831">
     <w:name w:val="List Table 6 Colorful - Accent 6"/>
-    <w:basedOn w:val="884"/>
+    <w:basedOn w:val="894"/>
     <w:uiPriority w:val="99"/>
     <w:pPr>
       <w:pBdr/>
@@ -28288,9 +28288,9 @@
       </w:tcPr>
     </w:tblStylePr>
   </w:style>
-  <w:style w:type="table" w:styleId="822">
+  <w:style w:type="table" w:styleId="832">
     <w:name w:val="List Table 7 Colorful"/>
-    <w:basedOn w:val="884"/>
+    <w:basedOn w:val="894"/>
     <w:uiPriority w:val="99"/>
     <w:pPr>
       <w:pBdr/>
@@ -28544,9 +28544,9 @@
       </w:tcPr>
     </w:tblStylePr>
   </w:style>
-  <w:style w:type="table" w:styleId="823">
+  <w:style w:type="table" w:styleId="833">
     <w:name w:val="List Table 7 Colorful - Accent 1"/>
-    <w:basedOn w:val="884"/>
+    <w:basedOn w:val="894"/>
     <w:uiPriority w:val="99"/>
     <w:pPr>
       <w:pBdr/>
@@ -28800,9 +28800,9 @@
       </w:tcPr>
     </w:tblStylePr>
   </w:style>
-  <w:style w:type="table" w:styleId="824">
+  <w:style w:type="table" w:styleId="834">
     <w:name w:val="List Table 7 Colorful - Accent 2"/>
-    <w:basedOn w:val="884"/>
+    <w:basedOn w:val="894"/>
     <w:uiPriority w:val="99"/>
     <w:pPr>
       <w:pBdr/>
@@ -29056,9 +29056,9 @@
       </w:tcPr>
     </w:tblStylePr>
   </w:style>
-  <w:style w:type="table" w:styleId="825">
+  <w:style w:type="table" w:styleId="835">
     <w:name w:val="List Table 7 Colorful - Accent 3"/>
-    <w:basedOn w:val="884"/>
+    <w:basedOn w:val="894"/>
     <w:uiPriority w:val="99"/>
     <w:pPr>
       <w:pBdr/>
@@ -29312,9 +29312,9 @@
       </w:tcPr>
     </w:tblStylePr>
   </w:style>
-  <w:style w:type="table" w:styleId="826">
+  <w:style w:type="table" w:styleId="836">
     <w:name w:val="List Table 7 Colorful - Accent 4"/>
-    <w:basedOn w:val="884"/>
+    <w:basedOn w:val="894"/>
     <w:uiPriority w:val="99"/>
     <w:pPr>
       <w:pBdr/>
@@ -29568,9 +29568,9 @@
       </w:tcPr>
     </w:tblStylePr>
   </w:style>
-  <w:style w:type="table" w:styleId="827">
+  <w:style w:type="table" w:styleId="837">
     <w:name w:val="List Table 7 Colorful - Accent 5"/>
-    <w:basedOn w:val="884"/>
+    <w:basedOn w:val="894"/>
     <w:uiPriority w:val="99"/>
     <w:pPr>
       <w:pBdr/>
@@ -29824,9 +29824,9 @@
       </w:tcPr>
     </w:tblStylePr>
   </w:style>
-  <w:style w:type="table" w:styleId="828">
+  <w:style w:type="table" w:styleId="838">
     <w:name w:val="List Table 7 Colorful - Accent 6"/>
-    <w:basedOn w:val="884"/>
+    <w:basedOn w:val="894"/>
     <w:uiPriority w:val="99"/>
     <w:pPr>
       <w:pBdr/>
@@ -30080,9 +30080,9 @@
       </w:tcPr>
     </w:tblStylePr>
   </w:style>
-  <w:style w:type="table" w:styleId="829">
+  <w:style w:type="table" w:styleId="839">
     <w:name w:val="Lined - Accent"/>
-    <w:basedOn w:val="884"/>
+    <w:basedOn w:val="894"/>
     <w:uiPriority w:val="99"/>
     <w:pPr>
       <w:pBdr/>
@@ -30317,9 +30317,9 @@
       </w:tcPr>
     </w:tblStylePr>
   </w:style>
-  <w:style w:type="table" w:styleId="830">
+  <w:style w:type="table" w:styleId="840">
     <w:name w:val="Lined - Accent 1"/>
-    <w:basedOn w:val="884"/>
+    <w:basedOn w:val="894"/>
     <w:uiPriority w:val="99"/>
     <w:pPr>
       <w:pBdr/>
@@ -30554,9 +30554,9 @@
       </w:tcPr>
     </w:tblStylePr>
   </w:style>
-  <w:style w:type="table" w:styleId="831">
+  <w:style w:type="table" w:styleId="841">
     <w:name w:val="Lined - Accent 2"/>
-    <w:basedOn w:val="884"/>
+    <w:basedOn w:val="894"/>
     <w:uiPriority w:val="99"/>
     <w:pPr>
       <w:pBdr/>
@@ -30791,9 +30791,9 @@
       </w:tcPr>
     </w:tblStylePr>
   </w:style>
-  <w:style w:type="table" w:styleId="832">
+  <w:style w:type="table" w:styleId="842">
     <w:name w:val="Lined - Accent 3"/>
-    <w:basedOn w:val="884"/>
+    <w:basedOn w:val="894"/>
     <w:uiPriority w:val="99"/>
     <w:pPr>
       <w:pBdr/>
@@ -31028,9 +31028,9 @@
       </w:tcPr>
     </w:tblStylePr>
   </w:style>
-  <w:style w:type="table" w:styleId="833">
+  <w:style w:type="table" w:styleId="843">
     <w:name w:val="Lined - Accent 4"/>
-    <w:basedOn w:val="884"/>
+    <w:basedOn w:val="894"/>
     <w:uiPriority w:val="99"/>
     <w:pPr>
       <w:pBdr/>
@@ -31265,9 +31265,9 @@
       </w:tcPr>
     </w:tblStylePr>
   </w:style>
-  <w:style w:type="table" w:styleId="834">
+  <w:style w:type="table" w:styleId="844">
     <w:name w:val="Lined - Accent 5"/>
-    <w:basedOn w:val="884"/>
+    <w:basedOn w:val="894"/>
     <w:uiPriority w:val="99"/>
     <w:pPr>
       <w:pBdr/>
@@ -31502,9 +31502,9 @@
       </w:tcPr>
     </w:tblStylePr>
   </w:style>
-  <w:style w:type="table" w:styleId="835">
+  <w:style w:type="table" w:styleId="845">
     <w:name w:val="Lined - Accent 6"/>
-    <w:basedOn w:val="884"/>
+    <w:basedOn w:val="894"/>
     <w:uiPriority w:val="99"/>
     <w:pPr>
       <w:pBdr/>
@@ -31739,9 +31739,9 @@
       </w:tcPr>
     </w:tblStylePr>
   </w:style>
-  <w:style w:type="table" w:styleId="836">
+  <w:style w:type="table" w:styleId="846">
     <w:name w:val="Bordered &amp; Lined - Accent"/>
-    <w:basedOn w:val="884"/>
+    <w:basedOn w:val="894"/>
     <w:uiPriority w:val="99"/>
     <w:pPr>
       <w:pBdr/>
@@ -31983,9 +31983,9 @@
       </w:tcPr>
     </w:tblStylePr>
   </w:style>
-  <w:style w:type="table" w:styleId="837">
+  <w:style w:type="table" w:styleId="847">
     <w:name w:val="Bordered &amp; Lined - Accent 1"/>
-    <w:basedOn w:val="884"/>
+    <w:basedOn w:val="894"/>
     <w:uiPriority w:val="99"/>
     <w:pPr>
       <w:pBdr/>
@@ -32227,9 +32227,9 @@
       </w:tcPr>
     </w:tblStylePr>
   </w:style>
-  <w:style w:type="table" w:styleId="838">
+  <w:style w:type="table" w:styleId="848">
     <w:name w:val="Bordered &amp; Lined - Accent 2"/>
-    <w:basedOn w:val="884"/>
+    <w:basedOn w:val="894"/>
     <w:uiPriority w:val="99"/>
     <w:pPr>
       <w:pBdr/>
@@ -32471,9 +32471,9 @@
       </w:tcPr>
     </w:tblStylePr>
   </w:style>
-  <w:style w:type="table" w:styleId="839">
+  <w:style w:type="table" w:styleId="849">
     <w:name w:val="Bordered &amp; Lined - Accent 3"/>
-    <w:basedOn w:val="884"/>
+    <w:basedOn w:val="894"/>
     <w:uiPriority w:val="99"/>
     <w:pPr>
       <w:pBdr/>
@@ -32715,9 +32715,9 @@
       </w:tcPr>
     </w:tblStylePr>
   </w:style>
-  <w:style w:type="table" w:styleId="840">
+  <w:style w:type="table" w:styleId="850">
     <w:name w:val="Bordered &amp; Lined - Accent 4"/>
-    <w:basedOn w:val="884"/>
+    <w:basedOn w:val="894"/>
     <w:uiPriority w:val="99"/>
     <w:pPr>
       <w:pBdr/>
@@ -32959,9 +32959,9 @@
       </w:tcPr>
     </w:tblStylePr>
   </w:style>
-  <w:style w:type="table" w:styleId="841">
+  <w:style w:type="table" w:styleId="851">
     <w:name w:val="Bordered &amp; Lined - Accent 5"/>
-    <w:basedOn w:val="884"/>
+    <w:basedOn w:val="894"/>
     <w:uiPriority w:val="99"/>
     <w:pPr>
       <w:pBdr/>
@@ -33203,9 +33203,9 @@
       </w:tcPr>
     </w:tblStylePr>
   </w:style>
-  <w:style w:type="table" w:styleId="842">
+  <w:style w:type="table" w:styleId="852">
     <w:name w:val="Bordered &amp; Lined - Accent 6"/>
-    <w:basedOn w:val="884"/>
+    <w:basedOn w:val="894"/>
     <w:uiPriority w:val="99"/>
     <w:pPr>
       <w:pBdr/>
@@ -33447,9 +33447,9 @@
       </w:tcPr>
     </w:tblStylePr>
   </w:style>
-  <w:style w:type="table" w:styleId="843">
+  <w:style w:type="table" w:styleId="853">
     <w:name w:val="Bordered"/>
-    <w:basedOn w:val="884"/>
+    <w:basedOn w:val="894"/>
     <w:uiPriority w:val="99"/>
     <w:pPr>
       <w:pBdr/>
@@ -33678,9 +33678,9 @@
       </w:tcPr>
     </w:tblStylePr>
   </w:style>
-  <w:style w:type="table" w:styleId="844">
+  <w:style w:type="table" w:styleId="854">
     <w:name w:val="Bordered - Accent 1"/>
-    <w:basedOn w:val="884"/>
+    <w:basedOn w:val="894"/>
     <w:uiPriority w:val="99"/>
     <w:pPr>
       <w:pBdr/>
@@ -33909,9 +33909,9 @@
       </w:tcPr>
     </w:tblStylePr>
   </w:style>
-  <w:style w:type="table" w:styleId="845">
+  <w:style w:type="table" w:styleId="855">
     <w:name w:val="Bordered - Accent 2"/>
-    <w:basedOn w:val="884"/>
+    <w:basedOn w:val="894"/>
     <w:uiPriority w:val="99"/>
     <w:pPr>
       <w:pBdr/>
@@ -34140,9 +34140,9 @@
       </w:tcPr>
     </w:tblStylePr>
   </w:style>
-  <w:style w:type="table" w:styleId="846">
+  <w:style w:type="table" w:styleId="856">
     <w:name w:val="Bordered - Accent 3"/>
-    <w:basedOn w:val="884"/>
+    <w:basedOn w:val="894"/>
     <w:uiPriority w:val="99"/>
     <w:pPr>
       <w:pBdr/>
@@ -34371,9 +34371,9 @@
       </w:tcPr>
     </w:tblStylePr>
   </w:style>
-  <w:style w:type="table" w:styleId="847">
+  <w:style w:type="table" w:styleId="857">
     <w:name w:val="Bordered - Accent 4"/>
-    <w:basedOn w:val="884"/>
+    <w:basedOn w:val="894"/>
     <w:uiPriority w:val="99"/>
     <w:pPr>
       <w:pBdr/>
@@ -34602,9 +34602,9 @@
       </w:tcPr>
     </w:tblStylePr>
   </w:style>
-  <w:style w:type="table" w:styleId="848">
+  <w:style w:type="table" w:styleId="858">
     <w:name w:val="Bordered - Accent 5"/>
-    <w:basedOn w:val="884"/>
+    <w:basedOn w:val="894"/>
     <w:uiPriority w:val="99"/>
     <w:pPr>
       <w:pBdr/>
@@ -34833,9 +34833,9 @@
       </w:tcPr>
     </w:tblStylePr>
   </w:style>
-  <w:style w:type="table" w:styleId="849">
+  <w:style w:type="table" w:styleId="859">
     <w:name w:val="Bordered - Accent 6"/>
-    <w:basedOn w:val="884"/>
+    <w:basedOn w:val="894"/>
     <w:uiPriority w:val="99"/>
     <w:pPr>
       <w:pBdr/>
@@ -35064,10 +35064,10 @@
       </w:tcPr>
     </w:tblStylePr>
   </w:style>
-  <w:style w:type="paragraph" w:styleId="850">
+  <w:style w:type="paragraph" w:styleId="860">
     <w:name w:val="footnote text"/>
-    <w:basedOn w:val="869"/>
-    <w:link w:val="851"/>
+    <w:basedOn w:val="879"/>
+    <w:link w:val="861"/>
     <w:uiPriority w:val="99"/>
     <w:semiHidden/>
     <w:unhideWhenUsed/>
@@ -35081,10 +35081,10 @@
       <w:szCs w:val="20"/>
     </w:rPr>
   </w:style>
-  <w:style w:type="character" w:styleId="851">
+  <w:style w:type="character" w:styleId="861">
     <w:name w:val="Footnote Text Char"/>
-    <w:basedOn w:val="883"/>
-    <w:link w:val="850"/>
+    <w:basedOn w:val="893"/>
+    <w:link w:val="860"/>
     <w:uiPriority w:val="99"/>
     <w:semiHidden/>
     <w:pPr>
@@ -35097,9 +35097,9 @@
       <w:szCs w:val="20"/>
     </w:rPr>
   </w:style>
-  <w:style w:type="character" w:styleId="852">
+  <w:style w:type="character" w:styleId="862">
     <w:name w:val="footnote reference"/>
-    <w:basedOn w:val="883"/>
+    <w:basedOn w:val="893"/>
     <w:uiPriority w:val="99"/>
     <w:semiHidden/>
     <w:unhideWhenUsed/>
@@ -35112,10 +35112,10 @@
       <w:vertAlign w:val="superscript"/>
     </w:rPr>
   </w:style>
-  <w:style w:type="paragraph" w:styleId="853">
+  <w:style w:type="paragraph" w:styleId="863">
     <w:name w:val="endnote text"/>
-    <w:basedOn w:val="869"/>
-    <w:link w:val="854"/>
+    <w:basedOn w:val="879"/>
+    <w:link w:val="864"/>
     <w:uiPriority w:val="99"/>
     <w:semiHidden/>
     <w:unhideWhenUsed/>
@@ -35129,10 +35129,10 @@
       <w:szCs w:val="20"/>
     </w:rPr>
   </w:style>
-  <w:style w:type="character" w:styleId="854">
+  <w:style w:type="character" w:styleId="864">
     <w:name w:val="Endnote Text Char"/>
-    <w:basedOn w:val="883"/>
-    <w:link w:val="853"/>
+    <w:basedOn w:val="893"/>
+    <w:link w:val="863"/>
     <w:uiPriority w:val="99"/>
     <w:semiHidden/>
     <w:pPr>
@@ -35145,9 +35145,9 @@
       <w:szCs w:val="20"/>
     </w:rPr>
   </w:style>
-  <w:style w:type="character" w:styleId="855">
+  <w:style w:type="character" w:styleId="865">
     <w:name w:val="endnote reference"/>
-    <w:basedOn w:val="883"/>
+    <w:basedOn w:val="893"/>
     <w:uiPriority w:val="99"/>
     <w:semiHidden/>
     <w:unhideWhenUsed/>
@@ -35160,9 +35160,9 @@
       <w:vertAlign w:val="superscript"/>
     </w:rPr>
   </w:style>
-  <w:style w:type="character" w:styleId="856">
+  <w:style w:type="character" w:styleId="866">
     <w:name w:val="Hyperlink"/>
-    <w:basedOn w:val="883"/>
+    <w:basedOn w:val="893"/>
     <w:uiPriority w:val="99"/>
     <w:unhideWhenUsed/>
     <w:pPr>
@@ -35175,9 +35175,9 @@
       <w:u w:val="single"/>
     </w:rPr>
   </w:style>
-  <w:style w:type="character" w:styleId="857">
+  <w:style w:type="character" w:styleId="867">
     <w:name w:val="FollowedHyperlink"/>
-    <w:basedOn w:val="883"/>
+    <w:basedOn w:val="893"/>
     <w:uiPriority w:val="99"/>
     <w:semiHidden/>
     <w:unhideWhenUsed/>
@@ -35191,10 +35191,10 @@
       <w:u w:val="single"/>
     </w:rPr>
   </w:style>
-  <w:style w:type="paragraph" w:styleId="858">
+  <w:style w:type="paragraph" w:styleId="868">
     <w:name w:val="toc 1"/>
-    <w:basedOn w:val="869"/>
-    <w:next w:val="869"/>
+    <w:basedOn w:val="879"/>
+    <w:next w:val="879"/>
     <w:uiPriority w:val="39"/>
     <w:unhideWhenUsed/>
     <w:pPr>
@@ -35203,10 +35203,10 @@
       <w:ind/>
     </w:pPr>
   </w:style>
-  <w:style w:type="paragraph" w:styleId="859">
+  <w:style w:type="paragraph" w:styleId="869">
     <w:name w:val="toc 2"/>
-    <w:basedOn w:val="869"/>
-    <w:next w:val="869"/>
+    <w:basedOn w:val="879"/>
+    <w:next w:val="879"/>
     <w:uiPriority w:val="39"/>
     <w:unhideWhenUsed/>
     <w:pPr>
@@ -35215,10 +35215,10 @@
       <w:ind w:left="220"/>
     </w:pPr>
   </w:style>
-  <w:style w:type="paragraph" w:styleId="860">
+  <w:style w:type="paragraph" w:styleId="870">
     <w:name w:val="toc 3"/>
-    <w:basedOn w:val="869"/>
-    <w:next w:val="869"/>
+    <w:basedOn w:val="879"/>
+    <w:next w:val="879"/>
     <w:uiPriority w:val="39"/>
     <w:unhideWhenUsed/>
     <w:pPr>
@@ -35227,10 +35227,10 @@
       <w:ind w:left="440"/>
     </w:pPr>
   </w:style>
-  <w:style w:type="paragraph" w:styleId="861">
+  <w:style w:type="paragraph" w:styleId="871">
     <w:name w:val="toc 4"/>
-    <w:basedOn w:val="869"/>
-    <w:next w:val="869"/>
+    <w:basedOn w:val="879"/>
+    <w:next w:val="879"/>
     <w:uiPriority w:val="39"/>
     <w:unhideWhenUsed/>
     <w:pPr>
@@ -35239,10 +35239,10 @@
       <w:ind w:left="660"/>
     </w:pPr>
   </w:style>
-  <w:style w:type="paragraph" w:styleId="862">
+  <w:style w:type="paragraph" w:styleId="872">
     <w:name w:val="toc 5"/>
-    <w:basedOn w:val="869"/>
-    <w:next w:val="869"/>
+    <w:basedOn w:val="879"/>
+    <w:next w:val="879"/>
     <w:uiPriority w:val="39"/>
     <w:unhideWhenUsed/>
     <w:pPr>
@@ -35251,10 +35251,10 @@
       <w:ind w:left="880"/>
     </w:pPr>
   </w:style>
-  <w:style w:type="paragraph" w:styleId="863">
+  <w:style w:type="paragraph" w:styleId="873">
     <w:name w:val="toc 6"/>
-    <w:basedOn w:val="869"/>
-    <w:next w:val="869"/>
+    <w:basedOn w:val="879"/>
+    <w:next w:val="879"/>
     <w:uiPriority w:val="39"/>
     <w:unhideWhenUsed/>
     <w:pPr>
@@ -35263,10 +35263,10 @@
       <w:ind w:left="1100"/>
     </w:pPr>
   </w:style>
-  <w:style w:type="paragraph" w:styleId="864">
+  <w:style w:type="paragraph" w:styleId="874">
     <w:name w:val="toc 7"/>
-    <w:basedOn w:val="869"/>
-    <w:next w:val="869"/>
+    <w:basedOn w:val="879"/>
+    <w:next w:val="879"/>
     <w:uiPriority w:val="39"/>
     <w:unhideWhenUsed/>
     <w:pPr>
@@ -35275,10 +35275,10 @@
       <w:ind w:left="1320"/>
     </w:pPr>
   </w:style>
-  <w:style w:type="paragraph" w:styleId="865">
+  <w:style w:type="paragraph" w:styleId="875">
     <w:name w:val="toc 8"/>
-    <w:basedOn w:val="869"/>
-    <w:next w:val="869"/>
+    <w:basedOn w:val="879"/>
+    <w:next w:val="879"/>
     <w:uiPriority w:val="39"/>
     <w:unhideWhenUsed/>
     <w:pPr>
@@ -35287,10 +35287,10 @@
       <w:ind w:left="1540"/>
     </w:pPr>
   </w:style>
-  <w:style w:type="paragraph" w:styleId="866">
+  <w:style w:type="paragraph" w:styleId="876">
     <w:name w:val="toc 9"/>
-    <w:basedOn w:val="869"/>
-    <w:next w:val="869"/>
+    <w:basedOn w:val="879"/>
+    <w:next w:val="879"/>
     <w:uiPriority w:val="39"/>
     <w:unhideWhenUsed/>
     <w:pPr>
@@ -35299,9 +35299,9 @@
       <w:ind w:left="1760"/>
     </w:pPr>
   </w:style>
-  <w:style w:type="character" w:styleId="867">
+  <w:style w:type="character" w:styleId="877">
     <w:name w:val="Placeholder Text"/>
-    <w:basedOn w:val="883"/>
+    <w:basedOn w:val="893"/>
     <w:uiPriority w:val="99"/>
     <w:semiHidden/>
     <w:pPr>
@@ -35313,10 +35313,10 @@
       <w:color w:val="666666"/>
     </w:rPr>
   </w:style>
-  <w:style w:type="paragraph" w:styleId="868">
+  <w:style w:type="paragraph" w:styleId="878">
     <w:name w:val="table of figures"/>
-    <w:basedOn w:val="869"/>
-    <w:next w:val="869"/>
+    <w:basedOn w:val="879"/>
+    <w:next w:val="879"/>
     <w:uiPriority w:val="99"/>
     <w:unhideWhenUsed/>
     <w:pPr>
@@ -35325,7 +35325,7 @@
       <w:ind/>
     </w:pPr>
   </w:style>
-  <w:style w:type="paragraph" w:styleId="869" w:default="1">
+  <w:style w:type="paragraph" w:styleId="879" w:default="1">
     <w:name w:val="Normal"/>
     <w:qFormat/>
     <w:pPr>
@@ -35334,10 +35334,10 @@
       <w:ind/>
     </w:pPr>
   </w:style>
-  <w:style w:type="paragraph" w:styleId="870">
+  <w:style w:type="paragraph" w:styleId="880">
     <w:name w:val="Header"/>
-    <w:basedOn w:val="869"/>
-    <w:link w:val="871"/>
+    <w:basedOn w:val="879"/>
+    <w:link w:val="881"/>
     <w:uiPriority w:val="99"/>
     <w:unhideWhenUsed/>
     <w:pPr>
@@ -35350,10 +35350,10 @@
       <w:ind/>
     </w:pPr>
   </w:style>
-  <w:style w:type="character" w:styleId="871" w:customStyle="1">
+  <w:style w:type="character" w:styleId="881" w:customStyle="1">
     <w:name w:val="Header Char"/>
-    <w:basedOn w:val="883"/>
-    <w:link w:val="870"/>
+    <w:basedOn w:val="893"/>
+    <w:link w:val="880"/>
     <w:uiPriority w:val="99"/>
     <w:pPr>
       <w:pBdr/>
@@ -35361,10 +35361,10 @@
       <w:ind/>
     </w:pPr>
   </w:style>
-  <w:style w:type="paragraph" w:styleId="872">
+  <w:style w:type="paragraph" w:styleId="882">
     <w:name w:val="Footer"/>
-    <w:basedOn w:val="869"/>
-    <w:link w:val="873"/>
+    <w:basedOn w:val="879"/>
+    <w:link w:val="883"/>
     <w:uiPriority w:val="99"/>
     <w:unhideWhenUsed/>
     <w:pPr>
@@ -35377,10 +35377,10 @@
       <w:ind/>
     </w:pPr>
   </w:style>
-  <w:style w:type="character" w:styleId="873" w:customStyle="1">
+  <w:style w:type="character" w:styleId="883" w:customStyle="1">
     <w:name w:val="Footer Char"/>
-    <w:basedOn w:val="883"/>
-    <w:link w:val="872"/>
+    <w:basedOn w:val="893"/>
+    <w:link w:val="882"/>
     <w:uiPriority w:val="99"/>
     <w:pPr>
       <w:pBdr/>
@@ -35388,11 +35388,11 @@
       <w:ind/>
     </w:pPr>
   </w:style>
-  <w:style w:type="paragraph" w:styleId="874">
+  <w:style w:type="paragraph" w:styleId="884">
     <w:name w:val="Heading 1"/>
-    <w:basedOn w:val="869"/>
-    <w:next w:val="869"/>
-    <w:link w:val="887"/>
+    <w:basedOn w:val="879"/>
+    <w:next w:val="879"/>
+    <w:link w:val="897"/>
     <w:uiPriority w:val="9"/>
     <w:qFormat/>
     <w:pPr>
@@ -35412,11 +35412,11 @@
       <w:szCs w:val="28"/>
     </w:rPr>
   </w:style>
-  <w:style w:type="paragraph" w:styleId="875">
+  <w:style w:type="paragraph" w:styleId="885">
     <w:name w:val="Heading 2"/>
-    <w:basedOn w:val="869"/>
-    <w:next w:val="869"/>
-    <w:link w:val="888"/>
+    <w:basedOn w:val="879"/>
+    <w:next w:val="879"/>
+    <w:link w:val="898"/>
     <w:uiPriority w:val="9"/>
     <w:unhideWhenUsed/>
     <w:qFormat/>
@@ -35437,11 +35437,11 @@
       <w:szCs w:val="26"/>
     </w:rPr>
   </w:style>
-  <w:style w:type="paragraph" w:styleId="876">
+  <w:style w:type="paragraph" w:styleId="886">
     <w:name w:val="Heading 3"/>
-    <w:basedOn w:val="869"/>
-    <w:next w:val="869"/>
-    <w:link w:val="889"/>
+    <w:basedOn w:val="879"/>
+    <w:next w:val="879"/>
+    <w:link w:val="899"/>
     <w:uiPriority w:val="9"/>
     <w:unhideWhenUsed/>
     <w:qFormat/>
@@ -35460,11 +35460,11 @@
       <w:color w:val="4f81bd" w:themeColor="accent1"/>
     </w:rPr>
   </w:style>
-  <w:style w:type="paragraph" w:styleId="877">
+  <w:style w:type="paragraph" w:styleId="887">
     <w:name w:val="Heading 4"/>
-    <w:basedOn w:val="869"/>
-    <w:next w:val="869"/>
-    <w:link w:val="917"/>
+    <w:basedOn w:val="879"/>
+    <w:next w:val="879"/>
+    <w:link w:val="927"/>
     <w:uiPriority w:val="9"/>
     <w:semiHidden/>
     <w:unhideWhenUsed/>
@@ -35486,11 +35486,11 @@
       <w:color w:val="4f81bd" w:themeColor="accent1"/>
     </w:rPr>
   </w:style>
-  <w:style w:type="paragraph" w:styleId="878">
+  <w:style w:type="paragraph" w:styleId="888">
     <w:name w:val="Heading 5"/>
-    <w:basedOn w:val="869"/>
-    <w:next w:val="869"/>
-    <w:link w:val="918"/>
+    <w:basedOn w:val="879"/>
+    <w:next w:val="879"/>
+    <w:link w:val="928"/>
     <w:uiPriority w:val="9"/>
     <w:semiHidden/>
     <w:unhideWhenUsed/>
@@ -35508,11 +35508,11 @@
       <w:color w:val="243f60" w:themeColor="accent1" w:themeShade="7F"/>
     </w:rPr>
   </w:style>
-  <w:style w:type="paragraph" w:styleId="879">
+  <w:style w:type="paragraph" w:styleId="889">
     <w:name w:val="Heading 6"/>
-    <w:basedOn w:val="869"/>
-    <w:next w:val="869"/>
-    <w:link w:val="919"/>
+    <w:basedOn w:val="879"/>
+    <w:next w:val="879"/>
+    <w:link w:val="929"/>
     <w:uiPriority w:val="9"/>
     <w:semiHidden/>
     <w:unhideWhenUsed/>
@@ -35532,11 +35532,11 @@
       <w:color w:val="243f60" w:themeColor="accent1" w:themeShade="7F"/>
     </w:rPr>
   </w:style>
-  <w:style w:type="paragraph" w:styleId="880">
+  <w:style w:type="paragraph" w:styleId="890">
     <w:name w:val="Heading 7"/>
-    <w:basedOn w:val="869"/>
-    <w:next w:val="869"/>
-    <w:link w:val="920"/>
+    <w:basedOn w:val="879"/>
+    <w:next w:val="879"/>
+    <w:link w:val="930"/>
     <w:uiPriority w:val="9"/>
     <w:semiHidden/>
     <w:unhideWhenUsed/>
@@ -35556,11 +35556,11 @@
       <w:color w:val="404040" w:themeColor="text1" w:themeTint="BF"/>
     </w:rPr>
   </w:style>
-  <w:style w:type="paragraph" w:styleId="881">
+  <w:style w:type="paragraph" w:styleId="891">
     <w:name w:val="Heading 8"/>
-    <w:basedOn w:val="869"/>
-    <w:next w:val="869"/>
-    <w:link w:val="921"/>
+    <w:basedOn w:val="879"/>
+    <w:next w:val="879"/>
+    <w:link w:val="931"/>
     <w:uiPriority w:val="9"/>
     <w:semiHidden/>
     <w:unhideWhenUsed/>
@@ -35580,11 +35580,11 @@
       <w:szCs w:val="20"/>
     </w:rPr>
   </w:style>
-  <w:style w:type="paragraph" w:styleId="882">
+  <w:style w:type="paragraph" w:styleId="892">
     <w:name w:val="Heading 9"/>
-    <w:basedOn w:val="869"/>
-    <w:next w:val="869"/>
-    <w:link w:val="922"/>
+    <w:basedOn w:val="879"/>
+    <w:next w:val="879"/>
+    <w:link w:val="932"/>
     <w:uiPriority w:val="9"/>
     <w:semiHidden/>
     <w:unhideWhenUsed/>
@@ -35606,7 +35606,7 @@
       <w:szCs w:val="20"/>
     </w:rPr>
   </w:style>
-  <w:style w:type="character" w:styleId="883" w:default="1">
+  <w:style w:type="character" w:styleId="893" w:default="1">
     <w:name w:val="Default Paragraph Font"/>
     <w:uiPriority w:val="1"/>
     <w:semiHidden/>
@@ -35617,7 +35617,7 @@
       <w:ind/>
     </w:pPr>
   </w:style>
-  <w:style w:type="table" w:styleId="884" w:default="1">
+  <w:style w:type="table" w:styleId="894" w:default="1">
     <w:name w:val="Normal Table"/>
     <w:uiPriority w:val="99"/>
     <w:semiHidden/>
@@ -35810,7 +35810,7 @@
       </w:tcPr>
     </w:tblStylePr>
   </w:style>
-  <w:style w:type="numbering" w:styleId="885" w:default="1">
+  <w:style w:type="numbering" w:styleId="895" w:default="1">
     <w:name w:val="No List"/>
     <w:uiPriority w:val="99"/>
     <w:semiHidden/>
@@ -35821,7 +35821,7 @@
       <w:ind/>
     </w:pPr>
   </w:style>
-  <w:style w:type="paragraph" w:styleId="886">
+  <w:style w:type="paragraph" w:styleId="896">
     <w:name w:val="No Spacing"/>
     <w:uiPriority w:val="1"/>
     <w:qFormat/>
@@ -35831,10 +35831,10 @@
       <w:ind/>
     </w:pPr>
   </w:style>
-  <w:style w:type="character" w:styleId="887" w:customStyle="1">
+  <w:style w:type="character" w:styleId="897" w:customStyle="1">
     <w:name w:val="Heading 1 Char"/>
-    <w:basedOn w:val="883"/>
-    <w:link w:val="874"/>
+    <w:basedOn w:val="893"/>
+    <w:link w:val="884"/>
     <w:uiPriority w:val="9"/>
     <w:pPr>
       <w:pBdr/>
@@ -35850,10 +35850,10 @@
       <w:szCs w:val="28"/>
     </w:rPr>
   </w:style>
-  <w:style w:type="character" w:styleId="888" w:customStyle="1">
+  <w:style w:type="character" w:styleId="898" w:customStyle="1">
     <w:name w:val="Heading 2 Char"/>
-    <w:basedOn w:val="883"/>
-    <w:link w:val="875"/>
+    <w:basedOn w:val="893"/>
+    <w:link w:val="885"/>
     <w:uiPriority w:val="9"/>
     <w:pPr>
       <w:pBdr/>
@@ -35869,10 +35869,10 @@
       <w:szCs w:val="26"/>
     </w:rPr>
   </w:style>
-  <w:style w:type="character" w:styleId="889" w:customStyle="1">
+  <w:style w:type="character" w:styleId="899" w:customStyle="1">
     <w:name w:val="Heading 3 Char"/>
-    <w:basedOn w:val="883"/>
-    <w:link w:val="876"/>
+    <w:basedOn w:val="893"/>
+    <w:link w:val="886"/>
     <w:uiPriority w:val="9"/>
     <w:pPr>
       <w:pBdr/>
@@ -35886,11 +35886,11 @@
       <w:color w:val="4f81bd" w:themeColor="accent1"/>
     </w:rPr>
   </w:style>
-  <w:style w:type="paragraph" w:styleId="890">
+  <w:style w:type="paragraph" w:styleId="900">
     <w:name w:val="Title"/>
-    <w:basedOn w:val="869"/>
-    <w:next w:val="869"/>
-    <w:link w:val="891"/>
+    <w:basedOn w:val="879"/>
+    <w:next w:val="879"/>
+    <w:link w:val="901"/>
     <w:uiPriority w:val="10"/>
     <w:qFormat/>
     <w:pPr>
@@ -35909,10 +35909,10 @@
       <w:szCs w:val="52"/>
     </w:rPr>
   </w:style>
-  <w:style w:type="character" w:styleId="891" w:customStyle="1">
+  <w:style w:type="character" w:styleId="901" w:customStyle="1">
     <w:name w:val="Title Char"/>
-    <w:basedOn w:val="883"/>
-    <w:link w:val="890"/>
+    <w:basedOn w:val="893"/>
+    <w:link w:val="900"/>
     <w:uiPriority w:val="10"/>
     <w:pPr>
       <w:pBdr/>
@@ -35927,11 +35927,11 @@
       <w:szCs w:val="52"/>
     </w:rPr>
   </w:style>
-  <w:style w:type="paragraph" w:styleId="892">
+  <w:style w:type="paragraph" w:styleId="902">
     <w:name w:val="Subtitle"/>
-    <w:basedOn w:val="869"/>
-    <w:next w:val="869"/>
-    <w:link w:val="893"/>
+    <w:basedOn w:val="879"/>
+    <w:next w:val="879"/>
+    <w:link w:val="903"/>
     <w:uiPriority w:val="11"/>
     <w:qFormat/>
     <w:pPr>
@@ -35952,10 +35952,10 @@
       <w:szCs w:val="24"/>
     </w:rPr>
   </w:style>
-  <w:style w:type="character" w:styleId="893" w:customStyle="1">
+  <w:style w:type="character" w:styleId="903" w:customStyle="1">
     <w:name w:val="Subtitle Char"/>
-    <w:basedOn w:val="883"/>
-    <w:link w:val="892"/>
+    <w:basedOn w:val="893"/>
+    <w:link w:val="902"/>
     <w:uiPriority w:val="11"/>
     <w:pPr>
       <w:pBdr/>
@@ -35972,9 +35972,9 @@
       <w:szCs w:val="24"/>
     </w:rPr>
   </w:style>
-  <w:style w:type="paragraph" w:styleId="894">
+  <w:style w:type="paragraph" w:styleId="904">
     <w:name w:val="List Paragraph"/>
-    <w:basedOn w:val="869"/>
+    <w:basedOn w:val="879"/>
     <w:uiPriority w:val="34"/>
     <w:qFormat/>
     <w:pPr>
@@ -35984,10 +35984,10 @@
       <w:contextualSpacing w:val="true"/>
     </w:pPr>
   </w:style>
-  <w:style w:type="paragraph" w:styleId="895">
+  <w:style w:type="paragraph" w:styleId="905">
     <w:name w:val="Body Text"/>
-    <w:basedOn w:val="869"/>
-    <w:link w:val="896"/>
+    <w:basedOn w:val="879"/>
+    <w:link w:val="906"/>
     <w:uiPriority w:val="99"/>
     <w:unhideWhenUsed/>
     <w:pPr>
@@ -35996,10 +35996,10 @@
       <w:ind/>
     </w:pPr>
   </w:style>
-  <w:style w:type="character" w:styleId="896" w:customStyle="1">
+  <w:style w:type="character" w:styleId="906" w:customStyle="1">
     <w:name w:val="Body Text Char"/>
-    <w:basedOn w:val="883"/>
-    <w:link w:val="895"/>
+    <w:basedOn w:val="893"/>
+    <w:link w:val="905"/>
     <w:uiPriority w:val="99"/>
     <w:pPr>
       <w:pBdr/>
@@ -36007,10 +36007,10 @@
       <w:ind/>
     </w:pPr>
   </w:style>
-  <w:style w:type="paragraph" w:styleId="897">
+  <w:style w:type="paragraph" w:styleId="907">
     <w:name w:val="Body Text 2"/>
-    <w:basedOn w:val="869"/>
-    <w:link w:val="898"/>
+    <w:basedOn w:val="879"/>
+    <w:link w:val="908"/>
     <w:uiPriority w:val="99"/>
     <w:unhideWhenUsed/>
     <w:pPr>
@@ -36019,10 +36019,10 @@
       <w:ind/>
     </w:pPr>
   </w:style>
-  <w:style w:type="character" w:styleId="898" w:customStyle="1">
+  <w:style w:type="character" w:styleId="908" w:customStyle="1">
     <w:name w:val="Body Text 2 Char"/>
-    <w:basedOn w:val="883"/>
-    <w:link w:val="897"/>
+    <w:basedOn w:val="893"/>
+    <w:link w:val="907"/>
     <w:uiPriority w:val="99"/>
     <w:pPr>
       <w:pBdr/>
@@ -36030,10 +36030,10 @@
       <w:ind/>
     </w:pPr>
   </w:style>
-  <w:style w:type="paragraph" w:styleId="899">
+  <w:style w:type="paragraph" w:styleId="909">
     <w:name w:val="Body Text 3"/>
-    <w:basedOn w:val="869"/>
-    <w:link w:val="900"/>
+    <w:basedOn w:val="879"/>
+    <w:link w:val="910"/>
     <w:uiPriority w:val="99"/>
     <w:unhideWhenUsed/>
     <w:pPr>
@@ -36046,10 +36046,10 @@
       <w:szCs w:val="16"/>
     </w:rPr>
   </w:style>
-  <w:style w:type="character" w:styleId="900" w:customStyle="1">
+  <w:style w:type="character" w:styleId="910" w:customStyle="1">
     <w:name w:val="Body Text 3 Char"/>
-    <w:basedOn w:val="883"/>
-    <w:link w:val="899"/>
+    <w:basedOn w:val="893"/>
+    <w:link w:val="909"/>
     <w:uiPriority w:val="99"/>
     <w:pPr>
       <w:pBdr/>
@@ -36061,9 +36061,9 @@
       <w:szCs w:val="16"/>
     </w:rPr>
   </w:style>
-  <w:style w:type="paragraph" w:styleId="901">
+  <w:style w:type="paragraph" w:styleId="911">
     <w:name w:val="List"/>
-    <w:basedOn w:val="869"/>
+    <w:basedOn w:val="879"/>
     <w:uiPriority w:val="99"/>
     <w:unhideWhenUsed/>
     <w:pPr>
@@ -36073,9 +36073,9 @@
       <w:contextualSpacing w:val="true"/>
     </w:pPr>
   </w:style>
-  <w:style w:type="paragraph" w:styleId="902">
+  <w:style w:type="paragraph" w:styleId="912">
     <w:name w:val="List 2"/>
-    <w:basedOn w:val="869"/>
+    <w:basedOn w:val="879"/>
     <w:uiPriority w:val="99"/>
     <w:unhideWhenUsed/>
     <w:pPr>
@@ -36085,9 +36085,9 @@
       <w:contextualSpacing w:val="true"/>
     </w:pPr>
   </w:style>
-  <w:style w:type="paragraph" w:styleId="903">
+  <w:style w:type="paragraph" w:styleId="913">
     <w:name w:val="List 3"/>
-    <w:basedOn w:val="869"/>
+    <w:basedOn w:val="879"/>
     <w:uiPriority w:val="99"/>
     <w:unhideWhenUsed/>
     <w:pPr>
@@ -36097,9 +36097,9 @@
       <w:contextualSpacing w:val="true"/>
     </w:pPr>
   </w:style>
-  <w:style w:type="paragraph" w:styleId="904">
+  <w:style w:type="paragraph" w:styleId="914">
     <w:name w:val="List Bullet"/>
-    <w:basedOn w:val="869"/>
+    <w:basedOn w:val="879"/>
     <w:uiPriority w:val="99"/>
     <w:unhideWhenUsed/>
     <w:pPr>
@@ -36112,9 +36112,9 @@
       <w:contextualSpacing w:val="true"/>
     </w:pPr>
   </w:style>
-  <w:style w:type="paragraph" w:styleId="905">
+  <w:style w:type="paragraph" w:styleId="915">
     <w:name w:val="List Bullet 2"/>
-    <w:basedOn w:val="869"/>
+    <w:basedOn w:val="879"/>
     <w:uiPriority w:val="99"/>
     <w:unhideWhenUsed/>
     <w:pPr>
@@ -36127,9 +36127,9 @@
       <w:contextualSpacing w:val="true"/>
     </w:pPr>
   </w:style>
-  <w:style w:type="paragraph" w:styleId="906">
+  <w:style w:type="paragraph" w:styleId="916">
     <w:name w:val="List Bullet 3"/>
-    <w:basedOn w:val="869"/>
+    <w:basedOn w:val="879"/>
     <w:uiPriority w:val="99"/>
     <w:unhideWhenUsed/>
     <w:pPr>
@@ -36142,9 +36142,9 @@
       <w:contextualSpacing w:val="true"/>
     </w:pPr>
   </w:style>
-  <w:style w:type="paragraph" w:styleId="907">
+  <w:style w:type="paragraph" w:styleId="917">
     <w:name w:val="List Number"/>
-    <w:basedOn w:val="869"/>
+    <w:basedOn w:val="879"/>
     <w:uiPriority w:val="99"/>
     <w:unhideWhenUsed/>
     <w:pPr>
@@ -36157,9 +36157,9 @@
       <w:contextualSpacing w:val="true"/>
     </w:pPr>
   </w:style>
-  <w:style w:type="paragraph" w:styleId="908">
+  <w:style w:type="paragraph" w:styleId="918">
     <w:name w:val="List Number 2"/>
-    <w:basedOn w:val="869"/>
+    <w:basedOn w:val="879"/>
     <w:uiPriority w:val="99"/>
     <w:unhideWhenUsed/>
     <w:pPr>
@@ -36172,9 +36172,9 @@
       <w:contextualSpacing w:val="true"/>
     </w:pPr>
   </w:style>
-  <w:style w:type="paragraph" w:styleId="909">
+  <w:style w:type="paragraph" w:styleId="919">
     <w:name w:val="List Number 3"/>
-    <w:basedOn w:val="869"/>
+    <w:basedOn w:val="879"/>
     <w:uiPriority w:val="99"/>
     <w:unhideWhenUsed/>
     <w:pPr>
@@ -36187,9 +36187,9 @@
       <w:contextualSpacing w:val="true"/>
     </w:pPr>
   </w:style>
-  <w:style w:type="paragraph" w:styleId="910">
+  <w:style w:type="paragraph" w:styleId="920">
     <w:name w:val="List Continue"/>
-    <w:basedOn w:val="869"/>
+    <w:basedOn w:val="879"/>
     <w:uiPriority w:val="99"/>
     <w:unhideWhenUsed/>
     <w:pPr>
@@ -36199,9 +36199,9 @@
       <w:contextualSpacing w:val="true"/>
     </w:pPr>
   </w:style>
-  <w:style w:type="paragraph" w:styleId="911">
+  <w:style w:type="paragraph" w:styleId="921">
     <w:name w:val="List Continue 2"/>
-    <w:basedOn w:val="869"/>
+    <w:basedOn w:val="879"/>
     <w:uiPriority w:val="99"/>
     <w:unhideWhenUsed/>
     <w:pPr>
@@ -36211,9 +36211,9 @@
       <w:contextualSpacing w:val="true"/>
     </w:pPr>
   </w:style>
-  <w:style w:type="paragraph" w:styleId="912">
+  <w:style w:type="paragraph" w:styleId="922">
     <w:name w:val="List Continue 3"/>
-    <w:basedOn w:val="869"/>
+    <w:basedOn w:val="879"/>
     <w:uiPriority w:val="99"/>
     <w:unhideWhenUsed/>
     <w:pPr>
@@ -36223,9 +36223,9 @@
       <w:contextualSpacing w:val="true"/>
     </w:pPr>
   </w:style>
-  <w:style w:type="paragraph" w:styleId="913">
+  <w:style w:type="paragraph" w:styleId="923">
     <w:name w:val="macro"/>
-    <w:link w:val="914"/>
+    <w:link w:val="924"/>
     <w:uiPriority w:val="99"/>
     <w:unhideWhenUsed/>
     <w:pPr>
@@ -36248,10 +36248,10 @@
       <w:szCs w:val="20"/>
     </w:rPr>
   </w:style>
-  <w:style w:type="character" w:styleId="914" w:customStyle="1">
+  <w:style w:type="character" w:styleId="924" w:customStyle="1">
     <w:name w:val="Macro Text Char"/>
-    <w:basedOn w:val="883"/>
-    <w:link w:val="913"/>
+    <w:basedOn w:val="893"/>
+    <w:link w:val="923"/>
     <w:uiPriority w:val="99"/>
     <w:pPr>
       <w:pBdr/>
@@ -36264,11 +36264,11 @@
       <w:szCs w:val="20"/>
     </w:rPr>
   </w:style>
-  <w:style w:type="paragraph" w:styleId="915">
+  <w:style w:type="paragraph" w:styleId="925">
     <w:name w:val="Quote"/>
-    <w:basedOn w:val="869"/>
-    <w:next w:val="869"/>
-    <w:link w:val="916"/>
+    <w:basedOn w:val="879"/>
+    <w:next w:val="879"/>
+    <w:link w:val="926"/>
     <w:uiPriority w:val="29"/>
     <w:qFormat/>
     <w:pPr>
@@ -36282,10 +36282,10 @@
       <w:color w:val="000000" w:themeColor="text1"/>
     </w:rPr>
   </w:style>
-  <w:style w:type="character" w:styleId="916" w:customStyle="1">
+  <w:style w:type="character" w:styleId="926" w:customStyle="1">
     <w:name w:val="Quote Char"/>
-    <w:basedOn w:val="883"/>
-    <w:link w:val="915"/>
+    <w:basedOn w:val="893"/>
+    <w:link w:val="925"/>
     <w:uiPriority w:val="29"/>
     <w:pPr>
       <w:pBdr/>
@@ -36298,10 +36298,10 @@
       <w:color w:val="000000" w:themeColor="text1"/>
     </w:rPr>
   </w:style>
-  <w:style w:type="character" w:styleId="917" w:customStyle="1">
+  <w:style w:type="character" w:styleId="927" w:customStyle="1">
     <w:name w:val="Heading 4 Char"/>
-    <w:basedOn w:val="883"/>
-    <w:link w:val="877"/>
+    <w:basedOn w:val="893"/>
+    <w:link w:val="887"/>
     <w:uiPriority w:val="9"/>
     <w:semiHidden/>
     <w:pPr>
@@ -36318,10 +36318,10 @@
       <w:color w:val="4f81bd" w:themeColor="accent1"/>
     </w:rPr>
   </w:style>
-  <w:style w:type="character" w:styleId="918" w:customStyle="1">
+  <w:style w:type="character" w:styleId="928" w:customStyle="1">
     <w:name w:val="Heading 5 Char"/>
-    <w:basedOn w:val="883"/>
-    <w:link w:val="878"/>
+    <w:basedOn w:val="893"/>
+    <w:link w:val="888"/>
     <w:uiPriority w:val="9"/>
     <w:semiHidden/>
     <w:pPr>
@@ -36334,10 +36334,10 @@
       <w:color w:val="243f60" w:themeColor="accent1" w:themeShade="7F"/>
     </w:rPr>
   </w:style>
-  <w:style w:type="character" w:styleId="919" w:customStyle="1">
+  <w:style w:type="character" w:styleId="929" w:customStyle="1">
     <w:name w:val="Heading 6 Char"/>
-    <w:basedOn w:val="883"/>
-    <w:link w:val="879"/>
+    <w:basedOn w:val="893"/>
+    <w:link w:val="889"/>
     <w:uiPriority w:val="9"/>
     <w:semiHidden/>
     <w:pPr>
@@ -36352,10 +36352,10 @@
       <w:color w:val="243f60" w:themeColor="accent1" w:themeShade="7F"/>
     </w:rPr>
   </w:style>
-  <w:style w:type="character" w:styleId="920" w:customStyle="1">
+  <w:style w:type="character" w:styleId="930" w:customStyle="1">
     <w:name w:val="Heading 7 Char"/>
-    <w:basedOn w:val="883"/>
-    <w:link w:val="880"/>
+    <w:basedOn w:val="893"/>
+    <w:link w:val="890"/>
     <w:uiPriority w:val="9"/>
     <w:semiHidden/>
     <w:pPr>
@@ -36370,10 +36370,10 @@
       <w:color w:val="404040" w:themeColor="text1" w:themeTint="BF"/>
     </w:rPr>
   </w:style>
-  <w:style w:type="character" w:styleId="921" w:customStyle="1">
+  <w:style w:type="character" w:styleId="931" w:customStyle="1">
     <w:name w:val="Heading 8 Char"/>
-    <w:basedOn w:val="883"/>
-    <w:link w:val="881"/>
+    <w:basedOn w:val="893"/>
+    <w:link w:val="891"/>
     <w:uiPriority w:val="9"/>
     <w:semiHidden/>
     <w:pPr>
@@ -36388,10 +36388,10 @@
       <w:szCs w:val="20"/>
     </w:rPr>
   </w:style>
-  <w:style w:type="character" w:styleId="922" w:customStyle="1">
+  <w:style w:type="character" w:styleId="932" w:customStyle="1">
     <w:name w:val="Heading 9 Char"/>
-    <w:basedOn w:val="883"/>
-    <w:link w:val="882"/>
+    <w:basedOn w:val="893"/>
+    <w:link w:val="892"/>
     <w:uiPriority w:val="9"/>
     <w:semiHidden/>
     <w:pPr>
@@ -36408,10 +36408,10 @@
       <w:szCs w:val="20"/>
     </w:rPr>
   </w:style>
-  <w:style w:type="paragraph" w:styleId="923">
+  <w:style w:type="paragraph" w:styleId="933">
     <w:name w:val="Caption"/>
-    <w:basedOn w:val="869"/>
-    <w:next w:val="869"/>
+    <w:basedOn w:val="879"/>
+    <w:next w:val="879"/>
     <w:uiPriority w:val="35"/>
     <w:semiHidden/>
     <w:unhideWhenUsed/>
@@ -36429,9 +36429,9 @@
       <w:szCs w:val="18"/>
     </w:rPr>
   </w:style>
-  <w:style w:type="character" w:styleId="924">
+  <w:style w:type="character" w:styleId="934">
     <w:name w:val="Strong"/>
-    <w:basedOn w:val="883"/>
+    <w:basedOn w:val="893"/>
     <w:uiPriority w:val="22"/>
     <w:qFormat/>
     <w:pPr>
@@ -36444,9 +36444,9 @@
       <w:bCs/>
     </w:rPr>
   </w:style>
-  <w:style w:type="character" w:styleId="925">
+  <w:style w:type="character" w:styleId="935">
     <w:name w:val="Emphasis"/>
-    <w:basedOn w:val="883"/>
+    <w:basedOn w:val="893"/>
     <w:uiPriority w:val="20"/>
     <w:qFormat/>
     <w:pPr>
@@ -36459,11 +36459,11 @@
       <w:iCs/>
     </w:rPr>
   </w:style>
-  <w:style w:type="paragraph" w:styleId="926">
+  <w:style w:type="paragraph" w:styleId="936">
     <w:name w:val="Intense Quote"/>
-    <w:basedOn w:val="869"/>
-    <w:next w:val="869"/>
-    <w:link w:val="927"/>
+    <w:basedOn w:val="879"/>
+    <w:next w:val="879"/>
+    <w:link w:val="937"/>
     <w:uiPriority w:val="30"/>
     <w:qFormat/>
     <w:pPr>
@@ -36481,10 +36481,10 @@
       <w:color w:val="4f81bd" w:themeColor="accent1"/>
     </w:rPr>
   </w:style>
-  <w:style w:type="character" w:styleId="927" w:customStyle="1">
+  <w:style w:type="character" w:styleId="937" w:customStyle="1">
     <w:name w:val="Intense Quote Char"/>
-    <w:basedOn w:val="883"/>
-    <w:link w:val="926"/>
+    <w:basedOn w:val="893"/>
+    <w:link w:val="936"/>
     <w:uiPriority w:val="30"/>
     <w:pPr>
       <w:pBdr/>
@@ -36499,9 +36499,9 @@
       <w:color w:val="4f81bd" w:themeColor="accent1"/>
     </w:rPr>
   </w:style>
-  <w:style w:type="character" w:styleId="928">
+  <w:style w:type="character" w:styleId="938">
     <w:name w:val="Subtle Emphasis"/>
-    <w:basedOn w:val="883"/>
+    <w:basedOn w:val="893"/>
     <w:uiPriority w:val="19"/>
     <w:qFormat/>
     <w:pPr>
@@ -36515,9 +36515,9 @@
       <w:color w:val="808080" w:themeColor="text1" w:themeTint="7F"/>
     </w:rPr>
   </w:style>
-  <w:style w:type="character" w:styleId="929">
+  <w:style w:type="character" w:styleId="939">
     <w:name w:val="Intense Emphasis"/>
-    <w:basedOn w:val="883"/>
+    <w:basedOn w:val="893"/>
     <w:uiPriority w:val="21"/>
     <w:qFormat/>
     <w:pPr>
@@ -36533,9 +36533,9 @@
       <w:color w:val="4f81bd" w:themeColor="accent1"/>
     </w:rPr>
   </w:style>
-  <w:style w:type="character" w:styleId="930">
+  <w:style w:type="character" w:styleId="940">
     <w:name w:val="Subtle Reference"/>
-    <w:basedOn w:val="883"/>
+    <w:basedOn w:val="893"/>
     <w:uiPriority w:val="31"/>
     <w:qFormat/>
     <w:pPr>
@@ -36549,9 +36549,9 @@
       <w:u w:val="single"/>
     </w:rPr>
   </w:style>
-  <w:style w:type="character" w:styleId="931">
+  <w:style w:type="character" w:styleId="941">
     <w:name w:val="Intense Reference"/>
-    <w:basedOn w:val="883"/>
+    <w:basedOn w:val="893"/>
     <w:uiPriority w:val="32"/>
     <w:qFormat/>
     <w:pPr>
@@ -36568,9 +36568,9 @@
       <w:u w:val="single"/>
     </w:rPr>
   </w:style>
-  <w:style w:type="character" w:styleId="932">
+  <w:style w:type="character" w:styleId="942">
     <w:name w:val="Book Title"/>
-    <w:basedOn w:val="883"/>
+    <w:basedOn w:val="893"/>
     <w:uiPriority w:val="33"/>
     <w:qFormat/>
     <w:pPr>
@@ -36585,10 +36585,10 @@
       <w:spacing w:val="5"/>
     </w:rPr>
   </w:style>
-  <w:style w:type="paragraph" w:styleId="933">
+  <w:style w:type="paragraph" w:styleId="943">
     <w:name w:val="TOC Heading"/>
-    <w:basedOn w:val="874"/>
-    <w:next w:val="869"/>
+    <w:basedOn w:val="884"/>
+    <w:next w:val="879"/>
     <w:uiPriority w:val="39"/>
     <w:semiHidden/>
     <w:unhideWhenUsed/>
@@ -36600,9 +36600,9 @@
       <w:outlineLvl w:val="9"/>
     </w:pPr>
   </w:style>
-  <w:style w:type="table" w:styleId="934">
+  <w:style w:type="table" w:styleId="944">
     <w:name w:val="Table Grid"/>
-    <w:basedOn w:val="884"/>
+    <w:basedOn w:val="894"/>
     <w:uiPriority w:val="59"/>
     <w:pPr>
       <w:pBdr/>
@@ -36799,9 +36799,9 @@
       </w:tcPr>
     </w:tblStylePr>
   </w:style>
-  <w:style w:type="table" w:styleId="935">
+  <w:style w:type="table" w:styleId="945">
     <w:name w:val="Light Shading"/>
-    <w:basedOn w:val="884"/>
+    <w:basedOn w:val="894"/>
     <w:uiPriority w:val="60"/>
     <w:pPr>
       <w:pBdr/>
@@ -37033,9 +37033,9 @@
       </w:tcPr>
     </w:tblStylePr>
   </w:style>
-  <w:style w:type="table" w:styleId="936">
+  <w:style w:type="table" w:styleId="946">
     <w:name w:val="Light Shading Accent 1"/>
-    <w:basedOn w:val="884"/>
+    <w:basedOn w:val="894"/>
     <w:uiPriority w:val="60"/>
     <w:pPr>
       <w:pBdr/>
@@ -37267,9 +37267,9 @@
       </w:tcPr>
     </w:tblStylePr>
   </w:style>
-  <w:style w:type="table" w:styleId="937">
+  <w:style w:type="table" w:styleId="947">
     <w:name w:val="Light Shading Accent 2"/>
-    <w:basedOn w:val="884"/>
+    <w:basedOn w:val="894"/>
     <w:uiPriority w:val="60"/>
     <w:pPr>
       <w:pBdr/>
@@ -37501,9 +37501,9 @@
       </w:tcPr>
     </w:tblStylePr>
   </w:style>
-  <w:style w:type="table" w:styleId="938">
+  <w:style w:type="table" w:styleId="948">
     <w:name w:val="Light Shading Accent 3"/>
-    <w:basedOn w:val="884"/>
+    <w:basedOn w:val="894"/>
     <w:uiPriority w:val="60"/>
     <w:pPr>
       <w:pBdr/>
@@ -37735,9 +37735,9 @@
       </w:tcPr>
     </w:tblStylePr>
   </w:style>
-  <w:style w:type="table" w:styleId="939">
+  <w:style w:type="table" w:styleId="949">
     <w:name w:val="Light Shading Accent 4"/>
-    <w:basedOn w:val="884"/>
+    <w:basedOn w:val="894"/>
     <w:uiPriority w:val="60"/>
     <w:pPr>
       <w:pBdr/>
@@ -37969,9 +37969,9 @@
       </w:tcPr>
     </w:tblStylePr>
   </w:style>
-  <w:style w:type="table" w:styleId="940">
+  <w:style w:type="table" w:styleId="950">
     <w:name w:val="Light Shading Accent 5"/>
-    <w:basedOn w:val="884"/>
+    <w:basedOn w:val="894"/>
     <w:uiPriority w:val="60"/>
     <w:pPr>
       <w:pBdr/>
@@ -38203,9 +38203,9 @@
       </w:tcPr>
     </w:tblStylePr>
   </w:style>
-  <w:style w:type="table" w:styleId="941">
+  <w:style w:type="table" w:styleId="951">
     <w:name w:val="Light Shading Accent 6"/>
-    <w:basedOn w:val="884"/>
+    <w:basedOn w:val="894"/>
     <w:uiPriority w:val="60"/>
     <w:pPr>
       <w:pBdr/>
@@ -38437,9 +38437,9 @@
       </w:tcPr>
     </w:tblStylePr>
   </w:style>
-  <w:style w:type="table" w:styleId="942">
+  <w:style w:type="table" w:styleId="952">
     <w:name w:val="Light List"/>
-    <w:basedOn w:val="884"/>
+    <w:basedOn w:val="894"/>
     <w:uiPriority w:val="61"/>
     <w:pPr>
       <w:pBdr/>
@@ -38669,9 +38669,9 @@
       </w:tcPr>
     </w:tblStylePr>
   </w:style>
-  <w:style w:type="table" w:styleId="943">
+  <w:style w:type="table" w:styleId="953">
     <w:name w:val="Light List Accent 1"/>
-    <w:basedOn w:val="884"/>
+    <w:basedOn w:val="894"/>
     <w:uiPriority w:val="61"/>
     <w:pPr>
       <w:pBdr/>
@@ -38901,9 +38901,9 @@
       </w:tcPr>
     </w:tblStylePr>
   </w:style>
-  <w:style w:type="table" w:styleId="944">
+  <w:style w:type="table" w:styleId="954">
     <w:name w:val="Light List Accent 2"/>
-    <w:basedOn w:val="884"/>
+    <w:basedOn w:val="894"/>
     <w:uiPriority w:val="61"/>
     <w:pPr>
       <w:pBdr/>
@@ -39133,9 +39133,9 @@
       </w:tcPr>
     </w:tblStylePr>
   </w:style>
-  <w:style w:type="table" w:styleId="945">
+  <w:style w:type="table" w:styleId="955">
     <w:name w:val="Light List Accent 3"/>
-    <w:basedOn w:val="884"/>
+    <w:basedOn w:val="894"/>
     <w:uiPriority w:val="61"/>
     <w:pPr>
       <w:pBdr/>
@@ -39365,9 +39365,9 @@
       </w:tcPr>
     </w:tblStylePr>
   </w:style>
-  <w:style w:type="table" w:styleId="946">
+  <w:style w:type="table" w:styleId="956">
     <w:name w:val="Light List Accent 4"/>
-    <w:basedOn w:val="884"/>
+    <w:basedOn w:val="894"/>
     <w:uiPriority w:val="61"/>
     <w:pPr>
       <w:pBdr/>
@@ -39597,9 +39597,9 @@
       </w:tcPr>
     </w:tblStylePr>
   </w:style>
-  <w:style w:type="table" w:styleId="947">
+  <w:style w:type="table" w:styleId="957">
     <w:name w:val="Light List Accent 5"/>
-    <w:basedOn w:val="884"/>
+    <w:basedOn w:val="894"/>
     <w:uiPriority w:val="61"/>
     <w:pPr>
       <w:pBdr/>
@@ -39829,9 +39829,9 @@
       </w:tcPr>
     </w:tblStylePr>
   </w:style>
-  <w:style w:type="table" w:styleId="948">
+  <w:style w:type="table" w:styleId="958">
     <w:name w:val="Light List Accent 6"/>
-    <w:basedOn w:val="884"/>
+    <w:basedOn w:val="894"/>
     <w:uiPriority w:val="61"/>
     <w:pPr>
       <w:pBdr/>
@@ -40061,9 +40061,9 @@
       </w:tcPr>
     </w:tblStylePr>
   </w:style>
-  <w:style w:type="table" w:styleId="949">
+  <w:style w:type="table" w:styleId="959">
     <w:name w:val="Light Grid"/>
-    <w:basedOn w:val="884"/>
+    <w:basedOn w:val="894"/>
     <w:uiPriority w:val="62"/>
     <w:pPr>
       <w:pBdr/>
@@ -40314,9 +40314,9 @@
       </w:tcPr>
     </w:tblStylePr>
   </w:style>
-  <w:style w:type="table" w:styleId="950">
+  <w:style w:type="table" w:styleId="960">
     <w:name w:val="Light Grid Accent 1"/>
-    <w:basedOn w:val="884"/>
+    <w:basedOn w:val="894"/>
     <w:uiPriority w:val="62"/>
     <w:pPr>
       <w:pBdr/>
@@ -40567,9 +40567,9 @@
       </w:tcPr>
     </w:tblStylePr>
   </w:style>
-  <w:style w:type="table" w:styleId="951">
+  <w:style w:type="table" w:styleId="961">
     <w:name w:val="Light Grid Accent 2"/>
-    <w:basedOn w:val="884"/>
+    <w:basedOn w:val="894"/>
     <w:uiPriority w:val="62"/>
     <w:pPr>
       <w:pBdr/>
@@ -40820,9 +40820,9 @@
       </w:tcPr>
     </w:tblStylePr>
   </w:style>
-  <w:style w:type="table" w:styleId="952">
+  <w:style w:type="table" w:styleId="962">
     <w:name w:val="Light Grid Accent 3"/>
-    <w:basedOn w:val="884"/>
+    <w:basedOn w:val="894"/>
     <w:uiPriority w:val="62"/>
     <w:pPr>
       <w:pBdr/>
@@ -41073,9 +41073,9 @@
       </w:tcPr>
     </w:tblStylePr>
   </w:style>
-  <w:style w:type="table" w:styleId="953">
+  <w:style w:type="table" w:styleId="963">
     <w:name w:val="Light Grid Accent 4"/>
-    <w:basedOn w:val="884"/>
+    <w:basedOn w:val="894"/>
     <w:uiPriority w:val="62"/>
     <w:pPr>
       <w:pBdr/>
@@ -41326,9 +41326,9 @@
       </w:tcPr>
     </w:tblStylePr>
   </w:style>
-  <w:style w:type="table" w:styleId="954">
+  <w:style w:type="table" w:styleId="964">
     <w:name w:val="Light Grid Accent 5"/>
-    <w:basedOn w:val="884"/>
+    <w:basedOn w:val="894"/>
     <w:uiPriority w:val="62"/>
     <w:pPr>
       <w:pBdr/>
@@ -41579,9 +41579,9 @@
       </w:tcPr>
     </w:tblStylePr>
   </w:style>
-  <w:style w:type="table" w:styleId="955">
+  <w:style w:type="table" w:styleId="965">
     <w:name w:val="Light Grid Accent 6"/>
-    <w:basedOn w:val="884"/>
+    <w:basedOn w:val="894"/>
     <w:uiPriority w:val="62"/>
     <w:pPr>
       <w:pBdr/>
@@ -41832,9 +41832,9 @@
       </w:tcPr>
     </w:tblStylePr>
   </w:style>
-  <w:style w:type="table" w:styleId="956">
+  <w:style w:type="table" w:styleId="966">
     <w:name w:val="Medium Shading 1"/>
-    <w:basedOn w:val="884"/>
+    <w:basedOn w:val="894"/>
     <w:uiPriority w:val="63"/>
     <w:pPr>
       <w:pBdr/>
@@ -42062,9 +42062,9 @@
       </w:tcPr>
     </w:tblStylePr>
   </w:style>
-  <w:style w:type="table" w:styleId="957">
+  <w:style w:type="table" w:styleId="967">
     <w:name w:val="Medium Shading 1 Accent 1"/>
-    <w:basedOn w:val="884"/>
+    <w:basedOn w:val="894"/>
     <w:uiPriority w:val="63"/>
     <w:pPr>
       <w:pBdr/>
@@ -42292,9 +42292,9 @@
       </w:tcPr>
     </w:tblStylePr>
   </w:style>
-  <w:style w:type="table" w:styleId="958">
+  <w:style w:type="table" w:styleId="968">
     <w:name w:val="Medium Shading 1 Accent 2"/>
-    <w:basedOn w:val="884"/>
+    <w:basedOn w:val="894"/>
     <w:uiPriority w:val="63"/>
     <w:pPr>
       <w:pBdr/>
@@ -42522,9 +42522,9 @@
       </w:tcPr>
     </w:tblStylePr>
   </w:style>
-  <w:style w:type="table" w:styleId="959">
+  <w:style w:type="table" w:styleId="969">
     <w:name w:val="Medium Shading 1 Accent 3"/>
-    <w:basedOn w:val="884"/>
+    <w:basedOn w:val="894"/>
     <w:uiPriority w:val="63"/>
     <w:pPr>
       <w:pBdr/>
@@ -42752,9 +42752,9 @@
       </w:tcPr>
     </w:tblStylePr>
   </w:style>
-  <w:style w:type="table" w:styleId="960">
+  <w:style w:type="table" w:styleId="970">
     <w:name w:val="Medium Shading 1 Accent 4"/>
-    <w:basedOn w:val="884"/>
+    <w:basedOn w:val="894"/>
     <w:uiPriority w:val="63"/>
     <w:pPr>
       <w:pBdr/>
@@ -42982,9 +42982,9 @@
       </w:tcPr>
     </w:tblStylePr>
   </w:style>
-  <w:style w:type="table" w:styleId="961">
+  <w:style w:type="table" w:styleId="971">
     <w:name w:val="Medium Shading 1 Accent 5"/>
-    <w:basedOn w:val="884"/>
+    <w:basedOn w:val="894"/>
     <w:uiPriority w:val="63"/>
     <w:pPr>
       <w:pBdr/>
@@ -43212,9 +43212,9 @@
       </w:tcPr>
     </w:tblStylePr>
   </w:style>
-  <w:style w:type="table" w:styleId="962">
+  <w:style w:type="table" w:styleId="972">
     <w:name w:val="Medium Shading 1 Accent 6"/>
-    <w:basedOn w:val="884"/>
+    <w:basedOn w:val="894"/>
     <w:uiPriority w:val="63"/>
     <w:pPr>
       <w:pBdr/>
@@ -43442,9 +43442,9 @@
       </w:tcPr>
     </w:tblStylePr>
   </w:style>
-  <w:style w:type="table" w:styleId="963">
+  <w:style w:type="table" w:styleId="973">
     <w:name w:val="Medium Shading 2"/>
-    <w:basedOn w:val="884"/>
+    <w:basedOn w:val="894"/>
     <w:uiPriority w:val="64"/>
     <w:pPr>
       <w:pBdr/>
@@ -43697,9 +43697,9 @@
       </w:tcPr>
     </w:tblStylePr>
   </w:style>
-  <w:style w:type="table" w:styleId="964">
+  <w:style w:type="table" w:styleId="974">
     <w:name w:val="Medium Shading 2 Accent 1"/>
-    <w:basedOn w:val="884"/>
+    <w:basedOn w:val="894"/>
     <w:uiPriority w:val="64"/>
     <w:pPr>
       <w:pBdr/>
@@ -43952,9 +43952,9 @@
       </w:tcPr>
     </w:tblStylePr>
   </w:style>
-  <w:style w:type="table" w:styleId="965">
+  <w:style w:type="table" w:styleId="975">
     <w:name w:val="Medium Shading 2 Accent 2"/>
-    <w:basedOn w:val="884"/>
+    <w:basedOn w:val="894"/>
     <w:uiPriority w:val="64"/>
     <w:pPr>
       <w:pBdr/>
@@ -44207,9 +44207,9 @@
       </w:tcPr>
     </w:tblStylePr>
   </w:style>
-  <w:style w:type="table" w:styleId="966">
+  <w:style w:type="table" w:styleId="976">
     <w:name w:val="Medium Shading 2 Accent 3"/>
-    <w:basedOn w:val="884"/>
+    <w:basedOn w:val="894"/>
     <w:uiPriority w:val="64"/>
     <w:pPr>
       <w:pBdr/>
@@ -44462,9 +44462,9 @@
       </w:tcPr>
     </w:tblStylePr>
   </w:style>
-  <w:style w:type="table" w:styleId="967">
+  <w:style w:type="table" w:styleId="977">
     <w:name w:val="Medium Shading 2 Accent 4"/>
-    <w:basedOn w:val="884"/>
+    <w:basedOn w:val="894"/>
     <w:uiPriority w:val="64"/>
     <w:pPr>
       <w:pBdr/>
@@ -44717,9 +44717,9 @@
       </w:tcPr>
     </w:tblStylePr>
   </w:style>
-  <w:style w:type="table" w:styleId="968">
+  <w:style w:type="table" w:styleId="978">
     <w:name w:val="Medium Shading 2 Accent 5"/>
-    <w:basedOn w:val="884"/>
+    <w:basedOn w:val="894"/>
     <w:uiPriority w:val="64"/>
     <w:pPr>
       <w:pBdr/>
@@ -44972,9 +44972,9 @@
       </w:tcPr>
     </w:tblStylePr>
   </w:style>
-  <w:style w:type="table" w:styleId="969">
+  <w:style w:type="table" w:styleId="979">
     <w:name w:val="Medium Shading 2 Accent 6"/>
-    <w:basedOn w:val="884"/>
+    <w:basedOn w:val="894"/>
     <w:uiPriority w:val="64"/>
     <w:pPr>
       <w:pBdr/>
@@ -45227,9 +45227,9 @@
       </w:tcPr>
     </w:tblStylePr>
   </w:style>
-  <w:style w:type="table" w:styleId="970">
+  <w:style w:type="table" w:styleId="980">
     <w:name w:val="Medium List 1"/>
-    <w:basedOn w:val="884"/>
+    <w:basedOn w:val="894"/>
     <w:uiPriority w:val="65"/>
     <w:pPr>
       <w:pBdr/>
@@ -45454,9 +45454,9 @@
       </w:tcPr>
     </w:tblStylePr>
   </w:style>
-  <w:style w:type="table" w:styleId="971">
+  <w:style w:type="table" w:styleId="981">
     <w:name w:val="Medium List 1 Accent 1"/>
-    <w:basedOn w:val="884"/>
+    <w:basedOn w:val="894"/>
     <w:uiPriority w:val="65"/>
     <w:pPr>
       <w:pBdr/>
@@ -45681,9 +45681,9 @@
       </w:tcPr>
     </w:tblStylePr>
   </w:style>
-  <w:style w:type="table" w:styleId="972">
+  <w:style w:type="table" w:styleId="982">
     <w:name w:val="Medium List 1 Accent 2"/>
-    <w:basedOn w:val="884"/>
+    <w:basedOn w:val="894"/>
     <w:uiPriority w:val="65"/>
     <w:pPr>
       <w:pBdr/>
@@ -45908,9 +45908,9 @@
       </w:tcPr>
     </w:tblStylePr>
   </w:style>
-  <w:style w:type="table" w:styleId="973">
+  <w:style w:type="table" w:styleId="983">
     <w:name w:val="Medium List 1 Accent 3"/>
-    <w:basedOn w:val="884"/>
+    <w:basedOn w:val="894"/>
     <w:uiPriority w:val="65"/>
     <w:pPr>
       <w:pBdr/>
@@ -46135,9 +46135,9 @@
       </w:tcPr>
     </w:tblStylePr>
   </w:style>
-  <w:style w:type="table" w:styleId="974">
+  <w:style w:type="table" w:styleId="984">
     <w:name w:val="Medium List 1 Accent 4"/>
-    <w:basedOn w:val="884"/>
+    <w:basedOn w:val="894"/>
     <w:uiPriority w:val="65"/>
     <w:pPr>
       <w:pBdr/>
@@ -46362,9 +46362,9 @@
       </w:tcPr>
     </w:tblStylePr>
   </w:style>
-  <w:style w:type="table" w:styleId="975">
+  <w:style w:type="table" w:styleId="985">
     <w:name w:val="Medium List 1 Accent 5"/>
-    <w:basedOn w:val="884"/>
+    <w:basedOn w:val="894"/>
     <w:uiPriority w:val="65"/>
     <w:pPr>
       <w:pBdr/>
@@ -46589,9 +46589,9 @@
       </w:tcPr>
     </w:tblStylePr>
   </w:style>
-  <w:style w:type="table" w:styleId="976">
+  <w:style w:type="table" w:styleId="986">
     <w:name w:val="Medium List 1 Accent 6"/>
-    <w:basedOn w:val="884"/>
+    <w:basedOn w:val="894"/>
     <w:uiPriority w:val="65"/>
     <w:pPr>
       <w:pBdr/>
@@ -46816,9 +46816,9 @@
       </w:tcPr>
     </w:tblStylePr>
   </w:style>
-  <w:style w:type="table" w:styleId="977">
+  <w:style w:type="table" w:styleId="987">
     <w:name w:val="Medium List 2"/>
-    <w:basedOn w:val="884"/>
+    <w:basedOn w:val="894"/>
     <w:uiPriority w:val="66"/>
     <w:pPr>
       <w:pBdr/>
@@ -47058,9 +47058,9 @@
       </w:tcPr>
     </w:tblStylePr>
   </w:style>
-  <w:style w:type="table" w:styleId="978">
+  <w:style w:type="table" w:styleId="988">
     <w:name w:val="Medium List 2 Accent 1"/>
-    <w:basedOn w:val="884"/>
+    <w:basedOn w:val="894"/>
     <w:uiPriority w:val="66"/>
     <w:pPr>
       <w:pBdr/>
@@ -47300,9 +47300,9 @@
       </w:tcPr>
     </w:tblStylePr>
   </w:style>
-  <w:style w:type="table" w:styleId="979">
+  <w:style w:type="table" w:styleId="989">
     <w:name w:val="Medium List 2 Accent 2"/>
-    <w:basedOn w:val="884"/>
+    <w:basedOn w:val="894"/>
     <w:uiPriority w:val="66"/>
     <w:pPr>
       <w:pBdr/>
@@ -47542,9 +47542,9 @@
       </w:tcPr>
     </w:tblStylePr>
   </w:style>
-  <w:style w:type="table" w:styleId="980">
+  <w:style w:type="table" w:styleId="990">
     <w:name w:val="Medium List 2 Accent 3"/>
-    <w:basedOn w:val="884"/>
+    <w:basedOn w:val="894"/>
     <w:uiPriority w:val="66"/>
     <w:pPr>
       <w:pBdr/>
@@ -47784,9 +47784,9 @@
       </w:tcPr>
     </w:tblStylePr>
   </w:style>
-  <w:style w:type="table" w:styleId="981">
+  <w:style w:type="table" w:styleId="991">
     <w:name w:val="Medium List 2 Accent 4"/>
-    <w:basedOn w:val="884"/>
+    <w:basedOn w:val="894"/>
     <w:uiPriority w:val="66"/>
     <w:pPr>
       <w:pBdr/>
@@ -48026,9 +48026,9 @@
       </w:tcPr>
     </w:tblStylePr>
   </w:style>
-  <w:style w:type="table" w:styleId="982">
+  <w:style w:type="table" w:styleId="992">
     <w:name w:val="Medium List 2 Accent 5"/>
-    <w:basedOn w:val="884"/>
+    <w:basedOn w:val="894"/>
     <w:uiPriority w:val="66"/>
     <w:pPr>
       <w:pBdr/>
@@ -48268,9 +48268,9 @@
       </w:tcPr>
     </w:tblStylePr>
   </w:style>
-  <w:style w:type="table" w:styleId="983">
+  <w:style w:type="table" w:styleId="993">
     <w:name w:val="Medium List 2 Accent 6"/>
-    <w:basedOn w:val="884"/>
+    <w:basedOn w:val="894"/>
     <w:uiPriority w:val="66"/>
     <w:pPr>
       <w:pBdr/>
@@ -48510,9 +48510,9 @@
       </w:tcPr>
     </w:tblStylePr>
   </w:style>
-  <w:style w:type="table" w:styleId="984">
+  <w:style w:type="table" w:styleId="994">
     <w:name w:val="Medium Grid 1"/>
-    <w:basedOn w:val="884"/>
+    <w:basedOn w:val="894"/>
     <w:uiPriority w:val="67"/>
     <w:pPr>
       <w:pBdr/>
@@ -48732,9 +48732,9 @@
       </w:tcPr>
     </w:tblStylePr>
   </w:style>
-  <w:style w:type="table" w:styleId="985">
+  <w:style w:type="table" w:styleId="995">
     <w:name w:val="Medium Grid 1 Accent 1"/>
-    <w:basedOn w:val="884"/>
+    <w:basedOn w:val="894"/>
     <w:uiPriority w:val="67"/>
     <w:pPr>
       <w:pBdr/>
@@ -48954,9 +48954,9 @@
       </w:tcPr>
     </w:tblStylePr>
   </w:style>
-  <w:style w:type="table" w:styleId="986">
+  <w:style w:type="table" w:styleId="996">
     <w:name w:val="Medium Grid 1 Accent 2"/>
-    <w:basedOn w:val="884"/>
+    <w:basedOn w:val="894"/>
     <w:uiPriority w:val="67"/>
     <w:pPr>
       <w:pBdr/>
@@ -49176,9 +49176,9 @@
       </w:tcPr>
     </w:tblStylePr>
   </w:style>
-  <w:style w:type="table" w:styleId="987">
+  <w:style w:type="table" w:styleId="997">
     <w:name w:val="Medium Grid 1 Accent 3"/>
-    <w:basedOn w:val="884"/>
+    <w:basedOn w:val="894"/>
     <w:uiPriority w:val="67"/>
     <w:pPr>
       <w:pBdr/>
@@ -49398,9 +49398,9 @@
       </w:tcPr>
     </w:tblStylePr>
   </w:style>
-  <w:style w:type="table" w:styleId="988">
+  <w:style w:type="table" w:styleId="998">
     <w:name w:val="Medium Grid 1 Accent 4"/>
-    <w:basedOn w:val="884"/>
+    <w:basedOn w:val="894"/>
     <w:uiPriority w:val="67"/>
     <w:pPr>
       <w:pBdr/>
@@ -49620,9 +49620,9 @@
       </w:tcPr>
     </w:tblStylePr>
   </w:style>
-  <w:style w:type="table" w:styleId="989">
+  <w:style w:type="table" w:styleId="999">
     <w:name w:val="Medium Grid 1 Accent 5"/>
-    <w:basedOn w:val="884"/>
+    <w:basedOn w:val="894"/>
     <w:uiPriority w:val="67"/>
     <w:pPr>
       <w:pBdr/>
@@ -49842,9 +49842,9 @@
       </w:tcPr>
     </w:tblStylePr>
   </w:style>
-  <w:style w:type="table" w:styleId="990">
+  <w:style w:type="table" w:styleId="1000">
     <w:name w:val="Medium Grid 1 Accent 6"/>
-    <w:basedOn w:val="884"/>
+    <w:basedOn w:val="894"/>
     <w:uiPriority w:val="67"/>
     <w:pPr>
       <w:pBdr/>
@@ -50064,9 +50064,9 @@
       </w:tcPr>
     </w:tblStylePr>
   </w:style>
-  <w:style w:type="table" w:styleId="991">
+  <w:style w:type="table" w:styleId="1001">
     <w:name w:val="Medium Grid 2"/>
-    <w:basedOn w:val="884"/>
+    <w:basedOn w:val="894"/>
     <w:uiPriority w:val="68"/>
     <w:pPr>
       <w:pBdr/>
@@ -50312,9 +50312,9 @@
       </w:tcPr>
     </w:tblStylePr>
   </w:style>
-  <w:style w:type="table" w:styleId="992">
+  <w:style w:type="table" w:styleId="1002">
     <w:name w:val="Medium Grid 2 Accent 1"/>
-    <w:basedOn w:val="884"/>
+    <w:basedOn w:val="894"/>
     <w:uiPriority w:val="68"/>
     <w:pPr>
       <w:pBdr/>
@@ -50560,9 +50560,9 @@
       </w:tcPr>
     </w:tblStylePr>
   </w:style>
-  <w:style w:type="table" w:styleId="993">
+  <w:style w:type="table" w:styleId="1003">
     <w:name w:val="Medium Grid 2 Accent 2"/>
-    <w:basedOn w:val="884"/>
+    <w:basedOn w:val="894"/>
     <w:uiPriority w:val="68"/>
     <w:pPr>
       <w:pBdr/>
@@ -50808,9 +50808,9 @@
       </w:tcPr>
     </w:tblStylePr>
   </w:style>
-  <w:style w:type="table" w:styleId="994">
+  <w:style w:type="table" w:styleId="1004">
     <w:name w:val="Medium Grid 2 Accent 3"/>
-    <w:basedOn w:val="884"/>
+    <w:basedOn w:val="894"/>
     <w:uiPriority w:val="68"/>
     <w:pPr>
       <w:pBdr/>
@@ -51056,9 +51056,9 @@
       </w:tcPr>
     </w:tblStylePr>
   </w:style>
-  <w:style w:type="table" w:styleId="995">
+  <w:style w:type="table" w:styleId="1005">
     <w:name w:val="Medium Grid 2 Accent 4"/>
-    <w:basedOn w:val="884"/>
+    <w:basedOn w:val="894"/>
     <w:uiPriority w:val="68"/>
     <w:pPr>
       <w:pBdr/>
@@ -51304,9 +51304,9 @@
       </w:tcPr>
     </w:tblStylePr>
   </w:style>
-  <w:style w:type="table" w:styleId="996">
+  <w:style w:type="table" w:styleId="1006">
     <w:name w:val="Medium Grid 2 Accent 5"/>
-    <w:basedOn w:val="884"/>
+    <w:basedOn w:val="894"/>
     <w:uiPriority w:val="68"/>
     <w:pPr>
       <w:pBdr/>
@@ -51552,9 +51552,9 @@
       </w:tcPr>
     </w:tblStylePr>
   </w:style>
-  <w:style w:type="table" w:styleId="997">
+  <w:style w:type="table" w:styleId="1007">
     <w:name w:val="Medium Grid 2 Accent 6"/>
-    <w:basedOn w:val="884"/>
+    <w:basedOn w:val="894"/>
     <w:uiPriority w:val="68"/>
     <w:pPr>
       <w:pBdr/>
@@ -51800,9 +51800,9 @@
       </w:tcPr>
     </w:tblStylePr>
   </w:style>
-  <w:style w:type="table" w:styleId="998">
+  <w:style w:type="table" w:styleId="1008">
     <w:name w:val="Medium Grid 3"/>
-    <w:basedOn w:val="884"/>
+    <w:basedOn w:val="894"/>
     <w:uiPriority w:val="69"/>
     <w:pPr>
       <w:pBdr/>
@@ -52064,9 +52064,9 @@
       </w:tcPr>
     </w:tblStylePr>
   </w:style>
-  <w:style w:type="table" w:styleId="999">
+  <w:style w:type="table" w:styleId="1009">
     <w:name w:val="Medium Grid 3 Accent 1"/>
-    <w:basedOn w:val="884"/>
+    <w:basedOn w:val="894"/>
     <w:uiPriority w:val="69"/>
     <w:pPr>
       <w:pBdr/>
@@ -52328,9 +52328,9 @@
       </w:tcPr>
     </w:tblStylePr>
   </w:style>
-  <w:style w:type="table" w:styleId="1000">
+  <w:style w:type="table" w:styleId="1010">
     <w:name w:val="Medium Grid 3 Accent 2"/>
-    <w:basedOn w:val="884"/>
+    <w:basedOn w:val="894"/>
     <w:uiPriority w:val="69"/>
     <w:pPr>
       <w:pBdr/>
@@ -52592,9 +52592,9 @@
       </w:tcPr>
     </w:tblStylePr>
   </w:style>
-  <w:style w:type="table" w:styleId="1001">
+  <w:style w:type="table" w:styleId="1011">
     <w:name w:val="Medium Grid 3 Accent 3"/>
-    <w:basedOn w:val="884"/>
+    <w:basedOn w:val="894"/>
     <w:uiPriority w:val="69"/>
     <w:pPr>
       <w:pBdr/>
@@ -52856,9 +52856,9 @@
       </w:tcPr>
     </w:tblStylePr>
   </w:style>
-  <w:style w:type="table" w:styleId="1002">
+  <w:style w:type="table" w:styleId="1012">
     <w:name w:val="Medium Grid 3 Accent 4"/>
-    <w:basedOn w:val="884"/>
+    <w:basedOn w:val="894"/>
     <w:uiPriority w:val="69"/>
     <w:pPr>
       <w:pBdr/>
@@ -53120,9 +53120,9 @@
       </w:tcPr>
     </w:tblStylePr>
   </w:style>
-  <w:style w:type="table" w:styleId="1003">
+  <w:style w:type="table" w:styleId="1013">
     <w:name w:val="Medium Grid 3 Accent 5"/>
-    <w:basedOn w:val="884"/>
+    <w:basedOn w:val="894"/>
     <w:uiPriority w:val="69"/>
     <w:pPr>
       <w:pBdr/>
@@ -53384,9 +53384,9 @@
       </w:tcPr>
     </w:tblStylePr>
   </w:style>
-  <w:style w:type="table" w:styleId="1004">
+  <w:style w:type="table" w:styleId="1014">
     <w:name w:val="Medium Grid 3 Accent 6"/>
-    <w:basedOn w:val="884"/>
+    <w:basedOn w:val="894"/>
     <w:uiPriority w:val="69"/>
     <w:pPr>
       <w:pBdr/>
@@ -53648,9 +53648,9 @@
       </w:tcPr>
     </w:tblStylePr>
   </w:style>
-  <w:style w:type="table" w:styleId="1005">
+  <w:style w:type="table" w:styleId="1015">
     <w:name w:val="Dark List"/>
-    <w:basedOn w:val="884"/>
+    <w:basedOn w:val="894"/>
     <w:uiPriority w:val="70"/>
     <w:pPr>
       <w:pBdr/>
@@ -53886,9 +53886,9 @@
       </w:tcPr>
     </w:tblStylePr>
   </w:style>
-  <w:style w:type="table" w:styleId="1006">
+  <w:style w:type="table" w:styleId="1016">
     <w:name w:val="Dark List Accent 1"/>
-    <w:basedOn w:val="884"/>
+    <w:basedOn w:val="894"/>
     <w:uiPriority w:val="70"/>
     <w:pPr>
       <w:pBdr/>
@@ -54124,9 +54124,9 @@
       </w:tcPr>
     </w:tblStylePr>
   </w:style>
-  <w:style w:type="table" w:styleId="1007">
+  <w:style w:type="table" w:styleId="1017">
     <w:name w:val="Dark List Accent 2"/>
-    <w:basedOn w:val="884"/>
+    <w:basedOn w:val="894"/>
     <w:uiPriority w:val="70"/>
     <w:pPr>
       <w:pBdr/>
@@ -54362,9 +54362,9 @@
       </w:tcPr>
     </w:tblStylePr>
   </w:style>
-  <w:style w:type="table" w:styleId="1008">
+  <w:style w:type="table" w:styleId="1018">
     <w:name w:val="Dark List Accent 3"/>
-    <w:basedOn w:val="884"/>
+    <w:basedOn w:val="894"/>
     <w:uiPriority w:val="70"/>
     <w:pPr>
       <w:pBdr/>
@@ -54600,9 +54600,9 @@
       </w:tcPr>
     </w:tblStylePr>
   </w:style>
-  <w:style w:type="table" w:styleId="1009">
+  <w:style w:type="table" w:styleId="1019">
     <w:name w:val="Dark List Accent 4"/>
-    <w:basedOn w:val="884"/>
+    <w:basedOn w:val="894"/>
     <w:uiPriority w:val="70"/>
     <w:pPr>
       <w:pBdr/>
@@ -54838,9 +54838,9 @@
       </w:tcPr>
     </w:tblStylePr>
   </w:style>
-  <w:style w:type="table" w:styleId="1010">
+  <w:style w:type="table" w:styleId="1020">
     <w:name w:val="Dark List Accent 5"/>
-    <w:basedOn w:val="884"/>
+    <w:basedOn w:val="894"/>
     <w:uiPriority w:val="70"/>
     <w:pPr>
       <w:pBdr/>
@@ -55076,9 +55076,9 @@
       </w:tcPr>
     </w:tblStylePr>
   </w:style>
-  <w:style w:type="table" w:styleId="1011">
+  <w:style w:type="table" w:styleId="1021">
     <w:name w:val="Dark List Accent 6"/>
-    <w:basedOn w:val="884"/>
+    <w:basedOn w:val="894"/>
     <w:uiPriority w:val="70"/>
     <w:pPr>
       <w:pBdr/>
@@ -55314,9 +55314,9 @@
       </w:tcPr>
     </w:tblStylePr>
   </w:style>
-  <w:style w:type="table" w:styleId="1012">
+  <w:style w:type="table" w:styleId="1022">
     <w:name w:val="Colorful Shading"/>
-    <w:basedOn w:val="884"/>
+    <w:basedOn w:val="894"/>
     <w:uiPriority w:val="71"/>
     <w:pPr>
       <w:pBdr/>
@@ -55563,9 +55563,9 @@
       </w:tcPr>
     </w:tblStylePr>
   </w:style>
-  <w:style w:type="table" w:styleId="1013">
+  <w:style w:type="table" w:styleId="1023">
     <w:name w:val="Colorful Shading Accent 1"/>
-    <w:basedOn w:val="884"/>
+    <w:basedOn w:val="894"/>
     <w:uiPriority w:val="71"/>
     <w:pPr>
       <w:pBdr/>
@@ -55812,9 +55812,9 @@
       </w:tcPr>
     </w:tblStylePr>
   </w:style>
-  <w:style w:type="table" w:styleId="1014">
+  <w:style w:type="table" w:styleId="1024">
     <w:name w:val="Colorful Shading Accent 2"/>
-    <w:basedOn w:val="884"/>
+    <w:basedOn w:val="894"/>
     <w:uiPriority w:val="71"/>
     <w:pPr>
       <w:pBdr/>
@@ -56061,9 +56061,9 @@
       </w:tcPr>
     </w:tblStylePr>
   </w:style>
-  <w:style w:type="table" w:styleId="1015">
+  <w:style w:type="table" w:styleId="1025">
     <w:name w:val="Colorful Shading Accent 3"/>
-    <w:basedOn w:val="884"/>
+    <w:basedOn w:val="894"/>
     <w:uiPriority w:val="71"/>
     <w:pPr>
       <w:pBdr/>
@@ -56304,9 +56304,9 @@
       </w:tcPr>
     </w:tblStylePr>
   </w:style>
-  <w:style w:type="table" w:styleId="1016">
+  <w:style w:type="table" w:styleId="1026">
     <w:name w:val="Colorful Shading Accent 4"/>
-    <w:basedOn w:val="884"/>
+    <w:basedOn w:val="894"/>
     <w:uiPriority w:val="71"/>
     <w:pPr>
       <w:pBdr/>
@@ -56553,9 +56553,9 @@
       </w:tcPr>
     </w:tblStylePr>
   </w:style>
-  <w:style w:type="table" w:styleId="1017">
+  <w:style w:type="table" w:styleId="1027">
     <w:name w:val="Colorful Shading Accent 5"/>
-    <w:basedOn w:val="884"/>
+    <w:basedOn w:val="894"/>
     <w:uiPriority w:val="71"/>
     <w:pPr>
       <w:pBdr/>
@@ -56802,9 +56802,9 @@
       </w:tcPr>
     </w:tblStylePr>
   </w:style>
-  <w:style w:type="table" w:styleId="1018">
+  <w:style w:type="table" w:styleId="1028">
     <w:name w:val="Colorful Shading Accent 6"/>
-    <w:basedOn w:val="884"/>
+    <w:basedOn w:val="894"/>
     <w:uiPriority w:val="71"/>
     <w:pPr>
       <w:pBdr/>
@@ -57051,9 +57051,9 @@
       </w:tcPr>
     </w:tblStylePr>
   </w:style>
-  <w:style w:type="table" w:styleId="1019">
+  <w:style w:type="table" w:styleId="1029">
     <w:name w:val="Colorful List"/>
-    <w:basedOn w:val="884"/>
+    <w:basedOn w:val="894"/>
     <w:uiPriority w:val="72"/>
     <w:pPr>
       <w:pBdr/>
@@ -57280,9 +57280,9 @@
       </w:tcPr>
     </w:tblStylePr>
   </w:style>
-  <w:style w:type="table" w:styleId="1020">
+  <w:style w:type="table" w:styleId="1030">
     <w:name w:val="Colorful List Accent 1"/>
-    <w:basedOn w:val="884"/>
+    <w:basedOn w:val="894"/>
     <w:uiPriority w:val="72"/>
     <w:pPr>
       <w:pBdr/>
@@ -57509,9 +57509,9 @@
       </w:tcPr>
     </w:tblStylePr>
   </w:style>
-  <w:style w:type="table" w:styleId="1021">
+  <w:style w:type="table" w:styleId="1031">
     <w:name w:val="Colorful List Accent 2"/>
-    <w:basedOn w:val="884"/>
+    <w:basedOn w:val="894"/>
     <w:uiPriority w:val="72"/>
     <w:pPr>
       <w:pBdr/>
@@ -57738,9 +57738,9 @@
       </w:tcPr>
     </w:tblStylePr>
   </w:style>
-  <w:style w:type="table" w:styleId="1022">
+  <w:style w:type="table" w:styleId="1032">
     <w:name w:val="Colorful List Accent 3"/>
-    <w:basedOn w:val="884"/>
+    <w:basedOn w:val="894"/>
     <w:uiPriority w:val="72"/>
     <w:pPr>
       <w:pBdr/>
@@ -57967,9 +57967,9 @@
       </w:tcPr>
     </w:tblStylePr>
   </w:style>
-  <w:style w:type="table" w:styleId="1023">
+  <w:style w:type="table" w:styleId="1033">
     <w:name w:val="Colorful List Accent 4"/>
-    <w:basedOn w:val="884"/>
+    <w:basedOn w:val="894"/>
     <w:uiPriority w:val="72"/>
     <w:pPr>
       <w:pBdr/>
@@ -58196,9 +58196,9 @@
       </w:tcPr>
     </w:tblStylePr>
   </w:style>
-  <w:style w:type="table" w:styleId="1024">
+  <w:style w:type="table" w:styleId="1034">
     <w:name w:val="Colorful List Accent 5"/>
-    <w:basedOn w:val="884"/>
+    <w:basedOn w:val="894"/>
     <w:uiPriority w:val="72"/>
     <w:pPr>
       <w:pBdr/>
@@ -58425,9 +58425,9 @@
       </w:tcPr>
     </w:tblStylePr>
   </w:style>
-  <w:style w:type="table" w:styleId="1025">
+  <w:style w:type="table" w:styleId="1035">
     <w:name w:val="Colorful List Accent 6"/>
-    <w:basedOn w:val="884"/>
+    <w:basedOn w:val="894"/>
     <w:uiPriority w:val="72"/>
     <w:pPr>
       <w:pBdr/>
@@ -58654,9 +58654,9 @@
       </w:tcPr>
     </w:tblStylePr>
   </w:style>
-  <w:style w:type="table" w:styleId="1026">
+  <w:style w:type="table" w:styleId="1036">
     <w:name w:val="Colorful Grid"/>
-    <w:basedOn w:val="884"/>
+    <w:basedOn w:val="894"/>
     <w:uiPriority w:val="73"/>
     <w:pPr>
       <w:pBdr/>
@@ -58875,9 +58875,9 @@
       </w:tcPr>
     </w:tblStylePr>
   </w:style>
-  <w:style w:type="table" w:styleId="1027">
+  <w:style w:type="table" w:styleId="1037">
     <w:name w:val="Colorful Grid Accent 1"/>
-    <w:basedOn w:val="884"/>
+    <w:basedOn w:val="894"/>
     <w:uiPriority w:val="73"/>
     <w:pPr>
       <w:pBdr/>
@@ -59096,9 +59096,9 @@
       </w:tcPr>
     </w:tblStylePr>
   </w:style>
-  <w:style w:type="table" w:styleId="1028">
+  <w:style w:type="table" w:styleId="1038">
     <w:name w:val="Colorful Grid Accent 2"/>
-    <w:basedOn w:val="884"/>
+    <w:basedOn w:val="894"/>
     <w:uiPriority w:val="73"/>
     <w:pPr>
       <w:pBdr/>
@@ -59317,9 +59317,9 @@
       </w:tcPr>
     </w:tblStylePr>
   </w:style>
-  <w:style w:type="table" w:styleId="1029">
+  <w:style w:type="table" w:styleId="1039">
     <w:name w:val="Colorful Grid Accent 3"/>
-    <w:basedOn w:val="884"/>
+    <w:basedOn w:val="894"/>
     <w:uiPriority w:val="73"/>
     <w:pPr>
       <w:pBdr/>
@@ -59538,9 +59538,9 @@
       </w:tcPr>
     </w:tblStylePr>
   </w:style>
-  <w:style w:type="table" w:styleId="1030">
+  <w:style w:type="table" w:styleId="1040">
     <w:name w:val="Colorful Grid Accent 4"/>
-    <w:basedOn w:val="884"/>
+    <w:basedOn w:val="894"/>
     <w:uiPriority w:val="73"/>
     <w:pPr>
       <w:pBdr/>
@@ -59759,9 +59759,9 @@
       </w:tcPr>
     </w:tblStylePr>
   </w:style>
-  <w:style w:type="table" w:styleId="1031">
+  <w:style w:type="table" w:styleId="1041">
     <w:name w:val="Colorful Grid Accent 5"/>
-    <w:basedOn w:val="884"/>
+    <w:basedOn w:val="894"/>
     <w:uiPriority w:val="73"/>
     <w:pPr>
       <w:pBdr/>
@@ -59980,9 +59980,9 @@
       </w:tcPr>
     </w:tblStylePr>
   </w:style>
-  <w:style w:type="table" w:styleId="1032">
+  <w:style w:type="table" w:styleId="1042">
     <w:name w:val="Colorful Grid Accent 6"/>
-    <w:basedOn w:val="884"/>
+    <w:basedOn w:val="894"/>
     <w:uiPriority w:val="73"/>
     <w:pPr>
       <w:pBdr/>
